--- a/00-首页/题组Word/初赛模拟卷/初赛模拟卷V（非有机·答案版）.docx
+++ b/00-首页/题组Word/初赛模拟卷/初赛模拟卷V（非有机·答案版）.docx
@@ -55,6 +55,7 @@
     <w:p>
       <w:pPr>
         <w:pStyle w:val="BlockText"/>
+        <w:ind w:firstLine="420"/>
       </w:pPr>
       <w:r>
         <w:rPr>
@@ -761,6 +762,7 @@
     <w:p>
       <w:pPr>
         <w:pStyle w:val="BlockText"/>
+        <w:ind w:firstLine="420"/>
       </w:pPr>
       <w:r>
         <w:rPr>
@@ -868,6 +870,7 @@
     <w:p>
       <w:pPr>
         <w:pStyle w:val="FirstParagraph"/>
+        <w:ind w:firstLine="420"/>
       </w:pPr>
       <w:r>
         <w:rPr>
@@ -1280,6 +1283,7 @@
     <w:p>
       <w:pPr>
         <w:pStyle w:val="BodyText"/>
+        <w:ind w:firstLine="420"/>
       </w:pPr>
       <w:r>
         <w:rPr>
@@ -1315,6 +1319,7 @@
     <w:p>
       <w:pPr>
         <w:pStyle w:val="BodyText"/>
+        <w:ind w:firstLine="420"/>
       </w:pPr>
       <w:r>
         <w:rPr>
@@ -1410,6 +1415,7 @@
     <w:p>
       <w:pPr>
         <w:pStyle w:val="BodyText"/>
+        <w:ind w:firstLine="420"/>
       </w:pPr>
       <w:r>
         <w:rPr>
@@ -1506,6 +1512,7 @@
     <w:p>
       <w:pPr>
         <w:pStyle w:val="FirstParagraph"/>
+        <w:ind w:firstLine="420"/>
       </w:pPr>
       <w:r>
         <w:rPr>
@@ -2010,6 +2017,7 @@
     <w:p>
       <w:pPr>
         <w:pStyle w:val="FirstParagraph"/>
+        <w:ind w:firstLine="420"/>
       </w:pPr>
       <w:r>
         <w:rPr>
@@ -2125,6 +2133,7 @@
     <w:p>
       <w:pPr>
         <w:pStyle w:val="BodyText"/>
+        <w:ind w:firstLine="420"/>
       </w:pPr>
       <w:r>
         <w:rPr>
@@ -2148,6 +2157,7 @@
     <w:p>
       <w:pPr>
         <w:pStyle w:val="BodyText"/>
+        <w:ind w:firstLine="420"/>
       </w:pPr>
       <w:r>
         <w:rPr>
@@ -2467,6 +2477,7 @@
     <w:p>
       <w:pPr>
         <w:pStyle w:val="FirstParagraph"/>
+        <w:ind w:firstLine="420"/>
       </w:pPr>
       <w:r>
         <w:rPr>
@@ -2782,6 +2793,7 @@
     <w:p>
       <w:pPr>
         <w:pStyle w:val="FirstParagraph"/>
+        <w:ind w:firstLine="420"/>
       </w:pPr>
       <w:r>
         <w:rPr>
@@ -2841,6 +2853,7 @@
     <w:p>
       <w:pPr>
         <w:pStyle w:val="BodyText"/>
+        <w:ind w:firstLine="420"/>
       </w:pPr>
       <w:r>
         <w:rPr>
@@ -2864,6 +2877,7 @@
     <w:p>
       <w:pPr>
         <w:pStyle w:val="BodyText"/>
+        <w:ind w:firstLine="420"/>
       </w:pPr>
       <w:r>
         <w:rPr>
@@ -3074,6 +3088,7 @@
     <w:p>
       <w:pPr>
         <w:pStyle w:val="BodyText"/>
+        <w:ind w:firstLine="420"/>
       </w:pPr>
       <w:r>
         <w:rPr>
@@ -3390,6 +3405,7 @@
     <w:p>
       <w:pPr>
         <w:pStyle w:val="BlockText"/>
+        <w:ind w:firstLine="420"/>
       </w:pPr>
       <w:r>
         <w:rPr>
@@ -3485,6 +3501,7 @@
     <w:p>
       <w:pPr>
         <w:pStyle w:val="FirstParagraph"/>
+        <w:ind w:firstLine="420"/>
       </w:pPr>
       <w:r>
         <w:rPr>
@@ -3694,6 +3711,7 @@
     <w:p>
       <w:pPr>
         <w:pStyle w:val="BodyText"/>
+        <w:ind w:firstLine="420"/>
       </w:pPr>
       <w:r>
         <w:rPr>
@@ -4178,6 +4196,7 @@
     <w:p>
       <w:pPr>
         <w:pStyle w:val="FirstParagraph"/>
+        <w:ind w:firstLine="420"/>
       </w:pPr>
       <w:r>
         <w:rPr>
@@ -4782,6 +4801,7 @@
     <w:p>
       <w:pPr>
         <w:pStyle w:val="BodyText"/>
+        <w:ind w:firstLine="420"/>
       </w:pPr>
       <w:r>
         <w:rPr>
@@ -5109,6 +5129,7 @@
     <w:p>
       <w:pPr>
         <w:pStyle w:val="FirstParagraph"/>
+        <w:ind w:firstLine="420"/>
       </w:pPr>
       <w:r>
         <w:rPr>
@@ -5684,6 +5705,7 @@
     <w:p>
       <w:pPr>
         <w:pStyle w:val="BodyText"/>
+        <w:ind w:firstLine="420"/>
       </w:pPr>
       <w:r>
         <w:rPr>
@@ -6146,6 +6168,7 @@
     <w:p>
       <w:pPr>
         <w:pStyle w:val="FirstParagraph"/>
+        <w:ind w:firstLine="420"/>
       </w:pPr>
       <w:r>
         <w:rPr>
@@ -6305,6 +6328,7 @@
     <w:p>
       <w:pPr>
         <w:pStyle w:val="BodyText"/>
+        <w:ind w:firstLine="420"/>
       </w:pPr>
       <w:r>
         <w:rPr>
@@ -6750,6 +6774,7 @@
     <w:p>
       <w:pPr>
         <w:pStyle w:val="BodyText"/>
+        <w:ind w:firstLine="420"/>
       </w:pPr>
       <w:r>
         <w:rPr>
@@ -6816,6 +6841,7 @@
     <w:p>
       <w:pPr>
         <w:pStyle w:val="BodyText"/>
+        <w:ind w:firstLine="420"/>
       </w:pPr>
       <w:r>
         <w:rPr>
@@ -7373,6 +7399,7 @@
     <w:p>
       <w:pPr>
         <w:pStyle w:val="FirstParagraph"/>
+        <w:ind w:firstLine="420"/>
       </w:pPr>
       <w:r>
         <w:rPr>
@@ -7464,6 +7491,7 @@
     <w:p>
       <w:pPr>
         <w:pStyle w:val="BodyText"/>
+        <w:ind w:firstLine="420"/>
       </w:pPr>
       <w:r>
         <w:rPr>
@@ -7881,6 +7909,7 @@
     <w:p>
       <w:pPr>
         <w:pStyle w:val="BodyText"/>
+        <w:ind w:firstLine="420"/>
       </w:pPr>
       <w:r>
         <w:rPr>
@@ -8030,6 +8059,7 @@
     <w:p>
       <w:pPr>
         <w:pStyle w:val="BlockText"/>
+        <w:ind w:firstLine="420"/>
       </w:pPr>
       <w:r>
         <w:rPr>
@@ -8325,6 +8355,7 @@
     <w:p>
       <w:pPr>
         <w:pStyle w:val="BlockText"/>
+        <w:ind w:firstLine="420"/>
       </w:pPr>
       <w:r>
         <w:rPr>
@@ -8420,6 +8451,7 @@
     <w:p>
       <w:pPr>
         <w:pStyle w:val="FirstParagraph"/>
+        <w:ind w:firstLine="420"/>
       </w:pPr>
       <w:r>
         <w:rPr>
@@ -8623,6 +8655,7 @@
     <w:p>
       <w:pPr>
         <w:pStyle w:val="BodyText"/>
+        <w:ind w:firstLine="420"/>
       </w:pPr>
       <w:r>
         <w:rPr>
@@ -8702,6 +8735,7 @@
     <w:p>
       <w:pPr>
         <w:pStyle w:val="BodyText"/>
+        <w:ind w:firstLine="420"/>
       </w:pPr>
       <w:r>
         <w:rPr>
@@ -8757,6 +8791,7 @@
     <w:p>
       <w:pPr>
         <w:pStyle w:val="BodyText"/>
+        <w:ind w:firstLine="420"/>
       </w:pPr>
       <w:r>
         <w:rPr>
@@ -8838,6 +8873,7 @@
     <w:p>
       <w:pPr>
         <w:pStyle w:val="BlockText"/>
+        <w:ind w:firstLine="420"/>
       </w:pPr>
       <w:r>
         <w:rPr>
@@ -8894,6 +8930,7 @@
       <w:pPr>
         <w:pStyle w:val="FirstParagraph"/>
         <w:spacing w:after="80"/>
+        <w:ind w:firstLine="420"/>
       </w:pPr>
       <w:r>
         <w:rPr>
@@ -8970,6 +9007,15 @@
         <w:tblW w:type="pct" w:w="5000"/>
         <w:tblLayout w:type="fixed"/>
         <w:tblLook w:firstRow="1" w:lastRow="0" w:firstColumn="0" w:lastColumn="0" w:noHBand="0" w:noVBand="0" w:val="0020"/>
+        <w:jc w:val="center"/>
+        <w:tblBorders>
+          <w:top w:val="single" w:sz="12" w:space="0" w:color="333333"/>
+          <w:bottom w:val="single" w:sz="12" w:space="0" w:color="333333"/>
+          <w:left w:val="none"/>
+          <w:right w:val="none"/>
+          <w:insideH w:val="none"/>
+          <w:insideV w:val="none"/>
+        </w:tblBorders>
       </w:tblPr>
       <w:tblGrid>
         <w:gridCol w:w="2640"/>
@@ -8981,7 +9027,11 @@
           <w:tblHeader w:val="on"/>
         </w:trPr>
         <w:tc>
-          <w:tcPr/>
+          <w:tcPr>
+            <w:tcBorders>
+              <w:bottom w:val="single" w:sz="6" w:space="0" w:color="333333"/>
+            </w:tcBorders>
+          </w:tcPr>
           <w:p>
             <w:pPr>
               <w:pStyle w:val="Compact"/>
@@ -8997,7 +9047,11 @@
           </w:p>
         </w:tc>
         <w:tc>
-          <w:tcPr/>
+          <w:tcPr>
+            <w:tcBorders>
+              <w:bottom w:val="single" w:sz="6" w:space="0" w:color="333333"/>
+            </w:tcBorders>
+          </w:tcPr>
           <w:p>
             <w:pPr>
               <w:pStyle w:val="Compact"/>
@@ -9013,7 +9067,11 @@
           </w:p>
         </w:tc>
         <w:tc>
-          <w:tcPr/>
+          <w:tcPr>
+            <w:tcBorders>
+              <w:bottom w:val="single" w:sz="6" w:space="0" w:color="333333"/>
+            </w:tcBorders>
+          </w:tcPr>
           <w:p>
             <w:pPr>
               <w:pStyle w:val="Compact"/>
@@ -9797,6 +9855,7 @@
     <w:p>
       <w:pPr>
         <w:pStyle w:val="BodyText"/>
+        <w:ind w:firstLine="420"/>
       </w:pPr>
       <w:r>
         <w:rPr>
@@ -9866,6 +9925,7 @@
     <w:p>
       <w:pPr>
         <w:pStyle w:val="BodyText"/>
+        <w:ind w:firstLine="420"/>
       </w:pPr>
       <w:r>
         <w:rPr>
@@ -10034,6 +10094,7 @@
     <w:p>
       <w:pPr>
         <w:pStyle w:val="BodyText"/>
+        <w:ind w:firstLine="420"/>
       </w:pPr>
       <w:r>
         <w:rPr>
@@ -10208,6 +10269,7 @@
     <w:p>
       <w:pPr>
         <w:pStyle w:val="BlockText"/>
+        <w:ind w:firstLine="420"/>
       </w:pPr>
       <w:r>
         <w:rPr>
@@ -10303,6 +10365,7 @@
     <w:p>
       <w:pPr>
         <w:pStyle w:val="FirstParagraph"/>
+        <w:ind w:firstLine="420"/>
       </w:pPr>
       <w:r>
         <w:rPr>
@@ -10430,6 +10493,7 @@
     <w:p>
       <w:pPr>
         <w:pStyle w:val="BodyText"/>
+        <w:ind w:firstLine="420"/>
       </w:pPr>
       <w:r>
         <w:rPr>
@@ -10581,6 +10645,7 @@
     <w:p>
       <w:pPr>
         <w:pStyle w:val="BodyText"/>
+        <w:ind w:firstLine="420"/>
       </w:pPr>
       <w:r>
         <w:rPr>
@@ -10686,6 +10751,7 @@
     <w:p>
       <w:pPr>
         <w:pStyle w:val="BodyText"/>
+        <w:ind w:firstLine="420"/>
       </w:pPr>
       <w:r>
         <w:rPr>
@@ -10851,6 +10917,7 @@
     <w:p>
       <w:pPr>
         <w:pStyle w:val="BodyText"/>
+        <w:ind w:firstLine="420"/>
       </w:pPr>
       <w:r>
         <w:rPr>
@@ -11077,6 +11144,7 @@
           <w:ilvl w:val="0"/>
           <w:numId w:val="1001"/>
         </w:numPr>
+        <w:ind w:firstLine="420"/>
       </w:pPr>
       <w:r>
         <w:rPr>
@@ -11444,6 +11512,7 @@
     <w:p>
       <w:pPr>
         <w:pStyle w:val="BlockText"/>
+        <w:ind w:firstLine="420"/>
       </w:pPr>
       <w:r>
         <w:rPr>
@@ -11696,6 +11765,7 @@
     <w:p>
       <w:pPr>
         <w:pStyle w:val="BodyText"/>
+        <w:ind w:firstLine="420"/>
       </w:pPr>
       <w:r>
         <w:rPr>
@@ -12086,6 +12156,7 @@
     <w:p>
       <w:pPr>
         <w:pStyle w:val="FirstParagraph"/>
+        <w:ind w:firstLine="420"/>
       </w:pPr>
       <w:r>
         <w:rPr>
@@ -12182,6 +12253,7 @@
     <w:p>
       <w:pPr>
         <w:pStyle w:val="BlockText"/>
+        <w:ind w:firstLine="420"/>
       </w:pPr>
       <w:r>
         <w:rPr>
@@ -12289,6 +12361,7 @@
     <w:p>
       <w:pPr>
         <w:pStyle w:val="FirstParagraph"/>
+        <w:ind w:firstLine="420"/>
       </w:pPr>
       <w:r>
         <w:rPr>
@@ -12430,6 +12503,7 @@
     <w:p>
       <w:pPr>
         <w:pStyle w:val="BodyText"/>
+        <w:ind w:firstLine="420"/>
       </w:pPr>
       <w:r>
         <w:rPr>
@@ -12521,6 +12595,7 @@
     <w:p>
       <w:pPr>
         <w:pStyle w:val="BodyText"/>
+        <w:ind w:firstLine="420"/>
       </w:pPr>
       <w:r>
         <w:rPr>
@@ -12662,6 +12737,7 @@
     <w:p>
       <w:pPr>
         <w:pStyle w:val="BodyText"/>
+        <w:ind w:firstLine="420"/>
       </w:pPr>
       <w:r>
         <w:rPr>
@@ -12767,6 +12843,7 @@
     <w:p>
       <w:pPr>
         <w:pStyle w:val="BodyText"/>
+        <w:ind w:firstLine="420"/>
       </w:pPr>
       <w:r>
         <w:rPr>
@@ -13052,6 +13129,7 @@
     <w:p>
       <w:pPr>
         <w:pStyle w:val="BodyText"/>
+        <w:ind w:firstLine="420"/>
       </w:pPr>
       <w:r>
         <w:rPr>
@@ -13541,6 +13619,7 @@
     <w:p>
       <w:pPr>
         <w:pStyle w:val="BlockText"/>
+        <w:ind w:firstLine="420"/>
       </w:pPr>
       <w:r>
         <w:rPr>
@@ -14268,6 +14347,7 @@
     <w:p>
       <w:pPr>
         <w:pStyle w:val="BodyText"/>
+        <w:ind w:firstLine="420"/>
       </w:pPr>
       <w:r>
         <w:rPr>
@@ -14449,6 +14529,7 @@
     <w:p>
       <w:pPr>
         <w:pStyle w:val="BodyText"/>
+        <w:ind w:firstLine="420"/>
       </w:pPr>
       <w:r>
         <w:rPr>
@@ -14799,6 +14880,7 @@
     <w:p>
       <w:pPr>
         <w:pStyle w:val="BlockText"/>
+        <w:ind w:firstLine="420"/>
       </w:pPr>
       <w:r>
         <w:rPr>
@@ -14894,6 +14976,7 @@
     <w:p>
       <w:pPr>
         <w:pStyle w:val="FirstParagraph"/>
+        <w:ind w:firstLine="420"/>
       </w:pPr>
       <w:r>
         <w:rPr>
@@ -15231,6 +15314,7 @@
     <w:p>
       <w:pPr>
         <w:pStyle w:val="FirstParagraph"/>
+        <w:ind w:firstLine="420"/>
       </w:pPr>
       <w:r>
         <w:rPr>
@@ -15418,6 +15502,7 @@
     <w:p>
       <w:pPr>
         <w:pStyle w:val="BodyText"/>
+        <w:ind w:firstLine="420"/>
       </w:pPr>
       <w:r>
         <w:rPr>
@@ -15435,6 +15520,7 @@
     <w:p>
       <w:pPr>
         <w:pStyle w:val="BodyText"/>
+        <w:ind w:firstLine="420"/>
       </w:pPr>
       <w:r>
         <w:rPr>
@@ -15574,6 +15660,7 @@
     <w:p>
       <w:pPr>
         <w:pStyle w:val="BodyText"/>
+        <w:ind w:firstLine="420"/>
       </w:pPr>
       <w:r>
         <w:rPr>
@@ -15912,6 +15999,7 @@
     <w:p>
       <w:pPr>
         <w:pStyle w:val="FirstParagraph"/>
+        <w:ind w:firstLine="420"/>
       </w:pPr>
       <w:r>
         <w:rPr>
@@ -16224,6 +16312,7 @@
     <w:p>
       <w:pPr>
         <w:pStyle w:val="FirstParagraph"/>
+        <w:ind w:firstLine="420"/>
       </w:pPr>
       <w:r>
         <w:rPr>
@@ -16710,6 +16799,7 @@
     <w:p>
       <w:pPr>
         <w:pStyle w:val="FirstParagraph"/>
+        <w:ind w:firstLine="420"/>
       </w:pPr>
       <w:r>
         <w:rPr>
@@ -16900,6 +16990,7 @@
     <w:p>
       <w:pPr>
         <w:pStyle w:val="BodyText"/>
+        <w:ind w:firstLine="420"/>
       </w:pPr>
       <w:r>
         <w:rPr>
@@ -17214,6 +17305,7 @@
     <w:p>
       <w:pPr>
         <w:pStyle w:val="FirstParagraph"/>
+        <w:ind w:firstLine="420"/>
       </w:pPr>
       <w:r>
         <w:rPr>
@@ -17332,6 +17424,7 @@
     <w:p>
       <w:pPr>
         <w:pStyle w:val="BlockText"/>
+        <w:ind w:firstLine="420"/>
       </w:pPr>
       <w:r>
         <w:rPr>
@@ -17586,6 +17679,7 @@
     <w:p>
       <w:pPr>
         <w:pStyle w:val="BlockText"/>
+        <w:ind w:firstLine="420"/>
       </w:pPr>
       <w:r>
         <w:rPr>
@@ -17681,6 +17775,7 @@
     <w:p>
       <w:pPr>
         <w:pStyle w:val="FirstParagraph"/>
+        <w:ind w:firstLine="420"/>
       </w:pPr>
       <w:r>
         <w:rPr>
@@ -17830,6 +17925,7 @@
     <w:p>
       <w:pPr>
         <w:pStyle w:val="BodyText"/>
+        <w:ind w:firstLine="420"/>
       </w:pPr>
       <w:r>
         <w:rPr>
@@ -17897,6 +17993,7 @@
     <w:p>
       <w:pPr>
         <w:pStyle w:val="BodyText"/>
+        <w:ind w:firstLine="420"/>
       </w:pPr>
       <w:r>
         <w:rPr>
@@ -18056,6 +18153,7 @@
     <w:p>
       <w:pPr>
         <w:pStyle w:val="BodyText"/>
+        <w:ind w:firstLine="420"/>
       </w:pPr>
       <w:r>
         <w:rPr>
@@ -18175,6 +18273,7 @@
     <w:p>
       <w:pPr>
         <w:pStyle w:val="BodyText"/>
+        <w:ind w:firstLine="420"/>
       </w:pPr>
       <w:r>
         <w:rPr>
@@ -18306,6 +18405,7 @@
     <w:p>
       <w:pPr>
         <w:pStyle w:val="FirstParagraph"/>
+        <w:ind w:firstLine="420"/>
       </w:pPr>
       <w:r>
         <w:rPr>
@@ -18329,6 +18429,7 @@
     <w:p>
       <w:pPr>
         <w:pStyle w:val="BodyText"/>
+        <w:ind w:firstLine="420"/>
       </w:pPr>
       <w:r>
         <w:rPr>
@@ -18374,6 +18475,7 @@
           <w:ilvl w:val="0"/>
           <w:numId w:val="1002"/>
         </w:numPr>
+        <w:ind w:firstLine="420"/>
       </w:pPr>
       <w:r>
         <w:rPr>
@@ -18439,6 +18541,7 @@
           <w:ilvl w:val="0"/>
           <w:numId w:val="1002"/>
         </w:numPr>
+        <w:ind w:firstLine="420"/>
       </w:pPr>
       <w:r>
         <w:rPr>
@@ -18486,6 +18589,7 @@
           <w:ilvl w:val="0"/>
           <w:numId w:val="1002"/>
         </w:numPr>
+        <w:ind w:firstLine="420"/>
       </w:pPr>
       <w:r>
         <w:rPr>
@@ -18542,6 +18646,7 @@
     <w:p>
       <w:pPr>
         <w:pStyle w:val="BodyText"/>
+        <w:ind w:firstLine="420"/>
       </w:pPr>
       <w:r>
         <w:rPr>
@@ -18704,6 +18809,7 @@
     <w:p>
       <w:pPr>
         <w:pStyle w:val="BlockText"/>
+        <w:ind w:firstLine="420"/>
       </w:pPr>
       <w:r>
         <w:rPr>
@@ -18799,6 +18905,7 @@
     <w:p>
       <w:pPr>
         <w:pStyle w:val="FirstParagraph"/>
+        <w:ind w:firstLine="420"/>
       </w:pPr>
       <w:r>
         <w:rPr>
@@ -18994,6 +19101,7 @@
     <w:p>
       <w:pPr>
         <w:pStyle w:val="BodyText"/>
+        <w:ind w:firstLine="420"/>
       </w:pPr>
       <w:r>
         <w:rPr>
@@ -19049,6 +19157,7 @@
     <w:p>
       <w:pPr>
         <w:pStyle w:val="BodyText"/>
+        <w:ind w:firstLine="420"/>
       </w:pPr>
       <w:r>
         <w:rPr>
@@ -19104,6 +19213,7 @@
     <w:p>
       <w:pPr>
         <w:pStyle w:val="BodyText"/>
+        <w:ind w:firstLine="420"/>
       </w:pPr>
       <w:r>
         <w:rPr>
@@ -19185,6 +19295,7 @@
     <w:p>
       <w:pPr>
         <w:pStyle w:val="BodyText"/>
+        <w:ind w:firstLine="420"/>
       </w:pPr>
       <w:r>
         <w:rPr>
@@ -19387,6 +19498,78 @@
           <w:rFonts w:ascii="Times New Roman" w:hAnsi="Times New Roman" w:eastAsia="Times New Roman" w:cs="Times New Roman"/>
         </w:rPr>
         <w:t>。</w:t>
+      </w:r>
+    </w:p>
+    <w:p>
+      <w:pPr>
+        <w:pStyle w:val="BodyText"/>
+        <w:ind w:firstLine="420"/>
+      </w:pPr>
+      <w:r>
+        <w:rPr>
+          <w:rFonts w:hint="eastAsia" w:ascii="Times New Roman" w:hAnsi="Times New Roman" w:eastAsia="Times New Roman" w:cs="Times New Roman"/>
+        </w:rPr>
+        <w:t>（</w:t>
+      </w:r>
+      <w:r>
+        <w:rPr>
+          <w:rFonts w:hint="eastAsia" w:ascii="Times New Roman" w:hAnsi="Times New Roman" w:eastAsia="FangSong" w:cs="Times New Roman"/>
+        </w:rPr>
+        <w:t>复算</w:t>
+      </w:r>
+      <w:r>
+        <w:rPr>
+          <w:rFonts w:hint="eastAsia" w:ascii="Times New Roman" w:hAnsi="Times New Roman" w:eastAsia="Times New Roman" w:cs="Times New Roman"/>
+        </w:rPr>
+        <w:t>：V</w:t>
+      </w:r>
+      <w:r>
+        <w:rPr>
+          <w:rFonts w:ascii="Times New Roman" w:hAnsi="Times New Roman" w:eastAsia="Times New Roman" w:cs="Times New Roman"/>
+        </w:rPr>
+        <w:t xml:space="preserve"> </w:t>
+      </w:r>
+      <w:r>
+        <w:rPr>
+          <w:rFonts w:hint="eastAsia" w:ascii="Times New Roman" w:hAnsi="Times New Roman" w:eastAsia="Times New Roman" w:cs="Times New Roman"/>
+        </w:rPr>
+        <w:t xml:space="preserve">50.94/372.3＝13.68%</w:t>
+      </w:r>
+      <w:r>
+        <w:rPr>
+          <w:rFonts w:ascii="Times New Roman" w:hAnsi="Times New Roman" w:eastAsia="Times New Roman" w:cs="Times New Roman"/>
+        </w:rPr>
+        <w:t xml:space="preserve"> </w:t>
+      </w:r>
+      <w:r>
+        <w:rPr>
+          <w:rFonts w:hint="eastAsia" w:ascii="Times New Roman" w:hAnsi="Times New Roman" w:eastAsia="Times New Roman" w:cs="Times New Roman"/>
+        </w:rPr>
+        <w:t xml:space="preserve">✓；O</w:t>
+      </w:r>
+      <w:r>
+        <w:rPr>
+          <w:rFonts w:ascii="Times New Roman" w:hAnsi="Times New Roman" w:eastAsia="Times New Roman" w:cs="Times New Roman"/>
+        </w:rPr>
+        <w:t xml:space="preserve"> </w:t>
+      </w:r>
+      <w:r>
+        <w:rPr>
+          <w:rFonts w:hint="eastAsia" w:ascii="Times New Roman" w:hAnsi="Times New Roman" w:eastAsia="Times New Roman" w:cs="Times New Roman"/>
+        </w:rPr>
+        <w:t xml:space="preserve">11×16/372.3＝47.27%</w:t>
+      </w:r>
+      <w:r>
+        <w:rPr>
+          <w:rFonts w:ascii="Times New Roman" w:hAnsi="Times New Roman" w:eastAsia="Times New Roman" w:cs="Times New Roman"/>
+        </w:rPr>
+        <w:t xml:space="preserve"> </w:t>
+      </w:r>
+      <w:r>
+        <w:rPr>
+          <w:rFonts w:hint="eastAsia" w:ascii="Times New Roman" w:hAnsi="Times New Roman" w:eastAsia="Times New Roman" w:cs="Times New Roman"/>
+        </w:rPr>
+        <w:t xml:space="preserve">✓。）</w:t>
       </w:r>
     </w:p>
     <w:p>
@@ -19395,69 +19578,11 @@
       </w:pPr>
       <w:r>
         <w:rPr>
-          <w:rFonts w:hint="eastAsia" w:ascii="Times New Roman" w:hAnsi="Times New Roman" w:eastAsia="Times New Roman" w:cs="Times New Roman"/>
-        </w:rPr>
-        <w:t>（</w:t>
-      </w:r>
-      <w:r>
-        <w:rPr>
-          <w:rFonts w:hint="eastAsia" w:ascii="Times New Roman" w:hAnsi="Times New Roman" w:eastAsia="FangSong" w:cs="Times New Roman"/>
-        </w:rPr>
-        <w:t>复算</w:t>
-      </w:r>
-      <w:r>
-        <w:rPr>
-          <w:rFonts w:hint="eastAsia" w:ascii="Times New Roman" w:hAnsi="Times New Roman" w:eastAsia="Times New Roman" w:cs="Times New Roman"/>
-        </w:rPr>
-        <w:t>：V</w:t>
-      </w:r>
-      <w:r>
-        <w:rPr>
-          <w:rFonts w:ascii="Times New Roman" w:hAnsi="Times New Roman" w:eastAsia="Times New Roman" w:cs="Times New Roman"/>
-        </w:rPr>
-        <w:t xml:space="preserve"> </w:t>
-      </w:r>
-      <w:r>
-        <w:rPr>
-          <w:rFonts w:hint="eastAsia" w:ascii="Times New Roman" w:hAnsi="Times New Roman" w:eastAsia="Times New Roman" w:cs="Times New Roman"/>
-        </w:rPr>
-        <w:t xml:space="preserve">50.94/372.3＝13.68%</w:t>
-      </w:r>
-      <w:r>
-        <w:rPr>
-          <w:rFonts w:ascii="Times New Roman" w:hAnsi="Times New Roman" w:eastAsia="Times New Roman" w:cs="Times New Roman"/>
-        </w:rPr>
-        <w:t xml:space="preserve"> </w:t>
-      </w:r>
-      <w:r>
-        <w:rPr>
-          <w:rFonts w:hint="eastAsia" w:ascii="Times New Roman" w:hAnsi="Times New Roman" w:eastAsia="Times New Roman" w:cs="Times New Roman"/>
-        </w:rPr>
-        <w:t xml:space="preserve">✓；O</w:t>
-      </w:r>
-      <w:r>
-        <w:rPr>
-          <w:rFonts w:ascii="Times New Roman" w:hAnsi="Times New Roman" w:eastAsia="Times New Roman" w:cs="Times New Roman"/>
-        </w:rPr>
-        <w:t xml:space="preserve"> </w:t>
-      </w:r>
-      <w:r>
-        <w:rPr>
-          <w:rFonts w:hint="eastAsia" w:ascii="Times New Roman" w:hAnsi="Times New Roman" w:eastAsia="Times New Roman" w:cs="Times New Roman"/>
-        </w:rPr>
-        <w:t xml:space="preserve">11×16/372.3＝47.27%</w:t>
-      </w:r>
-      <w:r>
-        <w:rPr>
-          <w:rFonts w:ascii="Times New Roman" w:hAnsi="Times New Roman" w:eastAsia="Times New Roman" w:cs="Times New Roman"/>
-        </w:rPr>
-        <w:t xml:space="preserve"> </w:t>
-      </w:r>
-      <w:r>
-        <w:rPr>
-          <w:rFonts w:hint="eastAsia" w:ascii="Times New Roman" w:hAnsi="Times New Roman" w:eastAsia="Times New Roman" w:cs="Times New Roman"/>
-        </w:rPr>
-        <w:t xml:space="preserve">✓。）</w:t>
+          <w:rFonts w:ascii="Times New Roman" w:hAnsi="Times New Roman" w:eastAsia="Times New Roman" w:cs="Times New Roman"/>
+          <w:b/>
+          <w:bCs/>
+        </w:rPr>
+        <w:t xml:space="preserve">8-2</w:t>
       </w:r>
     </w:p>
     <w:p>
@@ -19467,104 +19592,92 @@
       <w:r>
         <w:rPr>
           <w:rFonts w:ascii="Times New Roman" w:hAnsi="Times New Roman" w:eastAsia="Times New Roman" w:cs="Times New Roman"/>
-          <w:b/>
-          <w:bCs/>
-        </w:rPr>
-        <w:t xml:space="preserve">8-2</w:t>
+        </w:rPr>
+        <w:t>K</w:t>
+      </w:r>
+      <w:r>
+        <w:rPr>
+          <w:rFonts w:ascii="Times New Roman" w:hAnsi="Times New Roman" w:eastAsia="Times New Roman" w:cs="Times New Roman"/>
+          <w:vertAlign w:val="subscript"/>
+        </w:rPr>
+        <w:t>3</w:t>
+      </w:r>
+      <w:r>
+        <w:rPr>
+          <w:rFonts w:ascii="Times New Roman" w:hAnsi="Times New Roman" w:eastAsia="Times New Roman" w:cs="Times New Roman"/>
+        </w:rPr>
+        <w:t>[VO(O</w:t>
+      </w:r>
+      <w:r>
+        <w:rPr>
+          <w:rFonts w:ascii="Times New Roman" w:hAnsi="Times New Roman" w:eastAsia="Times New Roman" w:cs="Times New Roman"/>
+          <w:vertAlign w:val="subscript"/>
+        </w:rPr>
+        <w:t>2</w:t>
+      </w:r>
+      <w:r>
+        <w:rPr>
+          <w:rFonts w:ascii="Times New Roman" w:hAnsi="Times New Roman" w:eastAsia="Times New Roman" w:cs="Times New Roman"/>
+        </w:rPr>
+        <w:t>)</w:t>
+      </w:r>
+      <w:r>
+        <w:rPr>
+          <w:rFonts w:ascii="Times New Roman" w:hAnsi="Times New Roman" w:eastAsia="Times New Roman" w:cs="Times New Roman"/>
+          <w:vertAlign w:val="subscript"/>
+        </w:rPr>
+        <w:t>2</w:t>
+      </w:r>
+      <w:r>
+        <w:rPr>
+          <w:rFonts w:ascii="Times New Roman" w:hAnsi="Times New Roman" w:eastAsia="Times New Roman" w:cs="Times New Roman"/>
+        </w:rPr>
+        <w:t>(C</w:t>
+      </w:r>
+      <w:r>
+        <w:rPr>
+          <w:rFonts w:ascii="Times New Roman" w:hAnsi="Times New Roman" w:eastAsia="Times New Roman" w:cs="Times New Roman"/>
+          <w:vertAlign w:val="subscript"/>
+        </w:rPr>
+        <w:t>2</w:t>
+      </w:r>
+      <w:r>
+        <w:rPr>
+          <w:rFonts w:ascii="Times New Roman" w:hAnsi="Times New Roman" w:eastAsia="Times New Roman" w:cs="Times New Roman"/>
+        </w:rPr>
+        <w:t>O</w:t>
+      </w:r>
+      <w:r>
+        <w:rPr>
+          <w:rFonts w:ascii="Times New Roman" w:hAnsi="Times New Roman" w:eastAsia="Times New Roman" w:cs="Times New Roman"/>
+          <w:vertAlign w:val="subscript"/>
+        </w:rPr>
+        <w:t>4</w:t>
+      </w:r>
+      <w:r>
+        <w:rPr>
+          <w:rFonts w:ascii="Times New Roman" w:hAnsi="Times New Roman" w:eastAsia="Times New Roman" w:cs="Times New Roman"/>
+        </w:rPr>
+        <w:t>)]·2H</w:t>
+      </w:r>
+      <w:r>
+        <w:rPr>
+          <w:rFonts w:ascii="Times New Roman" w:hAnsi="Times New Roman" w:eastAsia="Times New Roman" w:cs="Times New Roman"/>
+          <w:vertAlign w:val="subscript"/>
+        </w:rPr>
+        <w:t>2</w:t>
+      </w:r>
+      <w:r>
+        <w:rPr>
+          <w:rFonts w:ascii="Times New Roman" w:hAnsi="Times New Roman" w:eastAsia="Times New Roman" w:cs="Times New Roman"/>
+        </w:rPr>
+        <w:t>O</w:t>
       </w:r>
     </w:p>
     <w:p>
       <w:pPr>
         <w:pStyle w:val="BodyText"/>
-      </w:pPr>
-      <w:r>
-        <w:rPr>
-          <w:rFonts w:ascii="Times New Roman" w:hAnsi="Times New Roman" w:eastAsia="Times New Roman" w:cs="Times New Roman"/>
-        </w:rPr>
-        <w:t>K</w:t>
-      </w:r>
-      <w:r>
-        <w:rPr>
-          <w:rFonts w:ascii="Times New Roman" w:hAnsi="Times New Roman" w:eastAsia="Times New Roman" w:cs="Times New Roman"/>
-          <w:vertAlign w:val="subscript"/>
-        </w:rPr>
-        <w:t>3</w:t>
-      </w:r>
-      <w:r>
-        <w:rPr>
-          <w:rFonts w:ascii="Times New Roman" w:hAnsi="Times New Roman" w:eastAsia="Times New Roman" w:cs="Times New Roman"/>
-        </w:rPr>
-        <w:t>[VO(O</w:t>
-      </w:r>
-      <w:r>
-        <w:rPr>
-          <w:rFonts w:ascii="Times New Roman" w:hAnsi="Times New Roman" w:eastAsia="Times New Roman" w:cs="Times New Roman"/>
-          <w:vertAlign w:val="subscript"/>
-        </w:rPr>
-        <w:t>2</w:t>
-      </w:r>
-      <w:r>
-        <w:rPr>
-          <w:rFonts w:ascii="Times New Roman" w:hAnsi="Times New Roman" w:eastAsia="Times New Roman" w:cs="Times New Roman"/>
-        </w:rPr>
-        <w:t>)</w:t>
-      </w:r>
-      <w:r>
-        <w:rPr>
-          <w:rFonts w:ascii="Times New Roman" w:hAnsi="Times New Roman" w:eastAsia="Times New Roman" w:cs="Times New Roman"/>
-          <w:vertAlign w:val="subscript"/>
-        </w:rPr>
-        <w:t>2</w:t>
-      </w:r>
-      <w:r>
-        <w:rPr>
-          <w:rFonts w:ascii="Times New Roman" w:hAnsi="Times New Roman" w:eastAsia="Times New Roman" w:cs="Times New Roman"/>
-        </w:rPr>
-        <w:t>(C</w:t>
-      </w:r>
-      <w:r>
-        <w:rPr>
-          <w:rFonts w:ascii="Times New Roman" w:hAnsi="Times New Roman" w:eastAsia="Times New Roman" w:cs="Times New Roman"/>
-          <w:vertAlign w:val="subscript"/>
-        </w:rPr>
-        <w:t>2</w:t>
-      </w:r>
-      <w:r>
-        <w:rPr>
-          <w:rFonts w:ascii="Times New Roman" w:hAnsi="Times New Roman" w:eastAsia="Times New Roman" w:cs="Times New Roman"/>
-        </w:rPr>
-        <w:t>O</w:t>
-      </w:r>
-      <w:r>
-        <w:rPr>
-          <w:rFonts w:ascii="Times New Roman" w:hAnsi="Times New Roman" w:eastAsia="Times New Roman" w:cs="Times New Roman"/>
-          <w:vertAlign w:val="subscript"/>
-        </w:rPr>
-        <w:t>4</w:t>
-      </w:r>
-      <w:r>
-        <w:rPr>
-          <w:rFonts w:ascii="Times New Roman" w:hAnsi="Times New Roman" w:eastAsia="Times New Roman" w:cs="Times New Roman"/>
-        </w:rPr>
-        <w:t>)]·2H</w:t>
-      </w:r>
-      <w:r>
-        <w:rPr>
-          <w:rFonts w:ascii="Times New Roman" w:hAnsi="Times New Roman" w:eastAsia="Times New Roman" w:cs="Times New Roman"/>
-          <w:vertAlign w:val="subscript"/>
-        </w:rPr>
-        <w:t>2</w:t>
-      </w:r>
-      <w:r>
-        <w:rPr>
-          <w:rFonts w:ascii="Times New Roman" w:hAnsi="Times New Roman" w:eastAsia="Times New Roman" w:cs="Times New Roman"/>
-        </w:rPr>
-        <w:t>O</w:t>
-      </w:r>
-    </w:p>
-    <w:p>
-      <w:pPr>
-        <w:pStyle w:val="BodyText"/>
+        <w:ind w:firstLine="420"/>
       </w:pPr>
       <w:r>
         <w:rPr>
@@ -19791,6 +19904,7 @@
     <w:p>
       <w:pPr>
         <w:pStyle w:val="BodyText"/>
+        <w:ind w:firstLine="420"/>
       </w:pPr>
       <w:r>
         <w:rPr>
@@ -20083,6 +20197,7 @@
     <w:p>
       <w:pPr>
         <w:pStyle w:val="BlockText"/>
+        <w:ind w:firstLine="420"/>
       </w:pPr>
       <w:r>
         <w:rPr>
@@ -20178,6 +20293,7 @@
     <w:p>
       <w:pPr>
         <w:pStyle w:val="FirstParagraph"/>
+        <w:ind w:firstLine="420"/>
       </w:pPr>
       <w:r>
         <w:rPr>
@@ -20642,6 +20758,7 @@
     <w:p>
       <w:pPr>
         <w:pStyle w:val="BodyText"/>
+        <w:ind w:firstLine="420"/>
       </w:pPr>
       <w:r>
         <w:rPr>
@@ -20778,6 +20895,7 @@
     <w:p>
       <w:pPr>
         <w:pStyle w:val="BodyText"/>
+        <w:ind w:firstLine="420"/>
       </w:pPr>
       <w:r>
         <w:rPr>
@@ -20859,6 +20977,7 @@
     <w:p>
       <w:pPr>
         <w:pStyle w:val="BodyText"/>
+        <w:ind w:firstLine="420"/>
       </w:pPr>
       <w:r>
         <w:rPr>
@@ -20984,6 +21103,7 @@
     <w:p>
       <w:pPr>
         <w:pStyle w:val="BodyText"/>
+        <w:ind w:firstLine="420"/>
       </w:pPr>
       <w:r>
         <w:rPr>
@@ -21115,6 +21235,7 @@
     <w:p>
       <w:pPr>
         <w:pStyle w:val="BodyText"/>
+        <w:ind w:firstLine="420"/>
       </w:pPr>
       <w:r>
         <w:rPr>
@@ -21375,6 +21496,7 @@
     <w:p>
       <w:pPr>
         <w:pStyle w:val="BodyText"/>
+        <w:ind w:firstLine="420"/>
       </w:pPr>
       <w:r>
         <w:rPr>
@@ -21449,6 +21571,7 @@
     <w:p>
       <w:pPr>
         <w:pStyle w:val="BodyText"/>
+        <w:ind w:firstLine="420"/>
       </w:pPr>
       <w:r>
         <w:rPr>
@@ -21512,6 +21635,315 @@
           <w:rFonts w:hint="eastAsia" w:ascii="Times New Roman" w:hAnsi="Times New Roman" w:eastAsia="Times New Roman" w:cs="Times New Roman"/>
         </w:rPr>
         <w:t>。</w:t>
+      </w:r>
+    </w:p>
+    <w:p>
+      <w:pPr>
+        <w:pStyle w:val="BodyText"/>
+        <w:ind w:firstLine="420"/>
+      </w:pPr>
+      <w:r>
+        <w:rPr>
+          <w:rFonts w:ascii="Times New Roman" w:hAnsi="Times New Roman" w:eastAsia="Times New Roman" w:cs="Times New Roman"/>
+        </w:rPr>
+        <w:t>Cl</w:t>
+      </w:r>
+      <w:r>
+        <w:rPr>
+          <w:rFonts w:ascii="Times New Roman" w:hAnsi="Times New Roman" w:eastAsia="Times New Roman" w:cs="Times New Roman"/>
+          <w:vertAlign w:val="superscript"/>
+        </w:rPr>
+        <w:t>-</w:t>
+      </w:r>
+      <w:r>
+        <w:rPr>
+          <w:rFonts w:ascii="Times New Roman" w:hAnsi="Times New Roman" w:eastAsia="Times New Roman" w:cs="Times New Roman"/>
+        </w:rPr>
+        <w:t xml:space="preserve"> </w:t>
+      </w:r>
+      <w:r>
+        <w:rPr>
+          <w:rFonts w:hint="eastAsia" w:ascii="Times New Roman" w:hAnsi="Times New Roman" w:eastAsia="FangSong" w:cs="Times New Roman"/>
+        </w:rPr>
+        <w:t>的空间环境不同</w:t>
+      </w:r>
+      <w:r>
+        <w:rPr>
+          <w:rFonts w:hint="eastAsia" w:ascii="Times New Roman" w:hAnsi="Times New Roman" w:eastAsia="Times New Roman" w:cs="Times New Roman"/>
+        </w:rPr>
+        <w:t>，</w:t>
+      </w:r>
+      <w:r>
+        <w:rPr>
+          <w:rFonts w:hint="eastAsia" w:ascii="Times New Roman" w:hAnsi="Times New Roman" w:eastAsia="FangSong" w:cs="Times New Roman"/>
+        </w:rPr>
+        <w:t>可分为两类</w:t>
+      </w:r>
+      <w:r>
+        <w:rPr>
+          <w:rFonts w:hint="eastAsia" w:ascii="Times New Roman" w:hAnsi="Times New Roman" w:eastAsia="Times New Roman" w:cs="Times New Roman"/>
+        </w:rPr>
+        <w:t>：</w:t>
+      </w:r>
+      <w:r>
+        <w:rPr>
+          <w:rFonts w:hint="eastAsia" w:ascii="Times New Roman" w:hAnsi="Times New Roman" w:eastAsia="FangSong" w:cs="Times New Roman"/>
+        </w:rPr>
+        <w:t>体内的两个</w:t>
+      </w:r>
+      <w:r>
+        <w:rPr>
+          <w:rFonts w:ascii="Times New Roman" w:hAnsi="Times New Roman" w:eastAsia="Times New Roman" w:cs="Times New Roman"/>
+        </w:rPr>
+        <w:t xml:space="preserve"> Cl</w:t>
+      </w:r>
+      <w:r>
+        <w:rPr>
+          <w:rFonts w:ascii="Times New Roman" w:hAnsi="Times New Roman" w:eastAsia="Times New Roman" w:cs="Times New Roman"/>
+          <w:vertAlign w:val="superscript"/>
+        </w:rPr>
+        <w:t>-</w:t>
+      </w:r>
+      <w:r>
+        <w:rPr>
+          <w:rFonts w:ascii="Times New Roman" w:hAnsi="Times New Roman" w:eastAsia="Times New Roman" w:cs="Times New Roman"/>
+        </w:rPr>
+        <w:t xml:space="preserve">① </w:t>
+      </w:r>
+      <w:r>
+        <w:rPr>
+          <w:rFonts w:hint="eastAsia" w:ascii="Times New Roman" w:hAnsi="Times New Roman" w:eastAsia="FangSong" w:cs="Times New Roman"/>
+        </w:rPr>
+        <w:t>为一类</w:t>
+      </w:r>
+      <w:r>
+        <w:rPr>
+          <w:rFonts w:hint="eastAsia" w:ascii="Times New Roman" w:hAnsi="Times New Roman" w:eastAsia="Times New Roman" w:cs="Times New Roman"/>
+        </w:rPr>
+        <w:t>；</w:t>
+      </w:r>
+      <w:r>
+        <w:rPr>
+          <w:rFonts w:hint="eastAsia" w:ascii="Times New Roman" w:hAnsi="Times New Roman" w:eastAsia="FangSong" w:cs="Times New Roman"/>
+        </w:rPr>
+        <w:t>棱边中点的</w:t>
+      </w:r>
+      <w:r>
+        <w:rPr>
+          <w:rFonts w:ascii="Times New Roman" w:hAnsi="Times New Roman" w:eastAsia="Times New Roman" w:cs="Times New Roman"/>
+        </w:rPr>
+        <w:t xml:space="preserve"> 4 </w:t>
+      </w:r>
+      <w:r>
+        <w:rPr>
+          <w:rFonts w:hint="eastAsia" w:ascii="Times New Roman" w:hAnsi="Times New Roman" w:eastAsia="FangSong" w:cs="Times New Roman"/>
+        </w:rPr>
+        <w:t xml:space="preserve">个</w:t>
+      </w:r>
+      <w:r>
+        <w:rPr>
+          <w:rFonts w:ascii="Times New Roman" w:hAnsi="Times New Roman" w:eastAsia="Times New Roman" w:cs="Times New Roman"/>
+        </w:rPr>
+        <w:t xml:space="preserve"> Cl</w:t>
+      </w:r>
+      <w:r>
+        <w:rPr>
+          <w:rFonts w:ascii="Times New Roman" w:hAnsi="Times New Roman" w:eastAsia="Times New Roman" w:cs="Times New Roman"/>
+          <w:vertAlign w:val="superscript"/>
+        </w:rPr>
+        <w:t>-</w:t>
+      </w:r>
+      <w:r>
+        <w:rPr>
+          <w:rFonts w:ascii="Times New Roman" w:hAnsi="Times New Roman" w:eastAsia="Times New Roman" w:cs="Times New Roman"/>
+        </w:rPr>
+        <w:t xml:space="preserve">② </w:t>
+      </w:r>
+      <w:r>
+        <w:rPr>
+          <w:rFonts w:hint="eastAsia" w:ascii="Times New Roman" w:hAnsi="Times New Roman" w:eastAsia="FangSong" w:cs="Times New Roman"/>
+        </w:rPr>
+        <w:t>为另一类</w:t>
+      </w:r>
+      <w:r>
+        <w:rPr>
+          <w:rFonts w:hint="eastAsia" w:ascii="Times New Roman" w:hAnsi="Times New Roman" w:eastAsia="Times New Roman" w:cs="Times New Roman"/>
+        </w:rPr>
+        <w:t>。</w:t>
+      </w:r>
+    </w:p>
+    <w:p>
+      <w:pPr>
+        <w:pStyle w:val="BodyText"/>
+        <w:ind w:firstLine="420"/>
+      </w:pPr>
+      <w:r>
+        <w:rPr>
+          <w:rFonts w:hint="eastAsia" w:ascii="Times New Roman" w:hAnsi="Times New Roman" w:eastAsia="FangSong" w:cs="Times New Roman"/>
+        </w:rPr>
+        <w:t xml:space="preserve">前者距</w:t>
+      </w:r>
+      <w:r>
+        <w:rPr>
+          <w:rFonts w:ascii="Times New Roman" w:hAnsi="Times New Roman" w:eastAsia="Times New Roman" w:cs="Times New Roman"/>
+        </w:rPr>
+        <w:t xml:space="preserve"> NH</w:t>
+      </w:r>
+      <w:r>
+        <w:rPr>
+          <w:rFonts w:ascii="Times New Roman" w:hAnsi="Times New Roman" w:eastAsia="Times New Roman" w:cs="Times New Roman"/>
+          <w:vertAlign w:val="subscript"/>
+        </w:rPr>
+        <w:t>4</w:t>
+      </w:r>
+      <w:r>
+        <w:rPr>
+          <w:rFonts w:ascii="Times New Roman" w:hAnsi="Times New Roman" w:eastAsia="Times New Roman" w:cs="Times New Roman"/>
+          <w:vertAlign w:val="superscript"/>
+        </w:rPr>
+        <w:t>+</w:t>
+      </w:r>
+      <w:r>
+        <w:rPr>
+          <w:rFonts w:ascii="Times New Roman" w:hAnsi="Times New Roman" w:eastAsia="Times New Roman" w:cs="Times New Roman"/>
+        </w:rPr>
+        <w:t xml:space="preserve"> </w:t>
+      </w:r>
+      <w:r>
+        <w:rPr>
+          <w:rFonts w:hint="eastAsia" w:ascii="Times New Roman" w:hAnsi="Times New Roman" w:eastAsia="FangSong" w:cs="Times New Roman"/>
+        </w:rPr>
+        <w:t>较近</w:t>
+      </w:r>
+      <w:r>
+        <w:rPr>
+          <w:rFonts w:hint="eastAsia" w:ascii="Times New Roman" w:hAnsi="Times New Roman" w:eastAsia="Times New Roman" w:cs="Times New Roman"/>
+        </w:rPr>
+        <w:t>（335</w:t>
+      </w:r>
+      <w:r>
+        <w:rPr>
+          <w:rFonts w:ascii="Times New Roman" w:hAnsi="Times New Roman" w:eastAsia="Times New Roman" w:cs="Times New Roman"/>
+        </w:rPr>
+        <w:t xml:space="preserve"> </w:t>
+      </w:r>
+      <w:r>
+        <w:rPr>
+          <w:rFonts w:hint="eastAsia" w:ascii="Times New Roman" w:hAnsi="Times New Roman" w:eastAsia="Times New Roman" w:cs="Times New Roman"/>
+        </w:rPr>
+        <w:t>pm），</w:t>
+      </w:r>
+      <w:r>
+        <w:rPr>
+          <w:rFonts w:hint="eastAsia" w:ascii="Times New Roman" w:hAnsi="Times New Roman" w:eastAsia="FangSong" w:cs="Times New Roman"/>
+        </w:rPr>
+        <w:t>距</w:t>
+      </w:r>
+      <w:r>
+        <w:rPr>
+          <w:rFonts w:ascii="Times New Roman" w:hAnsi="Times New Roman" w:eastAsia="Times New Roman" w:cs="Times New Roman"/>
+        </w:rPr>
+        <w:t xml:space="preserve"> Hg</w:t>
+      </w:r>
+      <w:r>
+        <w:rPr>
+          <w:rFonts w:ascii="Times New Roman" w:hAnsi="Times New Roman" w:eastAsia="Times New Roman" w:cs="Times New Roman"/>
+          <w:vertAlign w:val="superscript"/>
+        </w:rPr>
+        <w:t>2+</w:t>
+      </w:r>
+      <w:r>
+        <w:rPr>
+          <w:rFonts w:ascii="Times New Roman" w:hAnsi="Times New Roman" w:eastAsia="Times New Roman" w:cs="Times New Roman"/>
+        </w:rPr>
+        <w:t xml:space="preserve"> </w:t>
+      </w:r>
+      <w:r>
+        <w:rPr>
+          <w:rFonts w:hint="eastAsia" w:ascii="Times New Roman" w:hAnsi="Times New Roman" w:eastAsia="FangSong" w:cs="Times New Roman"/>
+        </w:rPr>
+        <w:t>也较近</w:t>
+      </w:r>
+      <w:r>
+        <w:rPr>
+          <w:rFonts w:hint="eastAsia" w:ascii="Times New Roman" w:hAnsi="Times New Roman" w:eastAsia="Times New Roman" w:cs="Times New Roman"/>
+        </w:rPr>
+        <w:t>（241</w:t>
+      </w:r>
+      <w:r>
+        <w:rPr>
+          <w:rFonts w:ascii="Times New Roman" w:hAnsi="Times New Roman" w:eastAsia="Times New Roman" w:cs="Times New Roman"/>
+        </w:rPr>
+        <w:t xml:space="preserve"> </w:t>
+      </w:r>
+      <w:r>
+        <w:rPr>
+          <w:rFonts w:hint="eastAsia" w:ascii="Times New Roman" w:hAnsi="Times New Roman" w:eastAsia="Times New Roman" w:cs="Times New Roman"/>
+        </w:rPr>
+        <w:t>pm）；</w:t>
+      </w:r>
+      <w:r>
+        <w:rPr>
+          <w:rFonts w:hint="eastAsia" w:ascii="Times New Roman" w:hAnsi="Times New Roman" w:eastAsia="FangSong" w:cs="Times New Roman"/>
+        </w:rPr>
+        <w:t>后者距</w:t>
+      </w:r>
+      <w:r>
+        <w:rPr>
+          <w:rFonts w:ascii="Times New Roman" w:hAnsi="Times New Roman" w:eastAsia="Times New Roman" w:cs="Times New Roman"/>
+        </w:rPr>
+        <w:t xml:space="preserve"> NH</w:t>
+      </w:r>
+      <w:r>
+        <w:rPr>
+          <w:rFonts w:ascii="Times New Roman" w:hAnsi="Times New Roman" w:eastAsia="Times New Roman" w:cs="Times New Roman"/>
+          <w:vertAlign w:val="subscript"/>
+        </w:rPr>
+        <w:t>4</w:t>
+      </w:r>
+      <w:r>
+        <w:rPr>
+          <w:rFonts w:ascii="Times New Roman" w:hAnsi="Times New Roman" w:eastAsia="Times New Roman" w:cs="Times New Roman"/>
+          <w:vertAlign w:val="superscript"/>
+        </w:rPr>
+        <w:t>+</w:t>
+      </w:r>
+      <w:r>
+        <w:rPr>
+          <w:rFonts w:ascii="Times New Roman" w:hAnsi="Times New Roman" w:eastAsia="Times New Roman" w:cs="Times New Roman"/>
+        </w:rPr>
+        <w:t xml:space="preserve"> 397 </w:t>
+      </w:r>
+      <w:r>
+        <w:rPr>
+          <w:rFonts w:hint="eastAsia" w:ascii="Times New Roman" w:hAnsi="Times New Roman" w:eastAsia="Times New Roman" w:cs="Times New Roman"/>
+        </w:rPr>
+        <w:t>pm，</w:t>
+      </w:r>
+      <w:r>
+        <w:rPr>
+          <w:rFonts w:hint="eastAsia" w:ascii="Times New Roman" w:hAnsi="Times New Roman" w:eastAsia="FangSong" w:cs="Times New Roman"/>
+        </w:rPr>
+        <w:t>距</w:t>
+      </w:r>
+      <w:r>
+        <w:rPr>
+          <w:rFonts w:ascii="Times New Roman" w:hAnsi="Times New Roman" w:eastAsia="Times New Roman" w:cs="Times New Roman"/>
+        </w:rPr>
+        <w:t xml:space="preserve"> Hg</w:t>
+      </w:r>
+      <w:r>
+        <w:rPr>
+          <w:rFonts w:ascii="Times New Roman" w:hAnsi="Times New Roman" w:eastAsia="Times New Roman" w:cs="Times New Roman"/>
+          <w:vertAlign w:val="superscript"/>
+        </w:rPr>
+        <w:t>2+</w:t>
+      </w:r>
+      <w:r>
+        <w:rPr>
+          <w:rFonts w:ascii="Times New Roman" w:hAnsi="Times New Roman" w:eastAsia="Times New Roman" w:cs="Times New Roman"/>
+        </w:rPr>
+        <w:t xml:space="preserve"> 296 pm。</w:t>
       </w:r>
     </w:p>
     <w:p>
@@ -21521,162 +21953,54 @@
       <w:r>
         <w:rPr>
           <w:rFonts w:ascii="Times New Roman" w:hAnsi="Times New Roman" w:eastAsia="Times New Roman" w:cs="Times New Roman"/>
-        </w:rPr>
-        <w:t>Cl</w:t>
-      </w:r>
-      <w:r>
-        <w:rPr>
-          <w:rFonts w:ascii="Times New Roman" w:hAnsi="Times New Roman" w:eastAsia="Times New Roman" w:cs="Times New Roman"/>
-          <w:vertAlign w:val="superscript"/>
-        </w:rPr>
-        <w:t>-</w:t>
-      </w:r>
-      <w:r>
-        <w:rPr>
-          <w:rFonts w:ascii="Times New Roman" w:hAnsi="Times New Roman" w:eastAsia="Times New Roman" w:cs="Times New Roman"/>
-        </w:rPr>
-        <w:t xml:space="preserve"> </w:t>
-      </w:r>
-      <w:r>
-        <w:rPr>
-          <w:rFonts w:hint="eastAsia" w:ascii="Times New Roman" w:hAnsi="Times New Roman" w:eastAsia="FangSong" w:cs="Times New Roman"/>
-        </w:rPr>
-        <w:t>的空间环境不同</w:t>
-      </w:r>
-      <w:r>
-        <w:rPr>
-          <w:rFonts w:hint="eastAsia" w:ascii="Times New Roman" w:hAnsi="Times New Roman" w:eastAsia="Times New Roman" w:cs="Times New Roman"/>
-        </w:rPr>
-        <w:t>，</w:t>
-      </w:r>
-      <w:r>
-        <w:rPr>
-          <w:rFonts w:hint="eastAsia" w:ascii="Times New Roman" w:hAnsi="Times New Roman" w:eastAsia="FangSong" w:cs="Times New Roman"/>
-        </w:rPr>
-        <w:t>可分为两类</w:t>
-      </w:r>
-      <w:r>
-        <w:rPr>
-          <w:rFonts w:hint="eastAsia" w:ascii="Times New Roman" w:hAnsi="Times New Roman" w:eastAsia="Times New Roman" w:cs="Times New Roman"/>
-        </w:rPr>
-        <w:t>：</w:t>
-      </w:r>
-      <w:r>
-        <w:rPr>
-          <w:rFonts w:hint="eastAsia" w:ascii="Times New Roman" w:hAnsi="Times New Roman" w:eastAsia="FangSong" w:cs="Times New Roman"/>
-        </w:rPr>
-        <w:t>体内的两个</w:t>
-      </w:r>
-      <w:r>
-        <w:rPr>
-          <w:rFonts w:ascii="Times New Roman" w:hAnsi="Times New Roman" w:eastAsia="Times New Roman" w:cs="Times New Roman"/>
-        </w:rPr>
-        <w:t xml:space="preserve"> Cl</w:t>
-      </w:r>
-      <w:r>
-        <w:rPr>
-          <w:rFonts w:ascii="Times New Roman" w:hAnsi="Times New Roman" w:eastAsia="Times New Roman" w:cs="Times New Roman"/>
-          <w:vertAlign w:val="superscript"/>
-        </w:rPr>
-        <w:t>-</w:t>
-      </w:r>
-      <w:r>
-        <w:rPr>
-          <w:rFonts w:ascii="Times New Roman" w:hAnsi="Times New Roman" w:eastAsia="Times New Roman" w:cs="Times New Roman"/>
-        </w:rPr>
-        <w:t xml:space="preserve">① </w:t>
-      </w:r>
-      <w:r>
-        <w:rPr>
-          <w:rFonts w:hint="eastAsia" w:ascii="Times New Roman" w:hAnsi="Times New Roman" w:eastAsia="FangSong" w:cs="Times New Roman"/>
-        </w:rPr>
-        <w:t>为一类</w:t>
-      </w:r>
-      <w:r>
-        <w:rPr>
-          <w:rFonts w:hint="eastAsia" w:ascii="Times New Roman" w:hAnsi="Times New Roman" w:eastAsia="Times New Roman" w:cs="Times New Roman"/>
-        </w:rPr>
-        <w:t>；</w:t>
-      </w:r>
-      <w:r>
-        <w:rPr>
-          <w:rFonts w:hint="eastAsia" w:ascii="Times New Roman" w:hAnsi="Times New Roman" w:eastAsia="FangSong" w:cs="Times New Roman"/>
-        </w:rPr>
-        <w:t>棱边中点的</w:t>
-      </w:r>
-      <w:r>
-        <w:rPr>
-          <w:rFonts w:ascii="Times New Roman" w:hAnsi="Times New Roman" w:eastAsia="Times New Roman" w:cs="Times New Roman"/>
-        </w:rPr>
-        <w:t xml:space="preserve"> 4 </w:t>
-      </w:r>
-      <w:r>
-        <w:rPr>
-          <w:rFonts w:hint="eastAsia" w:ascii="Times New Roman" w:hAnsi="Times New Roman" w:eastAsia="FangSong" w:cs="Times New Roman"/>
-        </w:rPr>
-        <w:t xml:space="preserve">个</w:t>
-      </w:r>
-      <w:r>
-        <w:rPr>
-          <w:rFonts w:ascii="Times New Roman" w:hAnsi="Times New Roman" w:eastAsia="Times New Roman" w:cs="Times New Roman"/>
-        </w:rPr>
-        <w:t xml:space="preserve"> Cl</w:t>
-      </w:r>
-      <w:r>
-        <w:rPr>
-          <w:rFonts w:ascii="Times New Roman" w:hAnsi="Times New Roman" w:eastAsia="Times New Roman" w:cs="Times New Roman"/>
-          <w:vertAlign w:val="superscript"/>
-        </w:rPr>
-        <w:t>-</w:t>
-      </w:r>
-      <w:r>
-        <w:rPr>
-          <w:rFonts w:ascii="Times New Roman" w:hAnsi="Times New Roman" w:eastAsia="Times New Roman" w:cs="Times New Roman"/>
-        </w:rPr>
-        <w:t xml:space="preserve">② </w:t>
-      </w:r>
-      <w:r>
-        <w:rPr>
-          <w:rFonts w:hint="eastAsia" w:ascii="Times New Roman" w:hAnsi="Times New Roman" w:eastAsia="FangSong" w:cs="Times New Roman"/>
-        </w:rPr>
-        <w:t>为另一类</w:t>
-      </w:r>
-      <w:r>
-        <w:rPr>
-          <w:rFonts w:hint="eastAsia" w:ascii="Times New Roman" w:hAnsi="Times New Roman" w:eastAsia="Times New Roman" w:cs="Times New Roman"/>
-        </w:rPr>
-        <w:t>。</w:t>
+          <w:b/>
+          <w:bCs/>
+        </w:rPr>
+        <w:t xml:space="preserve">9-4</w:t>
       </w:r>
     </w:p>
     <w:p>
       <w:pPr>
         <w:pStyle w:val="BodyText"/>
+        <w:ind w:firstLine="420"/>
       </w:pPr>
       <w:r>
         <w:rPr>
-          <w:rFonts w:hint="eastAsia" w:ascii="Times New Roman" w:hAnsi="Times New Roman" w:eastAsia="FangSong" w:cs="Times New Roman"/>
-        </w:rPr>
-        <w:t xml:space="preserve">前者距</w:t>
-      </w:r>
-      <w:r>
-        <w:rPr>
-          <w:rFonts w:ascii="Times New Roman" w:hAnsi="Times New Roman" w:eastAsia="Times New Roman" w:cs="Times New Roman"/>
-        </w:rPr>
-        <w:t xml:space="preserve"> NH</w:t>
-      </w:r>
-      <w:r>
-        <w:rPr>
-          <w:rFonts w:ascii="Times New Roman" w:hAnsi="Times New Roman" w:eastAsia="Times New Roman" w:cs="Times New Roman"/>
-          <w:vertAlign w:val="subscript"/>
-        </w:rPr>
-        <w:t>4</w:t>
+          <w:rFonts w:ascii="Times New Roman" w:hAnsi="Times New Roman" w:eastAsia="Times New Roman" w:cs="Times New Roman"/>
+        </w:rPr>
+        <w:t>Cl</w:t>
       </w:r>
       <w:r>
         <w:rPr>
           <w:rFonts w:ascii="Times New Roman" w:hAnsi="Times New Roman" w:eastAsia="Times New Roman" w:cs="Times New Roman"/>
           <w:vertAlign w:val="superscript"/>
         </w:rPr>
-        <w:t>+</w:t>
+        <w:t>-</w:t>
+      </w:r>
+      <w:r>
+        <w:rPr>
+          <w:rFonts w:ascii="Times New Roman" w:hAnsi="Times New Roman" w:eastAsia="Times New Roman" w:cs="Times New Roman"/>
+        </w:rPr>
+        <w:t xml:space="preserve">① </w:t>
+      </w:r>
+      <w:r>
+        <w:rPr>
+          <w:rFonts w:hint="eastAsia" w:ascii="Times New Roman" w:hAnsi="Times New Roman" w:eastAsia="FangSong" w:cs="Times New Roman"/>
+        </w:rPr>
+        <w:t xml:space="preserve">与邻近晶胞的</w:t>
+      </w:r>
+      <w:r>
+        <w:rPr>
+          <w:rFonts w:ascii="Times New Roman" w:hAnsi="Times New Roman" w:eastAsia="Times New Roman" w:cs="Times New Roman"/>
+        </w:rPr>
+        <w:t xml:space="preserve"> Cl</w:t>
+      </w:r>
+      <w:r>
+        <w:rPr>
+          <w:rFonts w:ascii="Times New Roman" w:hAnsi="Times New Roman" w:eastAsia="Times New Roman" w:cs="Times New Roman"/>
+          <w:vertAlign w:val="superscript"/>
+        </w:rPr>
+        <w:t>-</w:t>
       </w:r>
       <w:r>
         <w:rPr>
@@ -21688,13 +22012,32 @@
         <w:rPr>
           <w:rFonts w:hint="eastAsia" w:ascii="Times New Roman" w:hAnsi="Times New Roman" w:eastAsia="FangSong" w:cs="Times New Roman"/>
         </w:rPr>
-        <w:t>较近</w:t>
-      </w:r>
-      <w:r>
-        <w:rPr>
-          <w:rFonts w:hint="eastAsia" w:ascii="Times New Roman" w:hAnsi="Times New Roman" w:eastAsia="Times New Roman" w:cs="Times New Roman"/>
-        </w:rPr>
-        <w:t>（335</w:t>
+        <w:t xml:space="preserve">的距离最短为</w:t>
+      </w:r>
+      <w:r>
+        <w:rPr>
+          <w:rFonts w:ascii="Times New Roman" w:hAnsi="Times New Roman" w:eastAsia="Times New Roman" w:cs="Times New Roman"/>
+        </w:rPr>
+        <w:t xml:space="preserve"> 313 </w:t>
+      </w:r>
+      <w:r>
+        <w:rPr>
+          <w:rFonts w:hint="eastAsia" w:ascii="Times New Roman" w:hAnsi="Times New Roman" w:eastAsia="Times New Roman" w:cs="Times New Roman"/>
+        </w:rPr>
+        <w:t>pm；Cl</w:t>
+      </w:r>
+      <w:r>
+        <w:rPr>
+          <w:rFonts w:hint="eastAsia" w:ascii="Times New Roman" w:hAnsi="Times New Roman" w:eastAsia="Times New Roman" w:cs="Times New Roman"/>
+          <w:vertAlign w:val="superscript"/>
+        </w:rPr>
+        <w:t>-</w:t>
+      </w:r>
+      <w:r>
+        <w:rPr>
+          <w:rFonts w:hint="eastAsia" w:ascii="Times New Roman" w:hAnsi="Times New Roman" w:eastAsia="Times New Roman" w:cs="Times New Roman"/>
+        </w:rPr>
+        <w:t>①</w:t>
       </w:r>
       <w:r>
         <w:rPr>
@@ -21704,28 +22047,59 @@
       </w:r>
       <w:r>
         <w:rPr>
-          <w:rFonts w:hint="eastAsia" w:ascii="Times New Roman" w:hAnsi="Times New Roman" w:eastAsia="Times New Roman" w:cs="Times New Roman"/>
-        </w:rPr>
-        <w:t>pm），</w:t>
-      </w:r>
-      <w:r>
-        <w:rPr>
-          <w:rFonts w:hint="eastAsia" w:ascii="Times New Roman" w:hAnsi="Times New Roman" w:eastAsia="FangSong" w:cs="Times New Roman"/>
-        </w:rPr>
-        <w:t>距</w:t>
-      </w:r>
-      <w:r>
-        <w:rPr>
-          <w:rFonts w:ascii="Times New Roman" w:hAnsi="Times New Roman" w:eastAsia="Times New Roman" w:cs="Times New Roman"/>
-        </w:rPr>
-        <w:t xml:space="preserve"> Hg</w:t>
+          <w:rFonts w:hint="eastAsia" w:ascii="Times New Roman" w:hAnsi="Times New Roman" w:eastAsia="FangSong" w:cs="Times New Roman"/>
+        </w:rPr>
+        <w:t xml:space="preserve">与</w:t>
+      </w:r>
+      <w:r>
+        <w:rPr>
+          <w:rFonts w:ascii="Times New Roman" w:hAnsi="Times New Roman" w:eastAsia="Times New Roman" w:cs="Times New Roman"/>
+        </w:rPr>
+        <w:t xml:space="preserve"> Cl</w:t>
       </w:r>
       <w:r>
         <w:rPr>
           <w:rFonts w:ascii="Times New Roman" w:hAnsi="Times New Roman" w:eastAsia="Times New Roman" w:cs="Times New Roman"/>
           <w:vertAlign w:val="superscript"/>
         </w:rPr>
-        <w:t>2+</w:t>
+        <w:t>-</w:t>
+      </w:r>
+      <w:r>
+        <w:rPr>
+          <w:rFonts w:ascii="Times New Roman" w:hAnsi="Times New Roman" w:eastAsia="Times New Roman" w:cs="Times New Roman"/>
+        </w:rPr>
+        <w:t xml:space="preserve">② </w:t>
+      </w:r>
+      <w:r>
+        <w:rPr>
+          <w:rFonts w:hint="eastAsia" w:ascii="Times New Roman" w:hAnsi="Times New Roman" w:eastAsia="FangSong" w:cs="Times New Roman"/>
+        </w:rPr>
+        <w:t xml:space="preserve">的距离为</w:t>
+      </w:r>
+      <w:r>
+        <w:rPr>
+          <w:rFonts w:ascii="Times New Roman" w:hAnsi="Times New Roman" w:eastAsia="Times New Roman" w:cs="Times New Roman"/>
+        </w:rPr>
+        <w:t xml:space="preserve"> 382 </w:t>
+      </w:r>
+      <w:r>
+        <w:rPr>
+          <w:rFonts w:hint="eastAsia" w:ascii="Times New Roman" w:hAnsi="Times New Roman" w:eastAsia="Times New Roman" w:cs="Times New Roman"/>
+        </w:rPr>
+        <w:t>pm；Cl</w:t>
+      </w:r>
+      <w:r>
+        <w:rPr>
+          <w:rFonts w:hint="eastAsia" w:ascii="Times New Roman" w:hAnsi="Times New Roman" w:eastAsia="Times New Roman" w:cs="Times New Roman"/>
+          <w:vertAlign w:val="superscript"/>
+        </w:rPr>
+        <w:t>-</w:t>
+      </w:r>
+      <w:r>
+        <w:rPr>
+          <w:rFonts w:hint="eastAsia" w:ascii="Times New Roman" w:hAnsi="Times New Roman" w:eastAsia="Times New Roman" w:cs="Times New Roman"/>
+        </w:rPr>
+        <w:t>②</w:t>
       </w:r>
       <w:r>
         <w:rPr>
@@ -21737,291 +22111,44 @@
         <w:rPr>
           <w:rFonts w:hint="eastAsia" w:ascii="Times New Roman" w:hAnsi="Times New Roman" w:eastAsia="FangSong" w:cs="Times New Roman"/>
         </w:rPr>
-        <w:t>也较近</w:t>
-      </w:r>
-      <w:r>
-        <w:rPr>
-          <w:rFonts w:hint="eastAsia" w:ascii="Times New Roman" w:hAnsi="Times New Roman" w:eastAsia="Times New Roman" w:cs="Times New Roman"/>
-        </w:rPr>
-        <w:t>（241</w:t>
-      </w:r>
-      <w:r>
-        <w:rPr>
-          <w:rFonts w:ascii="Times New Roman" w:hAnsi="Times New Roman" w:eastAsia="Times New Roman" w:cs="Times New Roman"/>
-        </w:rPr>
-        <w:t xml:space="preserve"> </w:t>
-      </w:r>
-      <w:r>
-        <w:rPr>
-          <w:rFonts w:hint="eastAsia" w:ascii="Times New Roman" w:hAnsi="Times New Roman" w:eastAsia="Times New Roman" w:cs="Times New Roman"/>
-        </w:rPr>
-        <w:t>pm）；</w:t>
-      </w:r>
-      <w:r>
-        <w:rPr>
-          <w:rFonts w:hint="eastAsia" w:ascii="Times New Roman" w:hAnsi="Times New Roman" w:eastAsia="FangSong" w:cs="Times New Roman"/>
-        </w:rPr>
-        <w:t>后者距</w:t>
-      </w:r>
-      <w:r>
-        <w:rPr>
-          <w:rFonts w:ascii="Times New Roman" w:hAnsi="Times New Roman" w:eastAsia="Times New Roman" w:cs="Times New Roman"/>
-        </w:rPr>
-        <w:t xml:space="preserve"> NH</w:t>
-      </w:r>
-      <w:r>
-        <w:rPr>
-          <w:rFonts w:ascii="Times New Roman" w:hAnsi="Times New Roman" w:eastAsia="Times New Roman" w:cs="Times New Roman"/>
-          <w:vertAlign w:val="subscript"/>
-        </w:rPr>
-        <w:t>4</w:t>
+        <w:t xml:space="preserve">与</w:t>
+      </w:r>
+      <w:r>
+        <w:rPr>
+          <w:rFonts w:ascii="Times New Roman" w:hAnsi="Times New Roman" w:eastAsia="Times New Roman" w:cs="Times New Roman"/>
+        </w:rPr>
+        <w:t xml:space="preserve"> Cl</w:t>
       </w:r>
       <w:r>
         <w:rPr>
           <w:rFonts w:ascii="Times New Roman" w:hAnsi="Times New Roman" w:eastAsia="Times New Roman" w:cs="Times New Roman"/>
           <w:vertAlign w:val="superscript"/>
         </w:rPr>
-        <w:t>+</w:t>
-      </w:r>
-      <w:r>
-        <w:rPr>
-          <w:rFonts w:ascii="Times New Roman" w:hAnsi="Times New Roman" w:eastAsia="Times New Roman" w:cs="Times New Roman"/>
-        </w:rPr>
-        <w:t xml:space="preserve"> 397 </w:t>
-      </w:r>
-      <w:r>
-        <w:rPr>
-          <w:rFonts w:hint="eastAsia" w:ascii="Times New Roman" w:hAnsi="Times New Roman" w:eastAsia="Times New Roman" w:cs="Times New Roman"/>
-        </w:rPr>
-        <w:t>pm，</w:t>
-      </w:r>
-      <w:r>
-        <w:rPr>
-          <w:rFonts w:hint="eastAsia" w:ascii="Times New Roman" w:hAnsi="Times New Roman" w:eastAsia="FangSong" w:cs="Times New Roman"/>
-        </w:rPr>
-        <w:t>距</w:t>
-      </w:r>
-      <w:r>
-        <w:rPr>
-          <w:rFonts w:ascii="Times New Roman" w:hAnsi="Times New Roman" w:eastAsia="Times New Roman" w:cs="Times New Roman"/>
-        </w:rPr>
-        <w:t xml:space="preserve"> Hg</w:t>
-      </w:r>
-      <w:r>
-        <w:rPr>
-          <w:rFonts w:ascii="Times New Roman" w:hAnsi="Times New Roman" w:eastAsia="Times New Roman" w:cs="Times New Roman"/>
-          <w:vertAlign w:val="superscript"/>
-        </w:rPr>
-        <w:t>2+</w:t>
-      </w:r>
-      <w:r>
-        <w:rPr>
-          <w:rFonts w:ascii="Times New Roman" w:hAnsi="Times New Roman" w:eastAsia="Times New Roman" w:cs="Times New Roman"/>
-        </w:rPr>
-        <w:t xml:space="preserve"> 296 pm。</w:t>
+        <w:t>-</w:t>
+      </w:r>
+      <w:r>
+        <w:rPr>
+          <w:rFonts w:ascii="Times New Roman" w:hAnsi="Times New Roman" w:eastAsia="Times New Roman" w:cs="Times New Roman"/>
+        </w:rPr>
+        <w:t xml:space="preserve">② </w:t>
+      </w:r>
+      <w:r>
+        <w:rPr>
+          <w:rFonts w:hint="eastAsia" w:ascii="Times New Roman" w:hAnsi="Times New Roman" w:eastAsia="FangSong" w:cs="Times New Roman"/>
+        </w:rPr>
+        <w:t xml:space="preserve">的距离为</w:t>
+      </w:r>
+      <w:r>
+        <w:rPr>
+          <w:rFonts w:ascii="Times New Roman" w:hAnsi="Times New Roman" w:eastAsia="Times New Roman" w:cs="Times New Roman"/>
+        </w:rPr>
+        <w:t xml:space="preserve"> 419 pm。</w:t>
       </w:r>
     </w:p>
     <w:p>
       <w:pPr>
         <w:pStyle w:val="BodyText"/>
-      </w:pPr>
-      <w:r>
-        <w:rPr>
-          <w:rFonts w:ascii="Times New Roman" w:hAnsi="Times New Roman" w:eastAsia="Times New Roman" w:cs="Times New Roman"/>
-          <w:b/>
-          <w:bCs/>
-        </w:rPr>
-        <w:t xml:space="preserve">9-4</w:t>
-      </w:r>
-    </w:p>
-    <w:p>
-      <w:pPr>
-        <w:pStyle w:val="BodyText"/>
-      </w:pPr>
-      <w:r>
-        <w:rPr>
-          <w:rFonts w:ascii="Times New Roman" w:hAnsi="Times New Roman" w:eastAsia="Times New Roman" w:cs="Times New Roman"/>
-        </w:rPr>
-        <w:t>Cl</w:t>
-      </w:r>
-      <w:r>
-        <w:rPr>
-          <w:rFonts w:ascii="Times New Roman" w:hAnsi="Times New Roman" w:eastAsia="Times New Roman" w:cs="Times New Roman"/>
-          <w:vertAlign w:val="superscript"/>
-        </w:rPr>
-        <w:t>-</w:t>
-      </w:r>
-      <w:r>
-        <w:rPr>
-          <w:rFonts w:ascii="Times New Roman" w:hAnsi="Times New Roman" w:eastAsia="Times New Roman" w:cs="Times New Roman"/>
-        </w:rPr>
-        <w:t xml:space="preserve">① </w:t>
-      </w:r>
-      <w:r>
-        <w:rPr>
-          <w:rFonts w:hint="eastAsia" w:ascii="Times New Roman" w:hAnsi="Times New Roman" w:eastAsia="FangSong" w:cs="Times New Roman"/>
-        </w:rPr>
-        <w:t xml:space="preserve">与邻近晶胞的</w:t>
-      </w:r>
-      <w:r>
-        <w:rPr>
-          <w:rFonts w:ascii="Times New Roman" w:hAnsi="Times New Roman" w:eastAsia="Times New Roman" w:cs="Times New Roman"/>
-        </w:rPr>
-        <w:t xml:space="preserve"> Cl</w:t>
-      </w:r>
-      <w:r>
-        <w:rPr>
-          <w:rFonts w:ascii="Times New Roman" w:hAnsi="Times New Roman" w:eastAsia="Times New Roman" w:cs="Times New Roman"/>
-          <w:vertAlign w:val="superscript"/>
-        </w:rPr>
-        <w:t>-</w:t>
-      </w:r>
-      <w:r>
-        <w:rPr>
-          <w:rFonts w:ascii="Times New Roman" w:hAnsi="Times New Roman" w:eastAsia="Times New Roman" w:cs="Times New Roman"/>
-        </w:rPr>
-        <w:t xml:space="preserve"> </w:t>
-      </w:r>
-      <w:r>
-        <w:rPr>
-          <w:rFonts w:hint="eastAsia" w:ascii="Times New Roman" w:hAnsi="Times New Roman" w:eastAsia="FangSong" w:cs="Times New Roman"/>
-        </w:rPr>
-        <w:t xml:space="preserve">的距离最短为</w:t>
-      </w:r>
-      <w:r>
-        <w:rPr>
-          <w:rFonts w:ascii="Times New Roman" w:hAnsi="Times New Roman" w:eastAsia="Times New Roman" w:cs="Times New Roman"/>
-        </w:rPr>
-        <w:t xml:space="preserve"> 313 </w:t>
-      </w:r>
-      <w:r>
-        <w:rPr>
-          <w:rFonts w:hint="eastAsia" w:ascii="Times New Roman" w:hAnsi="Times New Roman" w:eastAsia="Times New Roman" w:cs="Times New Roman"/>
-        </w:rPr>
-        <w:t>pm；Cl</w:t>
-      </w:r>
-      <w:r>
-        <w:rPr>
-          <w:rFonts w:hint="eastAsia" w:ascii="Times New Roman" w:hAnsi="Times New Roman" w:eastAsia="Times New Roman" w:cs="Times New Roman"/>
-          <w:vertAlign w:val="superscript"/>
-        </w:rPr>
-        <w:t>-</w:t>
-      </w:r>
-      <w:r>
-        <w:rPr>
-          <w:rFonts w:hint="eastAsia" w:ascii="Times New Roman" w:hAnsi="Times New Roman" w:eastAsia="Times New Roman" w:cs="Times New Roman"/>
-        </w:rPr>
-        <w:t>①</w:t>
-      </w:r>
-      <w:r>
-        <w:rPr>
-          <w:rFonts w:ascii="Times New Roman" w:hAnsi="Times New Roman" w:eastAsia="Times New Roman" w:cs="Times New Roman"/>
-        </w:rPr>
-        <w:t xml:space="preserve"> </w:t>
-      </w:r>
-      <w:r>
-        <w:rPr>
-          <w:rFonts w:hint="eastAsia" w:ascii="Times New Roman" w:hAnsi="Times New Roman" w:eastAsia="FangSong" w:cs="Times New Roman"/>
-        </w:rPr>
-        <w:t xml:space="preserve">与</w:t>
-      </w:r>
-      <w:r>
-        <w:rPr>
-          <w:rFonts w:ascii="Times New Roman" w:hAnsi="Times New Roman" w:eastAsia="Times New Roman" w:cs="Times New Roman"/>
-        </w:rPr>
-        <w:t xml:space="preserve"> Cl</w:t>
-      </w:r>
-      <w:r>
-        <w:rPr>
-          <w:rFonts w:ascii="Times New Roman" w:hAnsi="Times New Roman" w:eastAsia="Times New Roman" w:cs="Times New Roman"/>
-          <w:vertAlign w:val="superscript"/>
-        </w:rPr>
-        <w:t>-</w:t>
-      </w:r>
-      <w:r>
-        <w:rPr>
-          <w:rFonts w:ascii="Times New Roman" w:hAnsi="Times New Roman" w:eastAsia="Times New Roman" w:cs="Times New Roman"/>
-        </w:rPr>
-        <w:t xml:space="preserve">② </w:t>
-      </w:r>
-      <w:r>
-        <w:rPr>
-          <w:rFonts w:hint="eastAsia" w:ascii="Times New Roman" w:hAnsi="Times New Roman" w:eastAsia="FangSong" w:cs="Times New Roman"/>
-        </w:rPr>
-        <w:t xml:space="preserve">的距离为</w:t>
-      </w:r>
-      <w:r>
-        <w:rPr>
-          <w:rFonts w:ascii="Times New Roman" w:hAnsi="Times New Roman" w:eastAsia="Times New Roman" w:cs="Times New Roman"/>
-        </w:rPr>
-        <w:t xml:space="preserve"> 382 </w:t>
-      </w:r>
-      <w:r>
-        <w:rPr>
-          <w:rFonts w:hint="eastAsia" w:ascii="Times New Roman" w:hAnsi="Times New Roman" w:eastAsia="Times New Roman" w:cs="Times New Roman"/>
-        </w:rPr>
-        <w:t>pm；Cl</w:t>
-      </w:r>
-      <w:r>
-        <w:rPr>
-          <w:rFonts w:hint="eastAsia" w:ascii="Times New Roman" w:hAnsi="Times New Roman" w:eastAsia="Times New Roman" w:cs="Times New Roman"/>
-          <w:vertAlign w:val="superscript"/>
-        </w:rPr>
-        <w:t>-</w:t>
-      </w:r>
-      <w:r>
-        <w:rPr>
-          <w:rFonts w:hint="eastAsia" w:ascii="Times New Roman" w:hAnsi="Times New Roman" w:eastAsia="Times New Roman" w:cs="Times New Roman"/>
-        </w:rPr>
-        <w:t>②</w:t>
-      </w:r>
-      <w:r>
-        <w:rPr>
-          <w:rFonts w:ascii="Times New Roman" w:hAnsi="Times New Roman" w:eastAsia="Times New Roman" w:cs="Times New Roman"/>
-        </w:rPr>
-        <w:t xml:space="preserve"> </w:t>
-      </w:r>
-      <w:r>
-        <w:rPr>
-          <w:rFonts w:hint="eastAsia" w:ascii="Times New Roman" w:hAnsi="Times New Roman" w:eastAsia="FangSong" w:cs="Times New Roman"/>
-        </w:rPr>
-        <w:t xml:space="preserve">与</w:t>
-      </w:r>
-      <w:r>
-        <w:rPr>
-          <w:rFonts w:ascii="Times New Roman" w:hAnsi="Times New Roman" w:eastAsia="Times New Roman" w:cs="Times New Roman"/>
-        </w:rPr>
-        <w:t xml:space="preserve"> Cl</w:t>
-      </w:r>
-      <w:r>
-        <w:rPr>
-          <w:rFonts w:ascii="Times New Roman" w:hAnsi="Times New Roman" w:eastAsia="Times New Roman" w:cs="Times New Roman"/>
-          <w:vertAlign w:val="superscript"/>
-        </w:rPr>
-        <w:t>-</w:t>
-      </w:r>
-      <w:r>
-        <w:rPr>
-          <w:rFonts w:ascii="Times New Roman" w:hAnsi="Times New Roman" w:eastAsia="Times New Roman" w:cs="Times New Roman"/>
-        </w:rPr>
-        <w:t xml:space="preserve">② </w:t>
-      </w:r>
-      <w:r>
-        <w:rPr>
-          <w:rFonts w:hint="eastAsia" w:ascii="Times New Roman" w:hAnsi="Times New Roman" w:eastAsia="FangSong" w:cs="Times New Roman"/>
-        </w:rPr>
-        <w:t xml:space="preserve">的距离为</w:t>
-      </w:r>
-      <w:r>
-        <w:rPr>
-          <w:rFonts w:ascii="Times New Roman" w:hAnsi="Times New Roman" w:eastAsia="Times New Roman" w:cs="Times New Roman"/>
-        </w:rPr>
-        <w:t xml:space="preserve"> 419 pm。</w:t>
-      </w:r>
-    </w:p>
-    <w:p>
-      <w:pPr>
-        <w:pStyle w:val="BodyText"/>
+        <w:ind w:firstLine="420"/>
       </w:pPr>
       <w:r>
         <w:rPr>
@@ -22118,6 +22245,7 @@
     <w:p>
       <w:pPr>
         <w:pStyle w:val="BlockText"/>
+        <w:ind w:firstLine="420"/>
       </w:pPr>
       <w:r>
         <w:rPr>
@@ -22213,6 +22341,7 @@
     <w:p>
       <w:pPr>
         <w:pStyle w:val="FirstParagraph"/>
+        <w:ind w:firstLine="420"/>
       </w:pPr>
       <w:r>
         <w:rPr>
@@ -22313,6 +22442,7 @@
     <w:p>
       <w:pPr>
         <w:pStyle w:val="BodyText"/>
+        <w:ind w:firstLine="420"/>
       </w:pPr>
       <w:r>
         <w:rPr>
@@ -22368,6 +22498,7 @@
     <w:p>
       <w:pPr>
         <w:pStyle w:val="BodyText"/>
+        <w:ind w:firstLine="420"/>
       </w:pPr>
       <w:r>
         <w:rPr>
@@ -22429,6 +22560,7 @@
     <w:p>
       <w:pPr>
         <w:pStyle w:val="BodyText"/>
+        <w:ind w:firstLine="420"/>
       </w:pPr>
       <w:r>
         <w:rPr>
@@ -22490,6 +22622,7 @@
     <w:p>
       <w:pPr>
         <w:pStyle w:val="BodyText"/>
+        <w:ind w:firstLine="420"/>
       </w:pPr>
       <w:r>
         <w:rPr>
@@ -22591,6 +22724,7 @@
     <w:p>
       <w:pPr>
         <w:pStyle w:val="BodyText"/>
+        <w:ind w:firstLine="420"/>
       </w:pPr>
       <w:r>
         <w:rPr>
@@ -22646,6 +22780,7 @@
     <w:p>
       <w:pPr>
         <w:pStyle w:val="BodyText"/>
+        <w:ind w:firstLine="420"/>
       </w:pPr>
       <w:r>
         <w:rPr>
@@ -22731,6 +22866,7 @@
     <w:p>
       <w:pPr>
         <w:pStyle w:val="BodyText"/>
+        <w:ind w:firstLine="420"/>
       </w:pPr>
       <w:r>
         <w:rPr>
@@ -22888,6 +23024,7 @@
     <w:p>
       <w:pPr>
         <w:pStyle w:val="BodyText"/>
+        <w:ind w:firstLine="420"/>
       </w:pPr>
       <w:r>
         <w:rPr>
@@ -23086,6 +23223,7 @@
     <w:p>
       <w:pPr>
         <w:pStyle w:val="BodyText"/>
+        <w:ind w:firstLine="420"/>
       </w:pPr>
       <w:r>
         <w:rPr>
@@ -23134,6 +23272,7 @@
     <w:p>
       <w:pPr>
         <w:pStyle w:val="BodyText"/>
+        <w:ind w:firstLine="420"/>
       </w:pPr>
       <w:r>
         <w:rPr>
@@ -23252,6 +23391,7 @@
     <w:p>
       <w:pPr>
         <w:pStyle w:val="BodyText"/>
+        <w:ind w:firstLine="420"/>
       </w:pPr>
       <w:r>
         <w:rPr>
@@ -23366,6 +23506,7 @@
     <w:p>
       <w:pPr>
         <w:pStyle w:val="BodyText"/>
+        <w:ind w:firstLine="420"/>
       </w:pPr>
       <w:r>
         <w:rPr>
@@ -23456,6 +23597,270 @@
           <w:rFonts w:hint="eastAsia" w:ascii="Times New Roman" w:hAnsi="Times New Roman" w:eastAsia="Times New Roman" w:cs="Times New Roman"/>
         </w:rPr>
         <w:t>）</w:t>
+      </w:r>
+    </w:p>
+    <w:p>
+      <w:pPr>
+        <w:pStyle w:val="BodyText"/>
+        <w:ind w:firstLine="420"/>
+      </w:pPr>
+      <w:r>
+        <w:rPr>
+          <w:rFonts w:hint="eastAsia" w:ascii="Times New Roman" w:hAnsi="Times New Roman" w:eastAsia="FangSong" w:cs="Times New Roman"/>
+        </w:rPr>
+        <w:t xml:space="preserve">金属</w:t>
+      </w:r>
+      <w:r>
+        <w:rPr>
+          <w:rFonts w:ascii="Times New Roman" w:hAnsi="Times New Roman" w:eastAsia="Times New Roman" w:cs="Times New Roman"/>
+        </w:rPr>
+        <w:t xml:space="preserve"> Ni </w:t>
+      </w:r>
+      <w:r>
+        <w:rPr>
+          <w:rFonts w:hint="eastAsia" w:ascii="Times New Roman" w:hAnsi="Times New Roman" w:eastAsia="FangSong" w:cs="Times New Roman"/>
+        </w:rPr>
+        <w:t xml:space="preserve">中两个</w:t>
+      </w:r>
+      <w:r>
+        <w:rPr>
+          <w:rFonts w:ascii="Times New Roman" w:hAnsi="Times New Roman" w:eastAsia="Times New Roman" w:cs="Times New Roman"/>
+        </w:rPr>
+        <w:t xml:space="preserve"> Ni </w:t>
+      </w:r>
+      <w:r>
+        <w:rPr>
+          <w:rFonts w:hint="eastAsia" w:ascii="Times New Roman" w:hAnsi="Times New Roman" w:eastAsia="FangSong" w:cs="Times New Roman"/>
+        </w:rPr>
+        <w:t>之间的距离为</w:t>
+      </w:r>
+      <w:r>
+        <w:rPr>
+          <w:rFonts w:hint="eastAsia" w:ascii="Times New Roman" w:hAnsi="Times New Roman" w:eastAsia="Times New Roman" w:cs="Times New Roman"/>
+        </w:rPr>
+        <w:t>：d(Ni—Ni)</w:t>
+      </w:r>
+      <w:r>
+        <w:rPr>
+          <w:rFonts w:ascii="Times New Roman" w:hAnsi="Times New Roman" w:eastAsia="Times New Roman" w:cs="Times New Roman"/>
+        </w:rPr>
+        <w:t xml:space="preserve"> </w:t>
+      </w:r>
+      <w:r>
+        <w:rPr>
+          <w:rFonts w:hint="eastAsia" w:ascii="Times New Roman" w:hAnsi="Times New Roman" w:eastAsia="Times New Roman" w:cs="Times New Roman"/>
+        </w:rPr>
+        <w:t xml:space="preserve">＝</w:t>
+      </w:r>
+      <w:r>
+        <w:rPr>
+          <w:rFonts w:ascii="Times New Roman" w:hAnsi="Times New Roman" w:eastAsia="Times New Roman" w:cs="Times New Roman"/>
+        </w:rPr>
+        <w:t xml:space="preserve"> 2r </w:t>
+      </w:r>
+      <w:r>
+        <w:rPr>
+          <w:rFonts w:hint="eastAsia" w:ascii="Times New Roman" w:hAnsi="Times New Roman" w:eastAsia="Times New Roman" w:cs="Times New Roman"/>
+        </w:rPr>
+        <w:t xml:space="preserve">＝</w:t>
+      </w:r>
+      <w:r>
+        <w:rPr>
+          <w:rFonts w:ascii="Times New Roman" w:hAnsi="Times New Roman" w:eastAsia="Times New Roman" w:cs="Times New Roman"/>
+        </w:rPr>
+        <w:t xml:space="preserve"> 2×124.6 pm </w:t>
+      </w:r>
+      <w:r>
+        <w:rPr>
+          <w:rFonts w:hint="eastAsia" w:ascii="Times New Roman" w:hAnsi="Times New Roman" w:eastAsia="Times New Roman" w:cs="Times New Roman"/>
+        </w:rPr>
+        <w:t xml:space="preserve">＝</w:t>
+      </w:r>
+      <w:r>
+        <w:rPr>
+          <w:rFonts w:ascii="Times New Roman" w:hAnsi="Times New Roman" w:eastAsia="Times New Roman" w:cs="Times New Roman"/>
+        </w:rPr>
+        <w:t xml:space="preserve"> 249.2 </w:t>
+      </w:r>
+      <w:r>
+        <w:rPr>
+          <w:rFonts w:hint="eastAsia" w:ascii="Times New Roman" w:hAnsi="Times New Roman" w:eastAsia="Times New Roman" w:cs="Times New Roman"/>
+        </w:rPr>
+        <w:t xml:space="preserve">pm（0.5</w:t>
+      </w:r>
+      <w:r>
+        <w:rPr>
+          <w:rFonts w:ascii="Times New Roman" w:hAnsi="Times New Roman" w:eastAsia="Times New Roman" w:cs="Times New Roman"/>
+        </w:rPr>
+        <w:t xml:space="preserve"> </w:t>
+      </w:r>
+      <w:r>
+        <w:rPr>
+          <w:rFonts w:hint="eastAsia" w:ascii="Times New Roman" w:hAnsi="Times New Roman" w:eastAsia="FangSong" w:cs="Times New Roman"/>
+        </w:rPr>
+        <w:t>分</w:t>
+      </w:r>
+      <w:r>
+        <w:rPr>
+          <w:rFonts w:hint="eastAsia" w:ascii="Times New Roman" w:hAnsi="Times New Roman" w:eastAsia="Times New Roman" w:cs="Times New Roman"/>
+        </w:rPr>
+        <w:t>）</w:t>
+      </w:r>
+    </w:p>
+    <w:p>
+      <w:pPr>
+        <w:pStyle w:val="BodyText"/>
+        <w:ind w:firstLine="420"/>
+      </w:pPr>
+      <w:r>
+        <w:rPr>
+          <w:rFonts w:hint="eastAsia" w:ascii="Times New Roman" w:hAnsi="Times New Roman" w:eastAsia="FangSong" w:cs="Times New Roman"/>
+        </w:rPr>
+        <w:t xml:space="preserve">可见</w:t>
+      </w:r>
+      <w:r>
+        <w:rPr>
+          <w:rFonts w:ascii="Times New Roman" w:hAnsi="Times New Roman" w:eastAsia="Times New Roman" w:cs="Times New Roman"/>
+        </w:rPr>
+        <w:t xml:space="preserve"> NiAs </w:t>
+      </w:r>
+      <w:r>
+        <w:rPr>
+          <w:rFonts w:hint="eastAsia" w:ascii="Times New Roman" w:hAnsi="Times New Roman" w:eastAsia="FangSong" w:cs="Times New Roman"/>
+        </w:rPr>
+        <w:t xml:space="preserve">晶体中</w:t>
+      </w:r>
+      <w:r>
+        <w:rPr>
+          <w:rFonts w:ascii="Times New Roman" w:hAnsi="Times New Roman" w:eastAsia="Times New Roman" w:cs="Times New Roman"/>
+        </w:rPr>
+        <w:t xml:space="preserve"> Ni—Ni </w:t>
+      </w:r>
+      <w:r>
+        <w:rPr>
+          <w:rFonts w:hint="eastAsia" w:ascii="Times New Roman" w:hAnsi="Times New Roman" w:eastAsia="FangSong" w:cs="Times New Roman"/>
+        </w:rPr>
+        <w:t xml:space="preserve">之间的距离与金属</w:t>
+      </w:r>
+      <w:r>
+        <w:rPr>
+          <w:rFonts w:ascii="Times New Roman" w:hAnsi="Times New Roman" w:eastAsia="Times New Roman" w:cs="Times New Roman"/>
+        </w:rPr>
+        <w:t xml:space="preserve"> Ni </w:t>
+      </w:r>
+      <w:r>
+        <w:rPr>
+          <w:rFonts w:hint="eastAsia" w:ascii="Times New Roman" w:hAnsi="Times New Roman" w:eastAsia="FangSong" w:cs="Times New Roman"/>
+        </w:rPr>
+        <w:t>中基本一致</w:t>
+      </w:r>
+      <w:r>
+        <w:rPr>
+          <w:rFonts w:hint="eastAsia" w:ascii="Times New Roman" w:hAnsi="Times New Roman" w:eastAsia="Times New Roman" w:cs="Times New Roman"/>
+        </w:rPr>
+        <w:t>，Ni</w:t>
+      </w:r>
+      <w:r>
+        <w:rPr>
+          <w:rFonts w:ascii="Times New Roman" w:hAnsi="Times New Roman" w:eastAsia="Times New Roman" w:cs="Times New Roman"/>
+        </w:rPr>
+        <w:t xml:space="preserve"> </w:t>
+      </w:r>
+      <w:r>
+        <w:rPr>
+          <w:rFonts w:hint="eastAsia" w:ascii="Times New Roman" w:hAnsi="Times New Roman" w:eastAsia="FangSong" w:cs="Times New Roman"/>
+        </w:rPr>
+        <w:t>原子之间金属键成分较多</w:t>
+      </w:r>
+      <w:r>
+        <w:rPr>
+          <w:rFonts w:hint="eastAsia" w:ascii="Times New Roman" w:hAnsi="Times New Roman" w:eastAsia="Times New Roman" w:cs="Times New Roman"/>
+        </w:rPr>
+        <w:t>（0.5</w:t>
+      </w:r>
+      <w:r>
+        <w:rPr>
+          <w:rFonts w:ascii="Times New Roman" w:hAnsi="Times New Roman" w:eastAsia="Times New Roman" w:cs="Times New Roman"/>
+        </w:rPr>
+        <w:t xml:space="preserve"> </w:t>
+      </w:r>
+      <w:r>
+        <w:rPr>
+          <w:rFonts w:hint="eastAsia" w:ascii="Times New Roman" w:hAnsi="Times New Roman" w:eastAsia="FangSong" w:cs="Times New Roman"/>
+        </w:rPr>
+        <w:t>分</w:t>
+      </w:r>
+      <w:r>
+        <w:rPr>
+          <w:rFonts w:hint="eastAsia" w:ascii="Times New Roman" w:hAnsi="Times New Roman" w:eastAsia="Times New Roman" w:cs="Times New Roman"/>
+        </w:rPr>
+        <w:t>），</w:t>
+      </w:r>
+      <w:r>
+        <w:rPr>
+          <w:rFonts w:hint="eastAsia" w:ascii="Times New Roman" w:hAnsi="Times New Roman" w:eastAsia="FangSong" w:cs="Times New Roman"/>
+        </w:rPr>
+        <w:t>故</w:t>
+      </w:r>
+      <w:r>
+        <w:rPr>
+          <w:rFonts w:ascii="Times New Roman" w:hAnsi="Times New Roman" w:eastAsia="Times New Roman" w:cs="Times New Roman"/>
+        </w:rPr>
+        <w:t xml:space="preserve"> NiAs </w:t>
+      </w:r>
+      <w:r>
+        <w:rPr>
+          <w:rFonts w:hint="eastAsia" w:ascii="Times New Roman" w:hAnsi="Times New Roman" w:eastAsia="FangSong" w:cs="Times New Roman"/>
+        </w:rPr>
+        <w:t xml:space="preserve">晶体在</w:t>
+      </w:r>
+      <w:r>
+        <w:rPr>
+          <w:rFonts w:ascii="Times New Roman" w:hAnsi="Times New Roman" w:eastAsia="Times New Roman" w:cs="Times New Roman"/>
+        </w:rPr>
+        <w:t xml:space="preserve"> c </w:t>
+      </w:r>
+      <w:r>
+        <w:rPr>
+          <w:rFonts w:hint="eastAsia" w:ascii="Times New Roman" w:hAnsi="Times New Roman" w:eastAsia="FangSong" w:cs="Times New Roman"/>
+        </w:rPr>
+        <w:t>轴上有很强导电性</w:t>
+      </w:r>
+      <w:r>
+        <w:rPr>
+          <w:rFonts w:hint="eastAsia" w:ascii="Times New Roman" w:hAnsi="Times New Roman" w:eastAsia="Times New Roman" w:cs="Times New Roman"/>
+        </w:rPr>
+        <w:t>，</w:t>
+      </w:r>
+      <w:r>
+        <w:rPr>
+          <w:rFonts w:hint="eastAsia" w:ascii="Times New Roman" w:hAnsi="Times New Roman" w:eastAsia="FangSong" w:cs="Times New Roman"/>
+        </w:rPr>
+        <w:t>但是在其他方向上导电性大大降低</w:t>
+      </w:r>
+      <w:r>
+        <w:rPr>
+          <w:rFonts w:hint="eastAsia" w:ascii="Times New Roman" w:hAnsi="Times New Roman" w:eastAsia="Times New Roman" w:cs="Times New Roman"/>
+        </w:rPr>
+        <w:t>（0.5</w:t>
+      </w:r>
+      <w:r>
+        <w:rPr>
+          <w:rFonts w:ascii="Times New Roman" w:hAnsi="Times New Roman" w:eastAsia="Times New Roman" w:cs="Times New Roman"/>
+        </w:rPr>
+        <w:t xml:space="preserve"> </w:t>
+      </w:r>
+      <w:r>
+        <w:rPr>
+          <w:rFonts w:hint="eastAsia" w:ascii="Times New Roman" w:hAnsi="Times New Roman" w:eastAsia="FangSong" w:cs="Times New Roman"/>
+        </w:rPr>
+        <w:t>分</w:t>
+      </w:r>
+      <w:r>
+        <w:rPr>
+          <w:rFonts w:hint="eastAsia" w:ascii="Times New Roman" w:hAnsi="Times New Roman" w:eastAsia="Times New Roman" w:cs="Times New Roman"/>
+        </w:rPr>
+        <w:t>）。</w:t>
       </w:r>
     </w:p>
     <w:p>
@@ -23464,158 +23869,47 @@
       </w:pPr>
       <w:r>
         <w:rPr>
-          <w:rFonts w:hint="eastAsia" w:ascii="Times New Roman" w:hAnsi="Times New Roman" w:eastAsia="FangSong" w:cs="Times New Roman"/>
-        </w:rPr>
-        <w:t xml:space="preserve">金属</w:t>
-      </w:r>
-      <w:r>
-        <w:rPr>
-          <w:rFonts w:ascii="Times New Roman" w:hAnsi="Times New Roman" w:eastAsia="Times New Roman" w:cs="Times New Roman"/>
-        </w:rPr>
-        <w:t xml:space="preserve"> Ni </w:t>
-      </w:r>
-      <w:r>
-        <w:rPr>
-          <w:rFonts w:hint="eastAsia" w:ascii="Times New Roman" w:hAnsi="Times New Roman" w:eastAsia="FangSong" w:cs="Times New Roman"/>
-        </w:rPr>
-        <w:t xml:space="preserve">中两个</w:t>
-      </w:r>
-      <w:r>
-        <w:rPr>
-          <w:rFonts w:ascii="Times New Roman" w:hAnsi="Times New Roman" w:eastAsia="Times New Roman" w:cs="Times New Roman"/>
-        </w:rPr>
-        <w:t xml:space="preserve"> Ni </w:t>
-      </w:r>
-      <w:r>
-        <w:rPr>
-          <w:rFonts w:hint="eastAsia" w:ascii="Times New Roman" w:hAnsi="Times New Roman" w:eastAsia="FangSong" w:cs="Times New Roman"/>
-        </w:rPr>
-        <w:t>之间的距离为</w:t>
-      </w:r>
-      <w:r>
-        <w:rPr>
-          <w:rFonts w:hint="eastAsia" w:ascii="Times New Roman" w:hAnsi="Times New Roman" w:eastAsia="Times New Roman" w:cs="Times New Roman"/>
-        </w:rPr>
-        <w:t>：d(Ni—Ni)</w:t>
-      </w:r>
-      <w:r>
-        <w:rPr>
-          <w:rFonts w:ascii="Times New Roman" w:hAnsi="Times New Roman" w:eastAsia="Times New Roman" w:cs="Times New Roman"/>
-        </w:rPr>
-        <w:t xml:space="preserve"> </w:t>
-      </w:r>
-      <w:r>
-        <w:rPr>
-          <w:rFonts w:hint="eastAsia" w:ascii="Times New Roman" w:hAnsi="Times New Roman" w:eastAsia="Times New Roman" w:cs="Times New Roman"/>
-        </w:rPr>
-        <w:t xml:space="preserve">＝</w:t>
-      </w:r>
-      <w:r>
-        <w:rPr>
-          <w:rFonts w:ascii="Times New Roman" w:hAnsi="Times New Roman" w:eastAsia="Times New Roman" w:cs="Times New Roman"/>
-        </w:rPr>
-        <w:t xml:space="preserve"> 2r </w:t>
-      </w:r>
-      <w:r>
-        <w:rPr>
-          <w:rFonts w:hint="eastAsia" w:ascii="Times New Roman" w:hAnsi="Times New Roman" w:eastAsia="Times New Roman" w:cs="Times New Roman"/>
-        </w:rPr>
-        <w:t xml:space="preserve">＝</w:t>
-      </w:r>
-      <w:r>
-        <w:rPr>
-          <w:rFonts w:ascii="Times New Roman" w:hAnsi="Times New Roman" w:eastAsia="Times New Roman" w:cs="Times New Roman"/>
-        </w:rPr>
-        <w:t xml:space="preserve"> 2×124.6 pm </w:t>
-      </w:r>
-      <w:r>
-        <w:rPr>
-          <w:rFonts w:hint="eastAsia" w:ascii="Times New Roman" w:hAnsi="Times New Roman" w:eastAsia="Times New Roman" w:cs="Times New Roman"/>
-        </w:rPr>
-        <w:t xml:space="preserve">＝</w:t>
-      </w:r>
-      <w:r>
-        <w:rPr>
-          <w:rFonts w:ascii="Times New Roman" w:hAnsi="Times New Roman" w:eastAsia="Times New Roman" w:cs="Times New Roman"/>
-        </w:rPr>
-        <w:t xml:space="preserve"> 249.2 </w:t>
-      </w:r>
-      <w:r>
-        <w:rPr>
-          <w:rFonts w:hint="eastAsia" w:ascii="Times New Roman" w:hAnsi="Times New Roman" w:eastAsia="Times New Roman" w:cs="Times New Roman"/>
-        </w:rPr>
-        <w:t xml:space="preserve">pm（0.5</w:t>
-      </w:r>
-      <w:r>
-        <w:rPr>
-          <w:rFonts w:ascii="Times New Roman" w:hAnsi="Times New Roman" w:eastAsia="Times New Roman" w:cs="Times New Roman"/>
-        </w:rPr>
-        <w:t xml:space="preserve"> </w:t>
-      </w:r>
-      <w:r>
-        <w:rPr>
-          <w:rFonts w:hint="eastAsia" w:ascii="Times New Roman" w:hAnsi="Times New Roman" w:eastAsia="FangSong" w:cs="Times New Roman"/>
-        </w:rPr>
-        <w:t>分</w:t>
-      </w:r>
-      <w:r>
-        <w:rPr>
-          <w:rFonts w:hint="eastAsia" w:ascii="Times New Roman" w:hAnsi="Times New Roman" w:eastAsia="Times New Roman" w:cs="Times New Roman"/>
-        </w:rPr>
-        <w:t>）</w:t>
+          <w:rFonts w:ascii="Times New Roman" w:hAnsi="Times New Roman" w:eastAsia="Times New Roman" w:cs="Times New Roman"/>
+          <w:b/>
+          <w:bCs/>
+        </w:rPr>
+        <w:t xml:space="preserve">10-6</w:t>
       </w:r>
     </w:p>
     <w:p>
       <w:pPr>
         <w:pStyle w:val="BodyText"/>
+        <w:ind w:firstLine="420"/>
       </w:pPr>
       <w:r>
         <w:rPr>
-          <w:rFonts w:hint="eastAsia" w:ascii="Times New Roman" w:hAnsi="Times New Roman" w:eastAsia="FangSong" w:cs="Times New Roman"/>
-        </w:rPr>
-        <w:t xml:space="preserve">可见</w:t>
-      </w:r>
-      <w:r>
-        <w:rPr>
-          <w:rFonts w:ascii="Times New Roman" w:hAnsi="Times New Roman" w:eastAsia="Times New Roman" w:cs="Times New Roman"/>
-        </w:rPr>
-        <w:t xml:space="preserve"> NiAs </w:t>
-      </w:r>
-      <w:r>
-        <w:rPr>
-          <w:rFonts w:hint="eastAsia" w:ascii="Times New Roman" w:hAnsi="Times New Roman" w:eastAsia="FangSong" w:cs="Times New Roman"/>
-        </w:rPr>
-        <w:t xml:space="preserve">晶体中</w:t>
-      </w:r>
-      <w:r>
-        <w:rPr>
-          <w:rFonts w:ascii="Times New Roman" w:hAnsi="Times New Roman" w:eastAsia="Times New Roman" w:cs="Times New Roman"/>
-        </w:rPr>
-        <w:t xml:space="preserve"> Ni—Ni </w:t>
-      </w:r>
-      <w:r>
-        <w:rPr>
-          <w:rFonts w:hint="eastAsia" w:ascii="Times New Roman" w:hAnsi="Times New Roman" w:eastAsia="FangSong" w:cs="Times New Roman"/>
-        </w:rPr>
-        <w:t xml:space="preserve">之间的距离与金属</w:t>
-      </w:r>
-      <w:r>
-        <w:rPr>
-          <w:rFonts w:ascii="Times New Roman" w:hAnsi="Times New Roman" w:eastAsia="Times New Roman" w:cs="Times New Roman"/>
-        </w:rPr>
-        <w:t xml:space="preserve"> Ni </w:t>
-      </w:r>
-      <w:r>
-        <w:rPr>
-          <w:rFonts w:hint="eastAsia" w:ascii="Times New Roman" w:hAnsi="Times New Roman" w:eastAsia="FangSong" w:cs="Times New Roman"/>
-        </w:rPr>
-        <w:t>中基本一致</w:t>
-      </w:r>
-      <w:r>
-        <w:rPr>
-          <w:rFonts w:hint="eastAsia" w:ascii="Times New Roman" w:hAnsi="Times New Roman" w:eastAsia="Times New Roman" w:cs="Times New Roman"/>
-        </w:rPr>
-        <w:t>，Ni</w:t>
+          <w:rFonts w:ascii="Times New Roman" w:hAnsi="Times New Roman" w:eastAsia="Times New Roman" w:cs="Times New Roman"/>
+        </w:rPr>
+        <w:t xml:space="preserve">O </w:t>
+      </w:r>
+      <w:r>
+        <w:rPr>
+          <w:rFonts w:hint="eastAsia" w:ascii="Times New Roman" w:hAnsi="Times New Roman" w:eastAsia="FangSong" w:cs="Times New Roman"/>
+        </w:rPr>
+        <w:t xml:space="preserve">为近似</w:t>
+      </w:r>
+      <w:r>
+        <w:rPr>
+          <w:rFonts w:ascii="Times New Roman" w:hAnsi="Times New Roman" w:eastAsia="Times New Roman" w:cs="Times New Roman"/>
+        </w:rPr>
+        <w:t xml:space="preserve"> hcp </w:t>
+      </w:r>
+      <w:r>
+        <w:rPr>
+          <w:rFonts w:hint="eastAsia" w:ascii="Times New Roman" w:hAnsi="Times New Roman" w:eastAsia="FangSong" w:cs="Times New Roman"/>
+        </w:rPr>
+        <w:t>堆积</w:t>
+      </w:r>
+      <w:r>
+        <w:rPr>
+          <w:rFonts w:hint="eastAsia" w:ascii="Times New Roman" w:hAnsi="Times New Roman" w:eastAsia="Times New Roman" w:cs="Times New Roman"/>
+        </w:rPr>
+        <w:t>。（1</w:t>
       </w:r>
       <w:r>
         <w:rPr>
@@ -23627,85 +23921,49 @@
         <w:rPr>
           <w:rFonts w:hint="eastAsia" w:ascii="Times New Roman" w:hAnsi="Times New Roman" w:eastAsia="FangSong" w:cs="Times New Roman"/>
         </w:rPr>
-        <w:t>原子之间金属键成分较多</w:t>
-      </w:r>
-      <w:r>
-        <w:rPr>
-          <w:rFonts w:hint="eastAsia" w:ascii="Times New Roman" w:hAnsi="Times New Roman" w:eastAsia="Times New Roman" w:cs="Times New Roman"/>
-        </w:rPr>
-        <w:t>（0.5</w:t>
-      </w:r>
-      <w:r>
-        <w:rPr>
-          <w:rFonts w:ascii="Times New Roman" w:hAnsi="Times New Roman" w:eastAsia="Times New Roman" w:cs="Times New Roman"/>
-        </w:rPr>
-        <w:t xml:space="preserve"> </w:t>
-      </w:r>
-      <w:r>
-        <w:rPr>
-          <w:rFonts w:hint="eastAsia" w:ascii="Times New Roman" w:hAnsi="Times New Roman" w:eastAsia="FangSong" w:cs="Times New Roman"/>
-        </w:rPr>
         <w:t>分</w:t>
       </w:r>
       <w:r>
         <w:rPr>
           <w:rFonts w:hint="eastAsia" w:ascii="Times New Roman" w:hAnsi="Times New Roman" w:eastAsia="Times New Roman" w:cs="Times New Roman"/>
         </w:rPr>
-        <w:t>），</w:t>
-      </w:r>
-      <w:r>
-        <w:rPr>
-          <w:rFonts w:hint="eastAsia" w:ascii="Times New Roman" w:hAnsi="Times New Roman" w:eastAsia="FangSong" w:cs="Times New Roman"/>
-        </w:rPr>
-        <w:t>故</w:t>
-      </w:r>
-      <w:r>
-        <w:rPr>
-          <w:rFonts w:ascii="Times New Roman" w:hAnsi="Times New Roman" w:eastAsia="Times New Roman" w:cs="Times New Roman"/>
-        </w:rPr>
-        <w:t xml:space="preserve"> NiAs </w:t>
-      </w:r>
-      <w:r>
-        <w:rPr>
-          <w:rFonts w:hint="eastAsia" w:ascii="Times New Roman" w:hAnsi="Times New Roman" w:eastAsia="FangSong" w:cs="Times New Roman"/>
-        </w:rPr>
-        <w:t xml:space="preserve">晶体在</w:t>
-      </w:r>
-      <w:r>
-        <w:rPr>
-          <w:rFonts w:ascii="Times New Roman" w:hAnsi="Times New Roman" w:eastAsia="Times New Roman" w:cs="Times New Roman"/>
-        </w:rPr>
-        <w:t xml:space="preserve"> c </w:t>
-      </w:r>
-      <w:r>
-        <w:rPr>
-          <w:rFonts w:hint="eastAsia" w:ascii="Times New Roman" w:hAnsi="Times New Roman" w:eastAsia="FangSong" w:cs="Times New Roman"/>
-        </w:rPr>
-        <w:t>轴上有很强导电性</w:t>
-      </w:r>
-      <w:r>
-        <w:rPr>
-          <w:rFonts w:hint="eastAsia" w:ascii="Times New Roman" w:hAnsi="Times New Roman" w:eastAsia="Times New Roman" w:cs="Times New Roman"/>
-        </w:rPr>
         <w:t>，</w:t>
       </w:r>
       <w:r>
         <w:rPr>
           <w:rFonts w:hint="eastAsia" w:ascii="Times New Roman" w:hAnsi="Times New Roman" w:eastAsia="FangSong" w:cs="Times New Roman"/>
         </w:rPr>
-        <w:t>但是在其他方向上导电性大大降低</w:t>
-      </w:r>
-      <w:r>
-        <w:rPr>
-          <w:rFonts w:hint="eastAsia" w:ascii="Times New Roman" w:hAnsi="Times New Roman" w:eastAsia="Times New Roman" w:cs="Times New Roman"/>
-        </w:rPr>
-        <w:t>（0.5</w:t>
-      </w:r>
-      <w:r>
-        <w:rPr>
-          <w:rFonts w:ascii="Times New Roman" w:hAnsi="Times New Roman" w:eastAsia="Times New Roman" w:cs="Times New Roman"/>
-        </w:rPr>
-        <w:t xml:space="preserve"> </w:t>
+        <w:t>没有</w:t>
+      </w:r>
+      <w:r>
+        <w:rPr>
+          <w:rFonts w:hint="eastAsia" w:ascii="Times New Roman" w:hAnsi="Times New Roman" w:eastAsia="Times New Roman" w:cs="Times New Roman"/>
+        </w:rPr>
+        <w:t>「</w:t>
+      </w:r>
+      <w:r>
+        <w:rPr>
+          <w:rFonts w:hint="eastAsia" w:ascii="Times New Roman" w:hAnsi="Times New Roman" w:eastAsia="FangSong" w:cs="Times New Roman"/>
+        </w:rPr>
+        <w:t>近似</w:t>
+      </w:r>
+      <w:r>
+        <w:rPr>
+          <w:rFonts w:hint="eastAsia" w:ascii="Times New Roman" w:hAnsi="Times New Roman" w:eastAsia="Times New Roman" w:cs="Times New Roman"/>
+        </w:rPr>
+        <w:t>」</w:t>
+      </w:r>
+      <w:r>
+        <w:rPr>
+          <w:rFonts w:hint="eastAsia" w:ascii="Times New Roman" w:hAnsi="Times New Roman" w:eastAsia="FangSong" w:cs="Times New Roman"/>
+        </w:rPr>
+        <w:t>扣</w:t>
+      </w:r>
+      <w:r>
+        <w:rPr>
+          <w:rFonts w:ascii="Times New Roman" w:hAnsi="Times New Roman" w:eastAsia="Times New Roman" w:cs="Times New Roman"/>
+        </w:rPr>
+        <w:t xml:space="preserve"> 0.5 </w:t>
       </w:r>
       <w:r>
         <w:rPr>
@@ -23717,350 +23975,238 @@
         <w:rPr>
           <w:rFonts w:hint="eastAsia" w:ascii="Times New Roman" w:hAnsi="Times New Roman" w:eastAsia="Times New Roman" w:cs="Times New Roman"/>
         </w:rPr>
-        <w:t>）。</w:t>
+        <w:t>）</w:t>
       </w:r>
     </w:p>
     <w:p>
       <w:pPr>
         <w:pStyle w:val="BodyText"/>
+        <w:ind w:firstLine="420"/>
       </w:pPr>
       <w:r>
         <w:rPr>
           <w:rFonts w:ascii="Times New Roman" w:hAnsi="Times New Roman" w:eastAsia="Times New Roman" w:cs="Times New Roman"/>
-          <w:b/>
-          <w:bCs/>
-        </w:rPr>
-        <w:t xml:space="preserve">10-6</w:t>
+        </w:rPr>
+        <w:t>TiO</w:t>
+      </w:r>
+      <w:r>
+        <w:rPr>
+          <w:rFonts w:ascii="Times New Roman" w:hAnsi="Times New Roman" w:eastAsia="Times New Roman" w:cs="Times New Roman"/>
+          <w:vertAlign w:val="subscript"/>
+        </w:rPr>
+        <w:t>2</w:t>
+      </w:r>
+      <w:r>
+        <w:rPr>
+          <w:rFonts w:ascii="Times New Roman" w:hAnsi="Times New Roman" w:eastAsia="Times New Roman" w:cs="Times New Roman"/>
+        </w:rPr>
+        <w:t xml:space="preserve"> </w:t>
+      </w:r>
+      <w:r>
+        <w:rPr>
+          <w:rFonts w:hint="eastAsia" w:ascii="Times New Roman" w:hAnsi="Times New Roman" w:eastAsia="FangSong" w:cs="Times New Roman"/>
+        </w:rPr>
+        <w:t xml:space="preserve">和</w:t>
+      </w:r>
+      <w:r>
+        <w:rPr>
+          <w:rFonts w:ascii="Times New Roman" w:hAnsi="Times New Roman" w:eastAsia="Times New Roman" w:cs="Times New Roman"/>
+        </w:rPr>
+        <w:t xml:space="preserve"> NiAs </w:t>
+      </w:r>
+      <w:r>
+        <w:rPr>
+          <w:rFonts w:hint="eastAsia" w:ascii="Times New Roman" w:hAnsi="Times New Roman" w:eastAsia="FangSong" w:cs="Times New Roman"/>
+        </w:rPr>
+        <w:t xml:space="preserve">中阴离子的堆积方式都为</w:t>
+      </w:r>
+      <w:r>
+        <w:rPr>
+          <w:rFonts w:ascii="Times New Roman" w:hAnsi="Times New Roman" w:eastAsia="Times New Roman" w:cs="Times New Roman"/>
+        </w:rPr>
+        <w:t xml:space="preserve"> hcp </w:t>
+      </w:r>
+      <w:r>
+        <w:rPr>
+          <w:rFonts w:hint="eastAsia" w:ascii="Times New Roman" w:hAnsi="Times New Roman" w:eastAsia="FangSong" w:cs="Times New Roman"/>
+        </w:rPr>
+        <w:t>堆积</w:t>
+      </w:r>
+      <w:r>
+        <w:rPr>
+          <w:rFonts w:hint="eastAsia" w:ascii="Times New Roman" w:hAnsi="Times New Roman" w:eastAsia="Times New Roman" w:cs="Times New Roman"/>
+        </w:rPr>
+        <w:t>（TiO</w:t>
+      </w:r>
+      <w:r>
+        <w:rPr>
+          <w:rFonts w:hint="eastAsia" w:ascii="Times New Roman" w:hAnsi="Times New Roman" w:eastAsia="Times New Roman" w:cs="Times New Roman"/>
+          <w:vertAlign w:val="subscript"/>
+        </w:rPr>
+        <w:t>2</w:t>
+      </w:r>
+      <w:r>
+        <w:rPr>
+          <w:rFonts w:ascii="Times New Roman" w:hAnsi="Times New Roman" w:eastAsia="Times New Roman" w:cs="Times New Roman"/>
+        </w:rPr>
+        <w:t xml:space="preserve"> </w:t>
+      </w:r>
+      <w:r>
+        <w:rPr>
+          <w:rFonts w:hint="eastAsia" w:ascii="Times New Roman" w:hAnsi="Times New Roman" w:eastAsia="FangSong" w:cs="Times New Roman"/>
+        </w:rPr>
+        <w:t xml:space="preserve">中的</w:t>
+      </w:r>
+      <w:r>
+        <w:rPr>
+          <w:rFonts w:ascii="Times New Roman" w:hAnsi="Times New Roman" w:eastAsia="Times New Roman" w:cs="Times New Roman"/>
+        </w:rPr>
+        <w:t xml:space="preserve"> O </w:t>
+      </w:r>
+      <w:r>
+        <w:rPr>
+          <w:rFonts w:hint="eastAsia" w:ascii="Times New Roman" w:hAnsi="Times New Roman" w:eastAsia="FangSong" w:cs="Times New Roman"/>
+        </w:rPr>
+        <w:t>的堆积呈略微的波浪形</w:t>
+      </w:r>
+      <w:r>
+        <w:rPr>
+          <w:rFonts w:hint="eastAsia" w:ascii="Times New Roman" w:hAnsi="Times New Roman" w:eastAsia="Times New Roman" w:cs="Times New Roman"/>
+        </w:rPr>
+        <w:t>，</w:t>
+      </w:r>
+      <w:r>
+        <w:rPr>
+          <w:rFonts w:hint="eastAsia" w:ascii="Times New Roman" w:hAnsi="Times New Roman" w:eastAsia="FangSong" w:cs="Times New Roman"/>
+        </w:rPr>
+        <w:t>与</w:t>
+      </w:r>
+      <w:r>
+        <w:rPr>
+          <w:rFonts w:ascii="Times New Roman" w:hAnsi="Times New Roman" w:eastAsia="Times New Roman" w:cs="Times New Roman"/>
+        </w:rPr>
+        <w:t xml:space="preserve"> hcp </w:t>
+      </w:r>
+      <w:r>
+        <w:rPr>
+          <w:rFonts w:hint="eastAsia" w:ascii="Times New Roman" w:hAnsi="Times New Roman" w:eastAsia="FangSong" w:cs="Times New Roman"/>
+        </w:rPr>
+        <w:t>基本一致</w:t>
+      </w:r>
+      <w:r>
+        <w:rPr>
+          <w:rFonts w:hint="eastAsia" w:ascii="Times New Roman" w:hAnsi="Times New Roman" w:eastAsia="Times New Roman" w:cs="Times New Roman"/>
+        </w:rPr>
+        <w:t>）（0.5</w:t>
+      </w:r>
+      <w:r>
+        <w:rPr>
+          <w:rFonts w:ascii="Times New Roman" w:hAnsi="Times New Roman" w:eastAsia="Times New Roman" w:cs="Times New Roman"/>
+        </w:rPr>
+        <w:t xml:space="preserve"> </w:t>
+      </w:r>
+      <w:r>
+        <w:rPr>
+          <w:rFonts w:hint="eastAsia" w:ascii="Times New Roman" w:hAnsi="Times New Roman" w:eastAsia="FangSong" w:cs="Times New Roman"/>
+        </w:rPr>
+        <w:t>分</w:t>
+      </w:r>
+      <w:r>
+        <w:rPr>
+          <w:rFonts w:hint="eastAsia" w:ascii="Times New Roman" w:hAnsi="Times New Roman" w:eastAsia="Times New Roman" w:cs="Times New Roman"/>
+        </w:rPr>
+        <w:t>），</w:t>
+      </w:r>
+      <w:r>
+        <w:rPr>
+          <w:rFonts w:hint="eastAsia" w:ascii="Times New Roman" w:hAnsi="Times New Roman" w:eastAsia="FangSong" w:cs="Times New Roman"/>
+        </w:rPr>
+        <w:t>而</w:t>
+      </w:r>
+      <w:r>
+        <w:rPr>
+          <w:rFonts w:ascii="Times New Roman" w:hAnsi="Times New Roman" w:eastAsia="Times New Roman" w:cs="Times New Roman"/>
+        </w:rPr>
+        <w:t xml:space="preserve"> TiO</w:t>
+      </w:r>
+      <w:r>
+        <w:rPr>
+          <w:rFonts w:ascii="Times New Roman" w:hAnsi="Times New Roman" w:eastAsia="Times New Roman" w:cs="Times New Roman"/>
+          <w:vertAlign w:val="subscript"/>
+        </w:rPr>
+        <w:t>2</w:t>
+      </w:r>
+      <w:r>
+        <w:rPr>
+          <w:rFonts w:ascii="Times New Roman" w:hAnsi="Times New Roman" w:eastAsia="Times New Roman" w:cs="Times New Roman"/>
+        </w:rPr>
+        <w:t xml:space="preserve"> </w:t>
+      </w:r>
+      <w:r>
+        <w:rPr>
+          <w:rFonts w:hint="eastAsia" w:ascii="Times New Roman" w:hAnsi="Times New Roman" w:eastAsia="FangSong" w:cs="Times New Roman"/>
+        </w:rPr>
+        <w:t xml:space="preserve">的阳离子填隙率为</w:t>
+      </w:r>
+      <w:r>
+        <w:rPr>
+          <w:rFonts w:ascii="Times New Roman" w:hAnsi="Times New Roman" w:eastAsia="Times New Roman" w:cs="Times New Roman"/>
+        </w:rPr>
+        <w:t xml:space="preserve"> </w:t>
+      </w:r>
+      <w:r>
+        <w:rPr>
+          <w:rFonts w:hint="eastAsia" w:ascii="Times New Roman" w:hAnsi="Times New Roman" w:eastAsia="Times New Roman" w:cs="Times New Roman"/>
+        </w:rPr>
+        <w:t xml:space="preserve">50%，NiAs</w:t>
+      </w:r>
+      <w:r>
+        <w:rPr>
+          <w:rFonts w:ascii="Times New Roman" w:hAnsi="Times New Roman" w:eastAsia="Times New Roman" w:cs="Times New Roman"/>
+        </w:rPr>
+        <w:t xml:space="preserve"> </w:t>
+      </w:r>
+      <w:r>
+        <w:rPr>
+          <w:rFonts w:hint="eastAsia" w:ascii="Times New Roman" w:hAnsi="Times New Roman" w:eastAsia="FangSong" w:cs="Times New Roman"/>
+        </w:rPr>
+        <w:t xml:space="preserve">为</w:t>
+      </w:r>
+      <w:r>
+        <w:rPr>
+          <w:rFonts w:ascii="Times New Roman" w:hAnsi="Times New Roman" w:eastAsia="Times New Roman" w:cs="Times New Roman"/>
+        </w:rPr>
+        <w:t xml:space="preserve"> </w:t>
+      </w:r>
+      <w:r>
+        <w:rPr>
+          <w:rFonts w:hint="eastAsia" w:ascii="Times New Roman" w:hAnsi="Times New Roman" w:eastAsia="Times New Roman" w:cs="Times New Roman"/>
+        </w:rPr>
+        <w:t xml:space="preserve">100%（0.5</w:t>
+      </w:r>
+      <w:r>
+        <w:rPr>
+          <w:rFonts w:ascii="Times New Roman" w:hAnsi="Times New Roman" w:eastAsia="Times New Roman" w:cs="Times New Roman"/>
+        </w:rPr>
+        <w:t xml:space="preserve"> </w:t>
+      </w:r>
+      <w:r>
+        <w:rPr>
+          <w:rFonts w:hint="eastAsia" w:ascii="Times New Roman" w:hAnsi="Times New Roman" w:eastAsia="FangSong" w:cs="Times New Roman"/>
+        </w:rPr>
+        <w:t>分</w:t>
+      </w:r>
+      <w:r>
+        <w:rPr>
+          <w:rFonts w:hint="eastAsia" w:ascii="Times New Roman" w:hAnsi="Times New Roman" w:eastAsia="Times New Roman" w:cs="Times New Roman"/>
+        </w:rPr>
+        <w:t>）。</w:t>
       </w:r>
     </w:p>
     <w:p>
       <w:pPr>
         <w:pStyle w:val="BodyText"/>
-      </w:pPr>
-      <w:r>
-        <w:rPr>
-          <w:rFonts w:ascii="Times New Roman" w:hAnsi="Times New Roman" w:eastAsia="Times New Roman" w:cs="Times New Roman"/>
-        </w:rPr>
-        <w:t xml:space="preserve">O </w:t>
-      </w:r>
-      <w:r>
-        <w:rPr>
-          <w:rFonts w:hint="eastAsia" w:ascii="Times New Roman" w:hAnsi="Times New Roman" w:eastAsia="FangSong" w:cs="Times New Roman"/>
-        </w:rPr>
-        <w:t xml:space="preserve">为近似</w:t>
-      </w:r>
-      <w:r>
-        <w:rPr>
-          <w:rFonts w:ascii="Times New Roman" w:hAnsi="Times New Roman" w:eastAsia="Times New Roman" w:cs="Times New Roman"/>
-        </w:rPr>
-        <w:t xml:space="preserve"> hcp </w:t>
-      </w:r>
-      <w:r>
-        <w:rPr>
-          <w:rFonts w:hint="eastAsia" w:ascii="Times New Roman" w:hAnsi="Times New Roman" w:eastAsia="FangSong" w:cs="Times New Roman"/>
-        </w:rPr>
-        <w:t>堆积</w:t>
-      </w:r>
-      <w:r>
-        <w:rPr>
-          <w:rFonts w:hint="eastAsia" w:ascii="Times New Roman" w:hAnsi="Times New Roman" w:eastAsia="Times New Roman" w:cs="Times New Roman"/>
-        </w:rPr>
-        <w:t>。（1</w:t>
-      </w:r>
-      <w:r>
-        <w:rPr>
-          <w:rFonts w:ascii="Times New Roman" w:hAnsi="Times New Roman" w:eastAsia="Times New Roman" w:cs="Times New Roman"/>
-        </w:rPr>
-        <w:t xml:space="preserve"> </w:t>
-      </w:r>
-      <w:r>
-        <w:rPr>
-          <w:rFonts w:hint="eastAsia" w:ascii="Times New Roman" w:hAnsi="Times New Roman" w:eastAsia="FangSong" w:cs="Times New Roman"/>
-        </w:rPr>
-        <w:t>分</w:t>
-      </w:r>
-      <w:r>
-        <w:rPr>
-          <w:rFonts w:hint="eastAsia" w:ascii="Times New Roman" w:hAnsi="Times New Roman" w:eastAsia="Times New Roman" w:cs="Times New Roman"/>
-        </w:rPr>
-        <w:t>，</w:t>
-      </w:r>
-      <w:r>
-        <w:rPr>
-          <w:rFonts w:hint="eastAsia" w:ascii="Times New Roman" w:hAnsi="Times New Roman" w:eastAsia="FangSong" w:cs="Times New Roman"/>
-        </w:rPr>
-        <w:t>没有</w:t>
-      </w:r>
-      <w:r>
-        <w:rPr>
-          <w:rFonts w:hint="eastAsia" w:ascii="Times New Roman" w:hAnsi="Times New Roman" w:eastAsia="Times New Roman" w:cs="Times New Roman"/>
-        </w:rPr>
-        <w:t>「</w:t>
-      </w:r>
-      <w:r>
-        <w:rPr>
-          <w:rFonts w:hint="eastAsia" w:ascii="Times New Roman" w:hAnsi="Times New Roman" w:eastAsia="FangSong" w:cs="Times New Roman"/>
-        </w:rPr>
-        <w:t>近似</w:t>
-      </w:r>
-      <w:r>
-        <w:rPr>
-          <w:rFonts w:hint="eastAsia" w:ascii="Times New Roman" w:hAnsi="Times New Roman" w:eastAsia="Times New Roman" w:cs="Times New Roman"/>
-        </w:rPr>
-        <w:t>」</w:t>
-      </w:r>
-      <w:r>
-        <w:rPr>
-          <w:rFonts w:hint="eastAsia" w:ascii="Times New Roman" w:hAnsi="Times New Roman" w:eastAsia="FangSong" w:cs="Times New Roman"/>
-        </w:rPr>
-        <w:t>扣</w:t>
-      </w:r>
-      <w:r>
-        <w:rPr>
-          <w:rFonts w:ascii="Times New Roman" w:hAnsi="Times New Roman" w:eastAsia="Times New Roman" w:cs="Times New Roman"/>
-        </w:rPr>
-        <w:t xml:space="preserve"> 0.5 </w:t>
-      </w:r>
-      <w:r>
-        <w:rPr>
-          <w:rFonts w:hint="eastAsia" w:ascii="Times New Roman" w:hAnsi="Times New Roman" w:eastAsia="FangSong" w:cs="Times New Roman"/>
-        </w:rPr>
-        <w:t>分</w:t>
-      </w:r>
-      <w:r>
-        <w:rPr>
-          <w:rFonts w:hint="eastAsia" w:ascii="Times New Roman" w:hAnsi="Times New Roman" w:eastAsia="Times New Roman" w:cs="Times New Roman"/>
-        </w:rPr>
-        <w:t>）</w:t>
-      </w:r>
-    </w:p>
-    <w:p>
-      <w:pPr>
-        <w:pStyle w:val="BodyText"/>
-      </w:pPr>
-      <w:r>
-        <w:rPr>
-          <w:rFonts w:ascii="Times New Roman" w:hAnsi="Times New Roman" w:eastAsia="Times New Roman" w:cs="Times New Roman"/>
-        </w:rPr>
-        <w:t>TiO</w:t>
-      </w:r>
-      <w:r>
-        <w:rPr>
-          <w:rFonts w:ascii="Times New Roman" w:hAnsi="Times New Roman" w:eastAsia="Times New Roman" w:cs="Times New Roman"/>
-          <w:vertAlign w:val="subscript"/>
-        </w:rPr>
-        <w:t>2</w:t>
-      </w:r>
-      <w:r>
-        <w:rPr>
-          <w:rFonts w:ascii="Times New Roman" w:hAnsi="Times New Roman" w:eastAsia="Times New Roman" w:cs="Times New Roman"/>
-        </w:rPr>
-        <w:t xml:space="preserve"> </w:t>
-      </w:r>
-      <w:r>
-        <w:rPr>
-          <w:rFonts w:hint="eastAsia" w:ascii="Times New Roman" w:hAnsi="Times New Roman" w:eastAsia="FangSong" w:cs="Times New Roman"/>
-        </w:rPr>
-        <w:t xml:space="preserve">和</w:t>
-      </w:r>
-      <w:r>
-        <w:rPr>
-          <w:rFonts w:ascii="Times New Roman" w:hAnsi="Times New Roman" w:eastAsia="Times New Roman" w:cs="Times New Roman"/>
-        </w:rPr>
-        <w:t xml:space="preserve"> NiAs </w:t>
-      </w:r>
-      <w:r>
-        <w:rPr>
-          <w:rFonts w:hint="eastAsia" w:ascii="Times New Roman" w:hAnsi="Times New Roman" w:eastAsia="FangSong" w:cs="Times New Roman"/>
-        </w:rPr>
-        <w:t xml:space="preserve">中阴离子的堆积方式都为</w:t>
-      </w:r>
-      <w:r>
-        <w:rPr>
-          <w:rFonts w:ascii="Times New Roman" w:hAnsi="Times New Roman" w:eastAsia="Times New Roman" w:cs="Times New Roman"/>
-        </w:rPr>
-        <w:t xml:space="preserve"> hcp </w:t>
-      </w:r>
-      <w:r>
-        <w:rPr>
-          <w:rFonts w:hint="eastAsia" w:ascii="Times New Roman" w:hAnsi="Times New Roman" w:eastAsia="FangSong" w:cs="Times New Roman"/>
-        </w:rPr>
-        <w:t>堆积</w:t>
-      </w:r>
-      <w:r>
-        <w:rPr>
-          <w:rFonts w:hint="eastAsia" w:ascii="Times New Roman" w:hAnsi="Times New Roman" w:eastAsia="Times New Roman" w:cs="Times New Roman"/>
-        </w:rPr>
-        <w:t>（TiO</w:t>
-      </w:r>
-      <w:r>
-        <w:rPr>
-          <w:rFonts w:hint="eastAsia" w:ascii="Times New Roman" w:hAnsi="Times New Roman" w:eastAsia="Times New Roman" w:cs="Times New Roman"/>
-          <w:vertAlign w:val="subscript"/>
-        </w:rPr>
-        <w:t>2</w:t>
-      </w:r>
-      <w:r>
-        <w:rPr>
-          <w:rFonts w:ascii="Times New Roman" w:hAnsi="Times New Roman" w:eastAsia="Times New Roman" w:cs="Times New Roman"/>
-        </w:rPr>
-        <w:t xml:space="preserve"> </w:t>
-      </w:r>
-      <w:r>
-        <w:rPr>
-          <w:rFonts w:hint="eastAsia" w:ascii="Times New Roman" w:hAnsi="Times New Roman" w:eastAsia="FangSong" w:cs="Times New Roman"/>
-        </w:rPr>
-        <w:t xml:space="preserve">中的</w:t>
-      </w:r>
-      <w:r>
-        <w:rPr>
-          <w:rFonts w:ascii="Times New Roman" w:hAnsi="Times New Roman" w:eastAsia="Times New Roman" w:cs="Times New Roman"/>
-        </w:rPr>
-        <w:t xml:space="preserve"> O </w:t>
-      </w:r>
-      <w:r>
-        <w:rPr>
-          <w:rFonts w:hint="eastAsia" w:ascii="Times New Roman" w:hAnsi="Times New Roman" w:eastAsia="FangSong" w:cs="Times New Roman"/>
-        </w:rPr>
-        <w:t>的堆积呈略微的波浪形</w:t>
-      </w:r>
-      <w:r>
-        <w:rPr>
-          <w:rFonts w:hint="eastAsia" w:ascii="Times New Roman" w:hAnsi="Times New Roman" w:eastAsia="Times New Roman" w:cs="Times New Roman"/>
-        </w:rPr>
-        <w:t>，</w:t>
-      </w:r>
-      <w:r>
-        <w:rPr>
-          <w:rFonts w:hint="eastAsia" w:ascii="Times New Roman" w:hAnsi="Times New Roman" w:eastAsia="FangSong" w:cs="Times New Roman"/>
-        </w:rPr>
-        <w:t>与</w:t>
-      </w:r>
-      <w:r>
-        <w:rPr>
-          <w:rFonts w:ascii="Times New Roman" w:hAnsi="Times New Roman" w:eastAsia="Times New Roman" w:cs="Times New Roman"/>
-        </w:rPr>
-        <w:t xml:space="preserve"> hcp </w:t>
-      </w:r>
-      <w:r>
-        <w:rPr>
-          <w:rFonts w:hint="eastAsia" w:ascii="Times New Roman" w:hAnsi="Times New Roman" w:eastAsia="FangSong" w:cs="Times New Roman"/>
-        </w:rPr>
-        <w:t>基本一致</w:t>
-      </w:r>
-      <w:r>
-        <w:rPr>
-          <w:rFonts w:hint="eastAsia" w:ascii="Times New Roman" w:hAnsi="Times New Roman" w:eastAsia="Times New Roman" w:cs="Times New Roman"/>
-        </w:rPr>
-        <w:t>）（0.5</w:t>
-      </w:r>
-      <w:r>
-        <w:rPr>
-          <w:rFonts w:ascii="Times New Roman" w:hAnsi="Times New Roman" w:eastAsia="Times New Roman" w:cs="Times New Roman"/>
-        </w:rPr>
-        <w:t xml:space="preserve"> </w:t>
-      </w:r>
-      <w:r>
-        <w:rPr>
-          <w:rFonts w:hint="eastAsia" w:ascii="Times New Roman" w:hAnsi="Times New Roman" w:eastAsia="FangSong" w:cs="Times New Roman"/>
-        </w:rPr>
-        <w:t>分</w:t>
-      </w:r>
-      <w:r>
-        <w:rPr>
-          <w:rFonts w:hint="eastAsia" w:ascii="Times New Roman" w:hAnsi="Times New Roman" w:eastAsia="Times New Roman" w:cs="Times New Roman"/>
-        </w:rPr>
-        <w:t>），</w:t>
-      </w:r>
-      <w:r>
-        <w:rPr>
-          <w:rFonts w:hint="eastAsia" w:ascii="Times New Roman" w:hAnsi="Times New Roman" w:eastAsia="FangSong" w:cs="Times New Roman"/>
-        </w:rPr>
-        <w:t>而</w:t>
-      </w:r>
-      <w:r>
-        <w:rPr>
-          <w:rFonts w:ascii="Times New Roman" w:hAnsi="Times New Roman" w:eastAsia="Times New Roman" w:cs="Times New Roman"/>
-        </w:rPr>
-        <w:t xml:space="preserve"> TiO</w:t>
-      </w:r>
-      <w:r>
-        <w:rPr>
-          <w:rFonts w:ascii="Times New Roman" w:hAnsi="Times New Roman" w:eastAsia="Times New Roman" w:cs="Times New Roman"/>
-          <w:vertAlign w:val="subscript"/>
-        </w:rPr>
-        <w:t>2</w:t>
-      </w:r>
-      <w:r>
-        <w:rPr>
-          <w:rFonts w:ascii="Times New Roman" w:hAnsi="Times New Roman" w:eastAsia="Times New Roman" w:cs="Times New Roman"/>
-        </w:rPr>
-        <w:t xml:space="preserve"> </w:t>
-      </w:r>
-      <w:r>
-        <w:rPr>
-          <w:rFonts w:hint="eastAsia" w:ascii="Times New Roman" w:hAnsi="Times New Roman" w:eastAsia="FangSong" w:cs="Times New Roman"/>
-        </w:rPr>
-        <w:t xml:space="preserve">的阳离子填隙率为</w:t>
-      </w:r>
-      <w:r>
-        <w:rPr>
-          <w:rFonts w:ascii="Times New Roman" w:hAnsi="Times New Roman" w:eastAsia="Times New Roman" w:cs="Times New Roman"/>
-        </w:rPr>
-        <w:t xml:space="preserve"> </w:t>
-      </w:r>
-      <w:r>
-        <w:rPr>
-          <w:rFonts w:hint="eastAsia" w:ascii="Times New Roman" w:hAnsi="Times New Roman" w:eastAsia="Times New Roman" w:cs="Times New Roman"/>
-        </w:rPr>
-        <w:t xml:space="preserve">50%，NiAs</w:t>
-      </w:r>
-      <w:r>
-        <w:rPr>
-          <w:rFonts w:ascii="Times New Roman" w:hAnsi="Times New Roman" w:eastAsia="Times New Roman" w:cs="Times New Roman"/>
-        </w:rPr>
-        <w:t xml:space="preserve"> </w:t>
-      </w:r>
-      <w:r>
-        <w:rPr>
-          <w:rFonts w:hint="eastAsia" w:ascii="Times New Roman" w:hAnsi="Times New Roman" w:eastAsia="FangSong" w:cs="Times New Roman"/>
-        </w:rPr>
-        <w:t xml:space="preserve">为</w:t>
-      </w:r>
-      <w:r>
-        <w:rPr>
-          <w:rFonts w:ascii="Times New Roman" w:hAnsi="Times New Roman" w:eastAsia="Times New Roman" w:cs="Times New Roman"/>
-        </w:rPr>
-        <w:t xml:space="preserve"> </w:t>
-      </w:r>
-      <w:r>
-        <w:rPr>
-          <w:rFonts w:hint="eastAsia" w:ascii="Times New Roman" w:hAnsi="Times New Roman" w:eastAsia="Times New Roman" w:cs="Times New Roman"/>
-        </w:rPr>
-        <w:t xml:space="preserve">100%（0.5</w:t>
-      </w:r>
-      <w:r>
-        <w:rPr>
-          <w:rFonts w:ascii="Times New Roman" w:hAnsi="Times New Roman" w:eastAsia="Times New Roman" w:cs="Times New Roman"/>
-        </w:rPr>
-        <w:t xml:space="preserve"> </w:t>
-      </w:r>
-      <w:r>
-        <w:rPr>
-          <w:rFonts w:hint="eastAsia" w:ascii="Times New Roman" w:hAnsi="Times New Roman" w:eastAsia="FangSong" w:cs="Times New Roman"/>
-        </w:rPr>
-        <w:t>分</w:t>
-      </w:r>
-      <w:r>
-        <w:rPr>
-          <w:rFonts w:hint="eastAsia" w:ascii="Times New Roman" w:hAnsi="Times New Roman" w:eastAsia="Times New Roman" w:cs="Times New Roman"/>
-        </w:rPr>
-        <w:t>）。</w:t>
-      </w:r>
-    </w:p>
-    <w:p>
-      <w:pPr>
-        <w:pStyle w:val="BodyText"/>
+        <w:ind w:firstLine="420"/>
       </w:pPr>
       <w:r>
         <w:rPr>
@@ -24175,6 +24321,7 @@
     <w:p>
       <w:pPr>
         <w:pStyle w:val="BlockText"/>
+        <w:ind w:firstLine="420"/>
       </w:pPr>
       <w:r>
         <w:rPr>
@@ -24270,6 +24417,7 @@
     <w:p>
       <w:pPr>
         <w:pStyle w:val="FirstParagraph"/>
+        <w:ind w:firstLine="420"/>
       </w:pPr>
       <w:r>
         <w:rPr>
@@ -24355,6 +24503,7 @@
     <w:p>
       <w:pPr>
         <w:pStyle w:val="BodyText"/>
+        <w:ind w:firstLine="420"/>
       </w:pPr>
       <w:r>
         <w:rPr>
@@ -24423,6 +24572,7 @@
     <w:p>
       <w:pPr>
         <w:pStyle w:val="BodyText"/>
+        <w:ind w:firstLine="420"/>
       </w:pPr>
       <w:r>
         <w:rPr>
@@ -24722,6 +24872,7 @@
     <w:p>
       <w:pPr>
         <w:pStyle w:val="BodyText"/>
+        <w:ind w:firstLine="420"/>
       </w:pPr>
       <w:r>
         <w:rPr>
@@ -25190,6 +25341,7 @@
     <w:p>
       <w:pPr>
         <w:pStyle w:val="BodyText"/>
+        <w:ind w:firstLine="420"/>
       </w:pPr>
       <w:r>
         <w:rPr>
@@ -25466,6 +25618,7 @@
     <w:p>
       <w:pPr>
         <w:pStyle w:val="BodyText"/>
+        <w:ind w:firstLine="420"/>
       </w:pPr>
       <w:r>
         <w:rPr>
@@ -25598,6 +25751,7 @@
     <w:p>
       <w:pPr>
         <w:pStyle w:val="BodyText"/>
+        <w:ind w:firstLine="420"/>
       </w:pPr>
       <w:r>
         <w:rPr>
@@ -25679,6 +25833,7 @@
     <w:p>
       <w:pPr>
         <w:pStyle w:val="BodyText"/>
+        <w:ind w:firstLine="420"/>
       </w:pPr>
       <w:r>
         <w:rPr>
@@ -25787,6 +25942,7 @@
     <w:p>
       <w:pPr>
         <w:pStyle w:val="BlockText"/>
+        <w:ind w:firstLine="420"/>
       </w:pPr>
       <w:r>
         <w:rPr>
@@ -25882,6 +26038,7 @@
     <w:p>
       <w:pPr>
         <w:pStyle w:val="FirstParagraph"/>
+        <w:ind w:firstLine="420"/>
       </w:pPr>
       <w:r>
         <w:rPr>
@@ -26052,6 +26209,7 @@
     <w:p>
       <w:pPr>
         <w:pStyle w:val="FirstParagraph"/>
+        <w:ind w:firstLine="420"/>
       </w:pPr>
       <w:r>
         <w:rPr>
@@ -26239,6 +26397,7 @@
     <w:p>
       <w:pPr>
         <w:pStyle w:val="BodyText"/>
+        <w:ind w:firstLine="420"/>
       </w:pPr>
       <w:r>
         <w:rPr>
@@ -26268,6 +26427,7 @@
     <w:p>
       <w:pPr>
         <w:pStyle w:val="BodyText"/>
+        <w:ind w:firstLine="420"/>
       </w:pPr>
       <w:r>
         <w:rPr>
@@ -26726,6 +26886,7 @@
     <w:p>
       <w:pPr>
         <w:pStyle w:val="FirstParagraph"/>
+        <w:ind w:firstLine="420"/>
       </w:pPr>
       <w:r>
         <w:rPr>
@@ -26761,6 +26922,7 @@
     <w:p>
       <w:pPr>
         <w:pStyle w:val="BodyText"/>
+        <w:ind w:firstLine="420"/>
       </w:pPr>
       <w:r>
         <w:rPr>
@@ -27049,6 +27211,7 @@
     <w:p>
       <w:pPr>
         <w:pStyle w:val="BlockText"/>
+        <w:ind w:firstLine="420"/>
       </w:pPr>
       <w:r>
         <w:rPr>
@@ -27144,6 +27307,7 @@
     <w:p>
       <w:pPr>
         <w:pStyle w:val="FirstParagraph"/>
+        <w:ind w:firstLine="420"/>
       </w:pPr>
       <w:r>
         <w:rPr>
@@ -27234,6 +27398,7 @@
     <w:p>
       <w:pPr>
         <w:pStyle w:val="BodyText"/>
+        <w:ind w:firstLine="420"/>
       </w:pPr>
       <w:r>
         <w:rPr>
@@ -27333,6 +27498,7 @@
     <w:p>
       <w:pPr>
         <w:pStyle w:val="BodyText"/>
+        <w:ind w:firstLine="420"/>
       </w:pPr>
       <w:r>
         <w:rPr>
@@ -27547,6 +27713,7 @@
     <w:p>
       <w:pPr>
         <w:pStyle w:val="BodyText"/>
+        <w:ind w:firstLine="420"/>
       </w:pPr>
       <w:r>
         <w:rPr>
@@ -27814,6 +27981,7 @@
     <w:p>
       <w:pPr>
         <w:pStyle w:val="BodyText"/>
+        <w:ind w:firstLine="420"/>
       </w:pPr>
       <w:r>
         <w:rPr>
@@ -27982,6 +28150,7 @@
     <w:p>
       <w:pPr>
         <w:pStyle w:val="BodyText"/>
+        <w:ind w:firstLine="420"/>
       </w:pPr>
       <w:r>
         <w:rPr>
@@ -28353,6 +28522,7 @@
     <w:p>
       <w:pPr>
         <w:pStyle w:val="FirstParagraph"/>
+        <w:ind w:firstLine="420"/>
       </w:pPr>
       <w:r>
         <w:rPr>
@@ -28535,6 +28705,7 @@
     <w:p>
       <w:pPr>
         <w:pStyle w:val="BlockText"/>
+        <w:ind w:firstLine="420"/>
       </w:pPr>
       <w:r>
         <w:rPr>
@@ -28696,6 +28867,7 @@
     <w:p>
       <w:pPr>
         <w:pStyle w:val="BodyText"/>
+        <w:ind w:firstLine="420"/>
       </w:pPr>
       <w:r>
         <w:rPr>
@@ -29141,6 +29313,7 @@
     <w:p>
       <w:pPr>
         <w:pStyle w:val="BlockText"/>
+        <w:ind w:firstLine="420"/>
       </w:pPr>
       <w:r>
         <w:rPr>
@@ -29230,6 +29403,7 @@
     <w:p>
       <w:pPr>
         <w:pStyle w:val="FirstParagraph"/>
+        <w:ind w:firstLine="420"/>
       </w:pPr>
       <w:r>
         <w:rPr>
@@ -29599,6 +29773,7 @@
     <w:p>
       <w:pPr>
         <w:pStyle w:val="BodyText"/>
+        <w:ind w:firstLine="420"/>
       </w:pPr>
       <w:r>
         <w:rPr>
@@ -30004,6 +30179,7 @@
     <w:p>
       <w:pPr>
         <w:pStyle w:val="FirstParagraph"/>
+        <w:ind w:firstLine="420"/>
       </w:pPr>
       <w:r>
         <w:rPr>
@@ -30996,6 +31172,7 @@
     <w:p>
       <w:pPr>
         <w:pStyle w:val="FirstParagraph"/>
+        <w:ind w:firstLine="420"/>
       </w:pPr>
       <w:r>
         <w:rPr>
@@ -32135,6 +32312,7 @@
     <w:p>
       <w:pPr>
         <w:pStyle w:val="FirstParagraph"/>
+        <w:ind w:firstLine="420"/>
       </w:pPr>
       <w:r>
         <w:rPr>
@@ -32176,6 +32354,7 @@
     <w:p>
       <w:pPr>
         <w:pStyle w:val="BodyText"/>
+        <w:ind w:firstLine="420"/>
       </w:pPr>
       <w:r>
         <w:rPr>
@@ -32260,6 +32439,7 @@
     <w:p>
       <w:pPr>
         <w:pStyle w:val="BlockText"/>
+        <w:ind w:firstLine="420"/>
       </w:pPr>
       <w:r>
         <w:rPr>
@@ -32349,6 +32529,7 @@
     <w:p>
       <w:pPr>
         <w:pStyle w:val="FirstParagraph"/>
+        <w:ind w:firstLine="420"/>
       </w:pPr>
       <w:r>
         <w:rPr>
@@ -32770,6 +32951,7 @@
     <w:p>
       <w:pPr>
         <w:pStyle w:val="FirstParagraph"/>
+        <w:ind w:firstLine="420"/>
       </w:pPr>
       <w:r>
         <w:rPr>
@@ -32799,6 +32981,7 @@
     <w:p>
       <w:pPr>
         <w:pStyle w:val="BodyText"/>
+        <w:ind w:firstLine="420"/>
       </w:pPr>
       <w:r>
         <w:rPr>
@@ -33218,6 +33401,7 @@
     <w:p>
       <w:pPr>
         <w:pStyle w:val="FirstParagraph"/>
+        <w:ind w:firstLine="420"/>
       </w:pPr>
       <w:r>
         <w:rPr>
@@ -33706,6 +33890,7 @@
     <w:p>
       <w:pPr>
         <w:pStyle w:val="FirstParagraph"/>
+        <w:ind w:firstLine="420"/>
       </w:pPr>
       <w:r>
         <w:rPr>
@@ -33808,6 +33993,7 @@
     <w:p>
       <w:pPr>
         <w:pStyle w:val="BodyText"/>
+        <w:ind w:firstLine="420"/>
       </w:pPr>
       <w:r>
         <w:rPr>
@@ -34265,6 +34451,7 @@
     <w:p>
       <w:pPr>
         <w:pStyle w:val="FirstParagraph"/>
+        <w:ind w:firstLine="420"/>
       </w:pPr>
       <w:r>
         <w:rPr>
@@ -35136,6 +35323,7 @@
     <w:p>
       <w:pPr>
         <w:pStyle w:val="FirstParagraph"/>
+        <w:ind w:firstLine="420"/>
       </w:pPr>
       <w:r>
         <w:rPr>
@@ -35502,6 +35690,7 @@
     <w:p>
       <w:pPr>
         <w:pStyle w:val="FirstParagraph"/>
+        <w:ind w:firstLine="420"/>
       </w:pPr>
       <w:r>
         <w:rPr>
@@ -35565,6 +35754,7 @@
     <w:p>
       <w:pPr>
         <w:pStyle w:val="BodyText"/>
+        <w:ind w:firstLine="420"/>
       </w:pPr>
       <w:r>
         <w:rPr>
@@ -35588,6 +35778,7 @@
     <w:p>
       <w:pPr>
         <w:pStyle w:val="BodyText"/>
+        <w:ind w:firstLine="420"/>
       </w:pPr>
       <w:r>
         <w:rPr>
@@ -35672,6 +35863,7 @@
     <w:p>
       <w:pPr>
         <w:pStyle w:val="BlockText"/>
+        <w:ind w:firstLine="420"/>
       </w:pPr>
       <w:r>
         <w:rPr>
@@ -35767,6 +35959,7 @@
     <w:p>
       <w:pPr>
         <w:pStyle w:val="FirstParagraph"/>
+        <w:ind w:firstLine="420"/>
       </w:pPr>
       <w:r>
         <w:rPr>
@@ -35984,6 +36177,7 @@
     <w:p>
       <w:pPr>
         <w:pStyle w:val="BodyText"/>
+        <w:ind w:firstLine="420"/>
       </w:pPr>
       <w:r>
         <w:rPr>
@@ -36040,6 +36234,7 @@
     <w:p>
       <w:pPr>
         <w:pStyle w:val="BodyText"/>
+        <w:ind w:firstLine="420"/>
       </w:pPr>
       <w:r>
         <w:rPr>
@@ -36183,6 +36378,7 @@
     <w:p>
       <w:pPr>
         <w:pStyle w:val="BodyText"/>
+        <w:ind w:firstLine="420"/>
       </w:pPr>
       <w:r>
         <w:rPr>
@@ -36322,6 +36518,7 @@
     <w:p>
       <w:pPr>
         <w:pStyle w:val="BodyText"/>
+        <w:ind w:firstLine="420"/>
       </w:pPr>
       <w:r>
         <w:rPr>
@@ -36422,6 +36619,7 @@
     <w:p>
       <w:pPr>
         <w:pStyle w:val="BodyText"/>
+        <w:ind w:firstLine="420"/>
       </w:pPr>
       <w:r>
         <w:rPr>
@@ -36708,6 +36906,7 @@
     <w:p>
       <w:pPr>
         <w:pStyle w:val="FirstParagraph"/>
+        <w:ind w:firstLine="420"/>
       </w:pPr>
       <w:r>
         <w:rPr>
@@ -37062,6 +37261,7 @@
     <w:p>
       <w:pPr>
         <w:pStyle w:val="FirstParagraph"/>
+        <w:ind w:firstLine="420"/>
       </w:pPr>
       <w:r>
         <w:rPr>
@@ -37364,6 +37564,7 @@
     <w:p>
       <w:pPr>
         <w:pStyle w:val="BodyText"/>
+        <w:ind w:firstLine="420"/>
       </w:pPr>
       <w:r>
         <w:rPr>
@@ -38122,6 +38323,15 @@
         <w:tblW w:type="pct" w:w="5000"/>
         <w:tblLayout w:type="fixed"/>
         <w:tblLook w:firstRow="1" w:lastRow="0" w:firstColumn="0" w:lastColumn="0" w:noHBand="0" w:noVBand="0" w:val="0020"/>
+        <w:jc w:val="center"/>
+        <w:tblBorders>
+          <w:top w:val="single" w:sz="12" w:space="0" w:color="333333"/>
+          <w:bottom w:val="single" w:sz="12" w:space="0" w:color="333333"/>
+          <w:left w:val="none"/>
+          <w:right w:val="none"/>
+          <w:insideH w:val="none"/>
+          <w:insideV w:val="none"/>
+        </w:tblBorders>
       </w:tblPr>
       <w:tblGrid>
         <w:gridCol w:w="1508"/>
@@ -38136,7 +38346,11 @@
           <w:tblHeader w:val="on"/>
         </w:trPr>
         <w:tc>
-          <w:tcPr/>
+          <w:tcPr>
+            <w:tcBorders>
+              <w:bottom w:val="single" w:sz="6" w:space="0" w:color="333333"/>
+            </w:tcBorders>
+          </w:tcPr>
           <w:p>
             <w:pPr>
               <w:pStyle w:val="Compact"/>
@@ -38152,7 +38366,11 @@
           </w:p>
         </w:tc>
         <w:tc>
-          <w:tcPr/>
+          <w:tcPr>
+            <w:tcBorders>
+              <w:bottom w:val="single" w:sz="6" w:space="0" w:color="333333"/>
+            </w:tcBorders>
+          </w:tcPr>
           <w:p>
             <w:pPr>
               <w:pStyle w:val="Compact"/>
@@ -38168,7 +38386,11 @@
           </w:p>
         </w:tc>
         <w:tc>
-          <w:tcPr/>
+          <w:tcPr>
+            <w:tcBorders>
+              <w:bottom w:val="single" w:sz="6" w:space="0" w:color="333333"/>
+            </w:tcBorders>
+          </w:tcPr>
           <w:p>
             <w:pPr>
               <w:pStyle w:val="Compact"/>
@@ -38198,7 +38420,11 @@
           </w:p>
         </w:tc>
         <w:tc>
-          <w:tcPr/>
+          <w:tcPr>
+            <w:tcBorders>
+              <w:bottom w:val="single" w:sz="6" w:space="0" w:color="333333"/>
+            </w:tcBorders>
+          </w:tcPr>
           <w:p>
             <w:pPr>
               <w:pStyle w:val="Compact"/>
@@ -38214,7 +38440,11 @@
           </w:p>
         </w:tc>
         <w:tc>
-          <w:tcPr/>
+          <w:tcPr>
+            <w:tcBorders>
+              <w:bottom w:val="single" w:sz="6" w:space="0" w:color="333333"/>
+            </w:tcBorders>
+          </w:tcPr>
           <w:p>
             <w:pPr>
               <w:pStyle w:val="Compact"/>
@@ -38230,7 +38460,11 @@
           </w:p>
         </w:tc>
         <w:tc>
-          <w:tcPr/>
+          <w:tcPr>
+            <w:tcBorders>
+              <w:bottom w:val="single" w:sz="6" w:space="0" w:color="333333"/>
+            </w:tcBorders>
+          </w:tcPr>
           <w:p>
             <w:pPr>
               <w:pStyle w:val="Compact"/>
@@ -40893,6 +41127,7 @@
       <w:pPr>
         <w:pStyle w:val="BlockText"/>
         <w:spacing w:before="120"/>
+        <w:ind w:firstLine="420"/>
       </w:pPr>
       <w:r>
         <w:rPr>

--- a/00-首页/题组Word/初赛模拟卷/初赛模拟卷V（非有机·答案版）.docx
+++ b/00-首页/题组Word/初赛模拟卷/初赛模拟卷V（非有机·答案版）.docx
@@ -38334,12 +38334,13 @@
         </w:tblBorders>
       </w:tblPr>
       <w:tblGrid>
-        <w:gridCol w:w="1508"/>
-        <w:gridCol w:w="1131"/>
-        <w:gridCol w:w="1131"/>
-        <w:gridCol w:w="1131"/>
-        <w:gridCol w:w="1508"/>
-        <w:gridCol w:w="1508"/>
+        <w:gridCol w:w="1277"/>
+        <w:gridCol w:w="766"/>
+        <w:gridCol w:w="766"/>
+        <w:gridCol w:w="1277"/>
+        <w:gridCol w:w="1277"/>
+        <w:gridCol w:w="1277"/>
+        <w:gridCol w:w="1277"/>
       </w:tblGrid>
       <w:tr>
         <w:trPr>
@@ -38381,6 +38382,26 @@
                 <w:rFonts w:hint="eastAsia" w:ascii="Times New Roman" w:hAnsi="Times New Roman" w:eastAsia="SimHei" w:cs="Times New Roman"/>
                 <w:b/>
               </w:rPr>
+              <w:t xml:space="preserve">题名</w:t>
+            </w:r>
+          </w:p>
+        </w:tc>
+        <w:tc>
+          <w:tcPr>
+            <w:tcBorders>
+              <w:bottom w:val="single" w:sz="6" w:space="0" w:color="333333"/>
+            </w:tcBorders>
+          </w:tcPr>
+          <w:p>
+            <w:pPr>
+              <w:pStyle w:val="Compact"/>
+              <w:jc w:val="center"/>
+            </w:pPr>
+            <w:r>
+              <w:rPr>
+                <w:rFonts w:hint="eastAsia" w:ascii="Times New Roman" w:hAnsi="Times New Roman" w:eastAsia="SimHei" w:cs="Times New Roman"/>
+                <w:b/>
+              </w:rPr>
               <w:t xml:space="preserve">题卡</w:t>
             </w:r>
           </w:p>
@@ -38401,21 +38422,7 @@
                 <w:rFonts w:hint="eastAsia" w:ascii="Times New Roman" w:hAnsi="Times New Roman" w:eastAsia="SimHei" w:cs="Times New Roman"/>
                 <w:b/>
               </w:rPr>
-              <w:t>原书套卷</w:t>
-            </w:r>
-            <w:r>
-              <w:rPr>
-                <w:rFonts w:hint="eastAsia" w:ascii="Times New Roman" w:hAnsi="Times New Roman" w:eastAsia="Times New Roman" w:cs="Times New Roman"/>
-                <w:b/>
-              </w:rPr>
-              <w:t>·</w:t>
-            </w:r>
-            <w:r>
-              <w:rPr>
-                <w:rFonts w:hint="eastAsia" w:ascii="Times New Roman" w:hAnsi="Times New Roman" w:eastAsia="SimHei" w:cs="Times New Roman"/>
-                <w:b/>
-              </w:rPr>
-              <w:t>题号</w:t>
+              <w:t xml:space="preserve">来源</w:t>
             </w:r>
           </w:p>
         </w:tc>
@@ -38507,6 +38514,21 @@
               <w:rPr>
                 <w:rFonts w:hint="eastAsia" w:ascii="Times New Roman" w:hAnsi="Times New Roman" w:eastAsia="FangSong" w:cs="Times New Roman"/>
               </w:rPr>
+              <w:t xml:space="preserve">铬的过氧化合物推断</w:t>
+            </w:r>
+          </w:p>
+        </w:tc>
+        <w:tc>
+          <w:tcPr/>
+          <w:p>
+            <w:pPr>
+              <w:pStyle w:val="Compact"/>
+              <w:jc w:val="center"/>
+            </w:pPr>
+            <w:r>
+              <w:rPr>
+                <w:rFonts w:hint="eastAsia" w:ascii="Times New Roman" w:hAnsi="Times New Roman" w:eastAsia="FangSong" w:cs="Times New Roman"/>
+              </w:rPr>
               <w:t>题</w:t>
             </w:r>
             <w:r>
@@ -38556,45 +38578,9 @@
             </w:pPr>
             <w:r>
               <w:rPr>
-                <w:rFonts w:ascii="Times New Roman" w:hAnsi="Times New Roman" w:eastAsia="Times New Roman" w:cs="Times New Roman"/>
-              </w:rPr>
-              <w:t xml:space="preserve">2019 </w:t>
-            </w:r>
-            <w:r>
-              <w:rPr>
-                <w:rFonts w:hint="eastAsia" w:ascii="Times New Roman" w:hAnsi="Times New Roman" w:eastAsia="Times New Roman" w:cs="Times New Roman"/>
-              </w:rPr>
-              <w:t>BAT4</w:t>
-            </w:r>
-            <w:r>
-              <w:rPr>
                 <w:rFonts w:hint="eastAsia" w:ascii="Times New Roman" w:hAnsi="Times New Roman" w:eastAsia="FangSong" w:cs="Times New Roman"/>
               </w:rPr>
-              <w:t>二模</w:t>
-            </w:r>
-            <w:r>
-              <w:rPr>
-                <w:rFonts w:ascii="Times New Roman" w:hAnsi="Times New Roman" w:eastAsia="Times New Roman" w:cs="Times New Roman"/>
-              </w:rPr>
-              <w:t xml:space="preserve"> </w:t>
-            </w:r>
-            <w:r>
-              <w:rPr>
-                <w:rFonts w:hint="eastAsia" w:ascii="Times New Roman" w:hAnsi="Times New Roman" w:eastAsia="FangSong" w:cs="Times New Roman"/>
-              </w:rPr>
-              <w:t>第</w:t>
-            </w:r>
-            <w:r>
-              <w:rPr>
-                <w:rFonts w:hint="eastAsia" w:ascii="Times New Roman" w:hAnsi="Times New Roman" w:eastAsia="Times New Roman" w:cs="Times New Roman"/>
-              </w:rPr>
-              <w:t>3</w:t>
-            </w:r>
-            <w:r>
-              <w:rPr>
-                <w:rFonts w:hint="eastAsia" w:ascii="Times New Roman" w:hAnsi="Times New Roman" w:eastAsia="FangSong" w:cs="Times New Roman"/>
-              </w:rPr>
-              <w:t>题</w:t>
+              <w:t xml:space="preserve">北斗学友</w:t>
             </w:r>
           </w:p>
         </w:tc>
@@ -38624,7 +38610,7 @@
               <w:rPr>
                 <w:rFonts w:ascii="Times New Roman" w:hAnsi="Times New Roman" w:eastAsia="Times New Roman" w:cs="Times New Roman"/>
               </w:rPr>
-              <w:t xml:space="preserve">5</w:t>
+              <w:t xml:space="preserve">⭐⭐⭐⭐⭐</w:t>
             </w:r>
           </w:p>
         </w:tc>
@@ -38657,6 +38643,33 @@
                 <w:rFonts w:ascii="Times New Roman" w:hAnsi="Times New Roman" w:eastAsia="Times New Roman" w:cs="Times New Roman"/>
               </w:rPr>
               <w:t xml:space="preserve">2</w:t>
+            </w:r>
+          </w:p>
+        </w:tc>
+        <w:tc>
+          <w:tcPr/>
+          <w:p>
+            <w:pPr>
+              <w:pStyle w:val="Compact"/>
+              <w:jc w:val="center"/>
+            </w:pPr>
+            <w:r>
+              <w:rPr>
+                <w:rFonts w:hint="eastAsia" w:ascii="Times New Roman" w:hAnsi="Times New Roman" w:eastAsia="FangSong" w:cs="Times New Roman"/>
+              </w:rPr>
+              <w:t>沉淀重量法误差与</w:t>
+            </w:r>
+            <w:r>
+              <w:rPr>
+                <w:rFonts w:hint="eastAsia" w:ascii="Times New Roman" w:hAnsi="Times New Roman" w:eastAsia="Times New Roman" w:cs="Times New Roman"/>
+              </w:rPr>
+              <w:t>EDTA</w:t>
+            </w:r>
+            <w:r>
+              <w:rPr>
+                <w:rFonts w:hint="eastAsia" w:ascii="Times New Roman" w:hAnsi="Times New Roman" w:eastAsia="FangSong" w:cs="Times New Roman"/>
+              </w:rPr>
+              <w:t>掩蔽</w:t>
             </w:r>
           </w:p>
         </w:tc>
@@ -38732,45 +38745,9 @@
             </w:pPr>
             <w:r>
               <w:rPr>
-                <w:rFonts w:ascii="Times New Roman" w:hAnsi="Times New Roman" w:eastAsia="Times New Roman" w:cs="Times New Roman"/>
-              </w:rPr>
-              <w:t xml:space="preserve">2016 </w:t>
-            </w:r>
-            <w:r>
-              <w:rPr>
-                <w:rFonts w:hint="eastAsia" w:ascii="Times New Roman" w:hAnsi="Times New Roman" w:eastAsia="Times New Roman" w:cs="Times New Roman"/>
-              </w:rPr>
-              <w:t>BST4</w:t>
-            </w:r>
-            <w:r>
-              <w:rPr>
                 <w:rFonts w:hint="eastAsia" w:ascii="Times New Roman" w:hAnsi="Times New Roman" w:eastAsia="FangSong" w:cs="Times New Roman"/>
               </w:rPr>
-              <w:t>强化一</w:t>
-            </w:r>
-            <w:r>
-              <w:rPr>
-                <w:rFonts w:ascii="Times New Roman" w:hAnsi="Times New Roman" w:eastAsia="Times New Roman" w:cs="Times New Roman"/>
-              </w:rPr>
-              <w:t xml:space="preserve"> </w:t>
-            </w:r>
-            <w:r>
-              <w:rPr>
-                <w:rFonts w:hint="eastAsia" w:ascii="Times New Roman" w:hAnsi="Times New Roman" w:eastAsia="FangSong" w:cs="Times New Roman"/>
-              </w:rPr>
-              <w:t>第</w:t>
-            </w:r>
-            <w:r>
-              <w:rPr>
-                <w:rFonts w:hint="eastAsia" w:ascii="Times New Roman" w:hAnsi="Times New Roman" w:eastAsia="Times New Roman" w:cs="Times New Roman"/>
-              </w:rPr>
-              <w:t>6</w:t>
-            </w:r>
-            <w:r>
-              <w:rPr>
-                <w:rFonts w:hint="eastAsia" w:ascii="Times New Roman" w:hAnsi="Times New Roman" w:eastAsia="FangSong" w:cs="Times New Roman"/>
-              </w:rPr>
-              <w:t>题</w:t>
+              <w:t xml:space="preserve">北斗学友</w:t>
             </w:r>
           </w:p>
         </w:tc>
@@ -38800,7 +38777,7 @@
               <w:rPr>
                 <w:rFonts w:ascii="Times New Roman" w:hAnsi="Times New Roman" w:eastAsia="Times New Roman" w:cs="Times New Roman"/>
               </w:rPr>
-              <w:t xml:space="preserve">5</w:t>
+              <w:t xml:space="preserve">⭐⭐⭐⭐⭐</w:t>
             </w:r>
           </w:p>
         </w:tc>
@@ -38833,6 +38810,21 @@
                 <w:rFonts w:ascii="Times New Roman" w:hAnsi="Times New Roman" w:eastAsia="Times New Roman" w:cs="Times New Roman"/>
               </w:rPr>
               <w:t xml:space="preserve">3</w:t>
+            </w:r>
+          </w:p>
+        </w:tc>
+        <w:tc>
+          <w:tcPr/>
+          <w:p>
+            <w:pPr>
+              <w:pStyle w:val="Compact"/>
+              <w:jc w:val="center"/>
+            </w:pPr>
+            <w:r>
+              <w:rPr>
+                <w:rFonts w:hint="eastAsia" w:ascii="Times New Roman" w:hAnsi="Times New Roman" w:eastAsia="FangSong" w:cs="Times New Roman"/>
+              </w:rPr>
+              <w:t xml:space="preserve">钛的化合物推断</w:t>
             </w:r>
           </w:p>
         </w:tc>
@@ -38896,45 +38888,9 @@
             </w:pPr>
             <w:r>
               <w:rPr>
-                <w:rFonts w:ascii="Times New Roman" w:hAnsi="Times New Roman" w:eastAsia="Times New Roman" w:cs="Times New Roman"/>
-              </w:rPr>
-              <w:t xml:space="preserve">2018 </w:t>
-            </w:r>
-            <w:r>
-              <w:rPr>
-                <w:rFonts w:hint="eastAsia" w:ascii="Times New Roman" w:hAnsi="Times New Roman" w:eastAsia="Times New Roman" w:cs="Times New Roman"/>
-              </w:rPr>
-              <w:t>BST4</w:t>
-            </w:r>
-            <w:r>
-              <w:rPr>
                 <w:rFonts w:hint="eastAsia" w:ascii="Times New Roman" w:hAnsi="Times New Roman" w:eastAsia="FangSong" w:cs="Times New Roman"/>
               </w:rPr>
-              <w:t>强化一</w:t>
-            </w:r>
-            <w:r>
-              <w:rPr>
-                <w:rFonts w:ascii="Times New Roman" w:hAnsi="Times New Roman" w:eastAsia="Times New Roman" w:cs="Times New Roman"/>
-              </w:rPr>
-              <w:t xml:space="preserve"> </w:t>
-            </w:r>
-            <w:r>
-              <w:rPr>
-                <w:rFonts w:hint="eastAsia" w:ascii="Times New Roman" w:hAnsi="Times New Roman" w:eastAsia="FangSong" w:cs="Times New Roman"/>
-              </w:rPr>
-              <w:t>第</w:t>
-            </w:r>
-            <w:r>
-              <w:rPr>
-                <w:rFonts w:hint="eastAsia" w:ascii="Times New Roman" w:hAnsi="Times New Roman" w:eastAsia="Times New Roman" w:cs="Times New Roman"/>
-              </w:rPr>
-              <w:t>6</w:t>
-            </w:r>
-            <w:r>
-              <w:rPr>
-                <w:rFonts w:hint="eastAsia" w:ascii="Times New Roman" w:hAnsi="Times New Roman" w:eastAsia="FangSong" w:cs="Times New Roman"/>
-              </w:rPr>
-              <w:t>题</w:t>
+              <w:t xml:space="preserve">北斗学友</w:t>
             </w:r>
           </w:p>
         </w:tc>
@@ -38964,7 +38920,7 @@
               <w:rPr>
                 <w:rFonts w:ascii="Times New Roman" w:hAnsi="Times New Roman" w:eastAsia="Times New Roman" w:cs="Times New Roman"/>
               </w:rPr>
-              <w:t xml:space="preserve">4</w:t>
+              <w:t xml:space="preserve">⭐⭐⭐⭐</w:t>
             </w:r>
           </w:p>
         </w:tc>
@@ -38997,6 +38953,21 @@
                 <w:rFonts w:ascii="Times New Roman" w:hAnsi="Times New Roman" w:eastAsia="Times New Roman" w:cs="Times New Roman"/>
               </w:rPr>
               <w:t xml:space="preserve">4</w:t>
+            </w:r>
+          </w:p>
+        </w:tc>
+        <w:tc>
+          <w:tcPr/>
+          <w:p>
+            <w:pPr>
+              <w:pStyle w:val="Compact"/>
+              <w:jc w:val="center"/>
+            </w:pPr>
+            <w:r>
+              <w:rPr>
+                <w:rFonts w:hint="eastAsia" w:ascii="Times New Roman" w:hAnsi="Times New Roman" w:eastAsia="FangSong" w:cs="Times New Roman"/>
+              </w:rPr>
+              <w:t xml:space="preserve">周期性与硒阳离子</w:t>
             </w:r>
           </w:p>
         </w:tc>
@@ -39060,45 +39031,9 @@
             </w:pPr>
             <w:r>
               <w:rPr>
-                <w:rFonts w:ascii="Times New Roman" w:hAnsi="Times New Roman" w:eastAsia="Times New Roman" w:cs="Times New Roman"/>
-              </w:rPr>
-              <w:t xml:space="preserve">2017 </w:t>
-            </w:r>
-            <w:r>
-              <w:rPr>
-                <w:rFonts w:hint="eastAsia" w:ascii="Times New Roman" w:hAnsi="Times New Roman" w:eastAsia="Times New Roman" w:cs="Times New Roman"/>
-              </w:rPr>
-              <w:t>BST6</w:t>
-            </w:r>
-            <w:r>
-              <w:rPr>
                 <w:rFonts w:hint="eastAsia" w:ascii="Times New Roman" w:hAnsi="Times New Roman" w:eastAsia="FangSong" w:cs="Times New Roman"/>
               </w:rPr>
-              <w:t>冲刺二</w:t>
-            </w:r>
-            <w:r>
-              <w:rPr>
-                <w:rFonts w:ascii="Times New Roman" w:hAnsi="Times New Roman" w:eastAsia="Times New Roman" w:cs="Times New Roman"/>
-              </w:rPr>
-              <w:t xml:space="preserve"> </w:t>
-            </w:r>
-            <w:r>
-              <w:rPr>
-                <w:rFonts w:hint="eastAsia" w:ascii="Times New Roman" w:hAnsi="Times New Roman" w:eastAsia="FangSong" w:cs="Times New Roman"/>
-              </w:rPr>
-              <w:t>第</w:t>
-            </w:r>
-            <w:r>
-              <w:rPr>
-                <w:rFonts w:hint="eastAsia" w:ascii="Times New Roman" w:hAnsi="Times New Roman" w:eastAsia="Times New Roman" w:cs="Times New Roman"/>
-              </w:rPr>
-              <w:t>1</w:t>
-            </w:r>
-            <w:r>
-              <w:rPr>
-                <w:rFonts w:hint="eastAsia" w:ascii="Times New Roman" w:hAnsi="Times New Roman" w:eastAsia="FangSong" w:cs="Times New Roman"/>
-              </w:rPr>
-              <w:t>题</w:t>
+              <w:t xml:space="preserve">北斗学友</w:t>
             </w:r>
           </w:p>
         </w:tc>
@@ -39128,7 +39063,7 @@
               <w:rPr>
                 <w:rFonts w:ascii="Times New Roman" w:hAnsi="Times New Roman" w:eastAsia="Times New Roman" w:cs="Times New Roman"/>
               </w:rPr>
-              <w:t xml:space="preserve">4</w:t>
+              <w:t xml:space="preserve">⭐⭐⭐⭐</w:t>
             </w:r>
           </w:p>
         </w:tc>
@@ -39161,6 +39096,27 @@
                 <w:rFonts w:ascii="Times New Roman" w:hAnsi="Times New Roman" w:eastAsia="Times New Roman" w:cs="Times New Roman"/>
               </w:rPr>
               <w:t xml:space="preserve">5</w:t>
+            </w:r>
+          </w:p>
+        </w:tc>
+        <w:tc>
+          <w:tcPr/>
+          <w:p>
+            <w:pPr>
+              <w:pStyle w:val="Compact"/>
+              <w:jc w:val="center"/>
+            </w:pPr>
+            <w:r>
+              <w:rPr>
+                <w:rFonts w:hint="eastAsia" w:ascii="Times New Roman" w:hAnsi="Times New Roman" w:eastAsia="Times New Roman" w:cs="Times New Roman"/>
+              </w:rPr>
+              <w:t>NCl3</w:t>
+            </w:r>
+            <w:r>
+              <w:rPr>
+                <w:rFonts w:hint="eastAsia" w:ascii="Times New Roman" w:hAnsi="Times New Roman" w:eastAsia="FangSong" w:cs="Times New Roman"/>
+              </w:rPr>
+              <w:t>水解与氟氧化物</w:t>
             </w:r>
           </w:p>
         </w:tc>
@@ -39224,45 +39180,9 @@
             </w:pPr>
             <w:r>
               <w:rPr>
-                <w:rFonts w:ascii="Times New Roman" w:hAnsi="Times New Roman" w:eastAsia="Times New Roman" w:cs="Times New Roman"/>
-              </w:rPr>
-              <w:t xml:space="preserve">2017 </w:t>
-            </w:r>
-            <w:r>
-              <w:rPr>
-                <w:rFonts w:hint="eastAsia" w:ascii="Times New Roman" w:hAnsi="Times New Roman" w:eastAsia="Times New Roman" w:cs="Times New Roman"/>
-              </w:rPr>
-              <w:t>BAT3</w:t>
-            </w:r>
-            <w:r>
-              <w:rPr>
                 <w:rFonts w:hint="eastAsia" w:ascii="Times New Roman" w:hAnsi="Times New Roman" w:eastAsia="FangSong" w:cs="Times New Roman"/>
               </w:rPr>
-              <w:t>一模</w:t>
-            </w:r>
-            <w:r>
-              <w:rPr>
-                <w:rFonts w:ascii="Times New Roman" w:hAnsi="Times New Roman" w:eastAsia="Times New Roman" w:cs="Times New Roman"/>
-              </w:rPr>
-              <w:t xml:space="preserve"> </w:t>
-            </w:r>
-            <w:r>
-              <w:rPr>
-                <w:rFonts w:hint="eastAsia" w:ascii="Times New Roman" w:hAnsi="Times New Roman" w:eastAsia="FangSong" w:cs="Times New Roman"/>
-              </w:rPr>
-              <w:t>第</w:t>
-            </w:r>
-            <w:r>
-              <w:rPr>
-                <w:rFonts w:hint="eastAsia" w:ascii="Times New Roman" w:hAnsi="Times New Roman" w:eastAsia="Times New Roman" w:cs="Times New Roman"/>
-              </w:rPr>
-              <w:t>5</w:t>
-            </w:r>
-            <w:r>
-              <w:rPr>
-                <w:rFonts w:hint="eastAsia" w:ascii="Times New Roman" w:hAnsi="Times New Roman" w:eastAsia="FangSong" w:cs="Times New Roman"/>
-              </w:rPr>
-              <w:t>题</w:t>
+              <w:t xml:space="preserve">北斗学友</w:t>
             </w:r>
           </w:p>
         </w:tc>
@@ -39292,7 +39212,7 @@
               <w:rPr>
                 <w:rFonts w:ascii="Times New Roman" w:hAnsi="Times New Roman" w:eastAsia="Times New Roman" w:cs="Times New Roman"/>
               </w:rPr>
-              <w:t xml:space="preserve">4</w:t>
+              <w:t xml:space="preserve">⭐⭐⭐⭐</w:t>
             </w:r>
           </w:p>
         </w:tc>
@@ -39325,6 +39245,21 @@
                 <w:rFonts w:ascii="Times New Roman" w:hAnsi="Times New Roman" w:eastAsia="Times New Roman" w:cs="Times New Roman"/>
               </w:rPr>
               <w:t xml:space="preserve">6</w:t>
+            </w:r>
+          </w:p>
+        </w:tc>
+        <w:tc>
+          <w:tcPr/>
+          <w:p>
+            <w:pPr>
+              <w:pStyle w:val="Compact"/>
+              <w:jc w:val="center"/>
+            </w:pPr>
+            <w:r>
+              <w:rPr>
+                <w:rFonts w:hint="eastAsia" w:ascii="Times New Roman" w:hAnsi="Times New Roman" w:eastAsia="FangSong" w:cs="Times New Roman"/>
+              </w:rPr>
+              <w:t xml:space="preserve">混合物离子鉴定</w:t>
             </w:r>
           </w:p>
         </w:tc>
@@ -39388,45 +39323,9 @@
             </w:pPr>
             <w:r>
               <w:rPr>
-                <w:rFonts w:ascii="Times New Roman" w:hAnsi="Times New Roman" w:eastAsia="Times New Roman" w:cs="Times New Roman"/>
-              </w:rPr>
-              <w:t xml:space="preserve">2018 </w:t>
-            </w:r>
-            <w:r>
-              <w:rPr>
-                <w:rFonts w:hint="eastAsia" w:ascii="Times New Roman" w:hAnsi="Times New Roman" w:eastAsia="Times New Roman" w:cs="Times New Roman"/>
-              </w:rPr>
-              <w:t>BST6</w:t>
-            </w:r>
-            <w:r>
-              <w:rPr>
                 <w:rFonts w:hint="eastAsia" w:ascii="Times New Roman" w:hAnsi="Times New Roman" w:eastAsia="FangSong" w:cs="Times New Roman"/>
               </w:rPr>
-              <w:t>冲刺二</w:t>
-            </w:r>
-            <w:r>
-              <w:rPr>
-                <w:rFonts w:ascii="Times New Roman" w:hAnsi="Times New Roman" w:eastAsia="Times New Roman" w:cs="Times New Roman"/>
-              </w:rPr>
-              <w:t xml:space="preserve"> </w:t>
-            </w:r>
-            <w:r>
-              <w:rPr>
-                <w:rFonts w:hint="eastAsia" w:ascii="Times New Roman" w:hAnsi="Times New Roman" w:eastAsia="FangSong" w:cs="Times New Roman"/>
-              </w:rPr>
-              <w:t>第</w:t>
-            </w:r>
-            <w:r>
-              <w:rPr>
-                <w:rFonts w:hint="eastAsia" w:ascii="Times New Roman" w:hAnsi="Times New Roman" w:eastAsia="Times New Roman" w:cs="Times New Roman"/>
-              </w:rPr>
-              <w:t>3</w:t>
-            </w:r>
-            <w:r>
-              <w:rPr>
-                <w:rFonts w:hint="eastAsia" w:ascii="Times New Roman" w:hAnsi="Times New Roman" w:eastAsia="FangSong" w:cs="Times New Roman"/>
-              </w:rPr>
-              <w:t>题</w:t>
+              <w:t xml:space="preserve">北斗学友</w:t>
             </w:r>
           </w:p>
         </w:tc>
@@ -39456,7 +39355,7 @@
               <w:rPr>
                 <w:rFonts w:ascii="Times New Roman" w:hAnsi="Times New Roman" w:eastAsia="Times New Roman" w:cs="Times New Roman"/>
               </w:rPr>
-              <w:t xml:space="preserve">4</w:t>
+              <w:t xml:space="preserve">⭐⭐⭐⭐</w:t>
             </w:r>
           </w:p>
         </w:tc>
@@ -39489,6 +39388,27 @@
                 <w:rFonts w:ascii="Times New Roman" w:hAnsi="Times New Roman" w:eastAsia="Times New Roman" w:cs="Times New Roman"/>
               </w:rPr>
               <w:t xml:space="preserve">7</w:t>
+            </w:r>
+          </w:p>
+        </w:tc>
+        <w:tc>
+          <w:tcPr/>
+          <w:p>
+            <w:pPr>
+              <w:pStyle w:val="Compact"/>
+              <w:jc w:val="center"/>
+            </w:pPr>
+            <w:r>
+              <w:rPr>
+                <w:rFonts w:hint="eastAsia" w:ascii="Times New Roman" w:hAnsi="Times New Roman" w:eastAsia="FangSong" w:cs="Times New Roman"/>
+              </w:rPr>
+              <w:t>玻璃电极测定</w:t>
+            </w:r>
+            <w:r>
+              <w:rPr>
+                <w:rFonts w:hint="eastAsia" w:ascii="Times New Roman" w:hAnsi="Times New Roman" w:eastAsia="Times New Roman" w:cs="Times New Roman"/>
+              </w:rPr>
+              <w:t>pH</w:t>
             </w:r>
           </w:p>
         </w:tc>
@@ -39558,45 +39478,9 @@
             </w:pPr>
             <w:r>
               <w:rPr>
-                <w:rFonts w:ascii="Times New Roman" w:hAnsi="Times New Roman" w:eastAsia="Times New Roman" w:cs="Times New Roman"/>
-              </w:rPr>
-              <w:t xml:space="preserve">2017 </w:t>
-            </w:r>
-            <w:r>
-              <w:rPr>
-                <w:rFonts w:hint="eastAsia" w:ascii="Times New Roman" w:hAnsi="Times New Roman" w:eastAsia="Times New Roman" w:cs="Times New Roman"/>
-              </w:rPr>
-              <w:t>BST4</w:t>
-            </w:r>
-            <w:r>
-              <w:rPr>
                 <w:rFonts w:hint="eastAsia" w:ascii="Times New Roman" w:hAnsi="Times New Roman" w:eastAsia="FangSong" w:cs="Times New Roman"/>
               </w:rPr>
-              <w:t>强化二</w:t>
-            </w:r>
-            <w:r>
-              <w:rPr>
-                <w:rFonts w:ascii="Times New Roman" w:hAnsi="Times New Roman" w:eastAsia="Times New Roman" w:cs="Times New Roman"/>
-              </w:rPr>
-              <w:t xml:space="preserve"> </w:t>
-            </w:r>
-            <w:r>
-              <w:rPr>
-                <w:rFonts w:hint="eastAsia" w:ascii="Times New Roman" w:hAnsi="Times New Roman" w:eastAsia="FangSong" w:cs="Times New Roman"/>
-              </w:rPr>
-              <w:t>第</w:t>
-            </w:r>
-            <w:r>
-              <w:rPr>
-                <w:rFonts w:hint="eastAsia" w:ascii="Times New Roman" w:hAnsi="Times New Roman" w:eastAsia="Times New Roman" w:cs="Times New Roman"/>
-              </w:rPr>
-              <w:t>8</w:t>
-            </w:r>
-            <w:r>
-              <w:rPr>
-                <w:rFonts w:hint="eastAsia" w:ascii="Times New Roman" w:hAnsi="Times New Roman" w:eastAsia="FangSong" w:cs="Times New Roman"/>
-              </w:rPr>
-              <w:t>题</w:t>
+              <w:t xml:space="preserve">北斗学友</w:t>
             </w:r>
           </w:p>
         </w:tc>
@@ -39626,7 +39510,7 @@
               <w:rPr>
                 <w:rFonts w:ascii="Times New Roman" w:hAnsi="Times New Roman" w:eastAsia="Times New Roman" w:cs="Times New Roman"/>
               </w:rPr>
-              <w:t xml:space="preserve">4</w:t>
+              <w:t xml:space="preserve">⭐⭐⭐⭐</w:t>
             </w:r>
           </w:p>
         </w:tc>
@@ -39659,6 +39543,33 @@
                 <w:rFonts w:ascii="Times New Roman" w:hAnsi="Times New Roman" w:eastAsia="Times New Roman" w:cs="Times New Roman"/>
               </w:rPr>
               <w:t xml:space="preserve">8</w:t>
+            </w:r>
+          </w:p>
+        </w:tc>
+        <w:tc>
+          <w:tcPr/>
+          <w:p>
+            <w:pPr>
+              <w:pStyle w:val="Compact"/>
+              <w:jc w:val="center"/>
+            </w:pPr>
+            <w:r>
+              <w:rPr>
+                <w:rFonts w:hint="eastAsia" w:ascii="Times New Roman" w:hAnsi="Times New Roman" w:eastAsia="FangSong" w:cs="Times New Roman"/>
+              </w:rPr>
+              <w:t>过氧草酸钒钾</w:t>
+            </w:r>
+            <w:r>
+              <w:rPr>
+                <w:rFonts w:hint="eastAsia" w:ascii="Times New Roman" w:hAnsi="Times New Roman" w:eastAsia="Times New Roman" w:cs="Times New Roman"/>
+              </w:rPr>
+              <w:t>X</w:t>
+            </w:r>
+            <w:r>
+              <w:rPr>
+                <w:rFonts w:hint="eastAsia" w:ascii="Times New Roman" w:hAnsi="Times New Roman" w:eastAsia="FangSong" w:cs="Times New Roman"/>
+              </w:rPr>
+              <w:t>推断</w:t>
             </w:r>
           </w:p>
         </w:tc>
@@ -39734,45 +39645,9 @@
             </w:pPr>
             <w:r>
               <w:rPr>
-                <w:rFonts w:ascii="Times New Roman" w:hAnsi="Times New Roman" w:eastAsia="Times New Roman" w:cs="Times New Roman"/>
-              </w:rPr>
-              <w:t xml:space="preserve">2015 </w:t>
-            </w:r>
-            <w:r>
-              <w:rPr>
-                <w:rFonts w:hint="eastAsia" w:ascii="Times New Roman" w:hAnsi="Times New Roman" w:eastAsia="Times New Roman" w:cs="Times New Roman"/>
-              </w:rPr>
-              <w:t>BST6</w:t>
-            </w:r>
-            <w:r>
-              <w:rPr>
                 <w:rFonts w:hint="eastAsia" w:ascii="Times New Roman" w:hAnsi="Times New Roman" w:eastAsia="FangSong" w:cs="Times New Roman"/>
               </w:rPr>
-              <w:t>冲刺二</w:t>
-            </w:r>
-            <w:r>
-              <w:rPr>
-                <w:rFonts w:ascii="Times New Roman" w:hAnsi="Times New Roman" w:eastAsia="Times New Roman" w:cs="Times New Roman"/>
-              </w:rPr>
-              <w:t xml:space="preserve"> </w:t>
-            </w:r>
-            <w:r>
-              <w:rPr>
-                <w:rFonts w:hint="eastAsia" w:ascii="Times New Roman" w:hAnsi="Times New Roman" w:eastAsia="FangSong" w:cs="Times New Roman"/>
-              </w:rPr>
-              <w:t>第</w:t>
-            </w:r>
-            <w:r>
-              <w:rPr>
-                <w:rFonts w:hint="eastAsia" w:ascii="Times New Roman" w:hAnsi="Times New Roman" w:eastAsia="Times New Roman" w:cs="Times New Roman"/>
-              </w:rPr>
-              <w:t>5</w:t>
-            </w:r>
-            <w:r>
-              <w:rPr>
-                <w:rFonts w:hint="eastAsia" w:ascii="Times New Roman" w:hAnsi="Times New Roman" w:eastAsia="FangSong" w:cs="Times New Roman"/>
-              </w:rPr>
-              <w:t>题</w:t>
+              <w:t xml:space="preserve">北斗学友</w:t>
             </w:r>
           </w:p>
         </w:tc>
@@ -39802,7 +39677,7 @@
               <w:rPr>
                 <w:rFonts w:ascii="Times New Roman" w:hAnsi="Times New Roman" w:eastAsia="Times New Roman" w:cs="Times New Roman"/>
               </w:rPr>
-              <w:t xml:space="preserve">4</w:t>
+              <w:t xml:space="preserve">⭐⭐⭐⭐</w:t>
             </w:r>
           </w:p>
         </w:tc>
@@ -39835,6 +39710,27 @@
                 <w:rFonts w:ascii="Times New Roman" w:hAnsi="Times New Roman" w:eastAsia="Times New Roman" w:cs="Times New Roman"/>
               </w:rPr>
               <w:t xml:space="preserve">9</w:t>
+            </w:r>
+          </w:p>
+        </w:tc>
+        <w:tc>
+          <w:tcPr/>
+          <w:p>
+            <w:pPr>
+              <w:pStyle w:val="Compact"/>
+              <w:jc w:val="center"/>
+            </w:pPr>
+            <w:r>
+              <w:rPr>
+                <w:rFonts w:hint="eastAsia" w:ascii="Times New Roman" w:hAnsi="Times New Roman" w:eastAsia="Times New Roman" w:cs="Times New Roman"/>
+              </w:rPr>
+              <w:t>NH4HgCl3</w:t>
+            </w:r>
+            <w:r>
+              <w:rPr>
+                <w:rFonts w:hint="eastAsia" w:ascii="Times New Roman" w:hAnsi="Times New Roman" w:eastAsia="FangSong" w:cs="Times New Roman"/>
+              </w:rPr>
+              <w:t>晶体结构</w:t>
             </w:r>
           </w:p>
         </w:tc>
@@ -39898,45 +39794,9 @@
             </w:pPr>
             <w:r>
               <w:rPr>
-                <w:rFonts w:ascii="Times New Roman" w:hAnsi="Times New Roman" w:eastAsia="Times New Roman" w:cs="Times New Roman"/>
-              </w:rPr>
-              <w:t xml:space="preserve">2015 </w:t>
-            </w:r>
-            <w:r>
-              <w:rPr>
-                <w:rFonts w:hint="eastAsia" w:ascii="Times New Roman" w:hAnsi="Times New Roman" w:eastAsia="Times New Roman" w:cs="Times New Roman"/>
-              </w:rPr>
-              <w:t>BST6</w:t>
-            </w:r>
-            <w:r>
-              <w:rPr>
                 <w:rFonts w:hint="eastAsia" w:ascii="Times New Roman" w:hAnsi="Times New Roman" w:eastAsia="FangSong" w:cs="Times New Roman"/>
               </w:rPr>
-              <w:t>冲刺二</w:t>
-            </w:r>
-            <w:r>
-              <w:rPr>
-                <w:rFonts w:ascii="Times New Roman" w:hAnsi="Times New Roman" w:eastAsia="Times New Roman" w:cs="Times New Roman"/>
-              </w:rPr>
-              <w:t xml:space="preserve"> </w:t>
-            </w:r>
-            <w:r>
-              <w:rPr>
-                <w:rFonts w:hint="eastAsia" w:ascii="Times New Roman" w:hAnsi="Times New Roman" w:eastAsia="FangSong" w:cs="Times New Roman"/>
-              </w:rPr>
-              <w:t>第</w:t>
-            </w:r>
-            <w:r>
-              <w:rPr>
-                <w:rFonts w:hint="eastAsia" w:ascii="Times New Roman" w:hAnsi="Times New Roman" w:eastAsia="Times New Roman" w:cs="Times New Roman"/>
-              </w:rPr>
-              <w:t>8</w:t>
-            </w:r>
-            <w:r>
-              <w:rPr>
-                <w:rFonts w:hint="eastAsia" w:ascii="Times New Roman" w:hAnsi="Times New Roman" w:eastAsia="FangSong" w:cs="Times New Roman"/>
-              </w:rPr>
-              <w:t>题</w:t>
+              <w:t xml:space="preserve">北斗学友</w:t>
             </w:r>
           </w:p>
         </w:tc>
@@ -39966,7 +39826,7 @@
               <w:rPr>
                 <w:rFonts w:ascii="Times New Roman" w:hAnsi="Times New Roman" w:eastAsia="Times New Roman" w:cs="Times New Roman"/>
               </w:rPr>
-              <w:t xml:space="preserve">5</w:t>
+              <w:t xml:space="preserve">⭐⭐⭐⭐⭐</w:t>
             </w:r>
           </w:p>
         </w:tc>
@@ -39999,6 +39859,33 @@
                 <w:rFonts w:ascii="Times New Roman" w:hAnsi="Times New Roman" w:eastAsia="Times New Roman" w:cs="Times New Roman"/>
               </w:rPr>
               <w:t xml:space="preserve">10</w:t>
+            </w:r>
+          </w:p>
+        </w:tc>
+        <w:tc>
+          <w:tcPr/>
+          <w:p>
+            <w:pPr>
+              <w:pStyle w:val="Compact"/>
+              <w:jc w:val="center"/>
+            </w:pPr>
+            <w:r>
+              <w:rPr>
+                <w:rFonts w:hint="eastAsia" w:ascii="Times New Roman" w:hAnsi="Times New Roman" w:eastAsia="FangSong" w:cs="Times New Roman"/>
+              </w:rPr>
+              <w:t>金红石与</w:t>
+            </w:r>
+            <w:r>
+              <w:rPr>
+                <w:rFonts w:hint="eastAsia" w:ascii="Times New Roman" w:hAnsi="Times New Roman" w:eastAsia="Times New Roman" w:cs="Times New Roman"/>
+              </w:rPr>
+              <w:t>NiAs</w:t>
+            </w:r>
+            <w:r>
+              <w:rPr>
+                <w:rFonts w:hint="eastAsia" w:ascii="Times New Roman" w:hAnsi="Times New Roman" w:eastAsia="FangSong" w:cs="Times New Roman"/>
+              </w:rPr>
+              <w:t>结构</w:t>
             </w:r>
           </w:p>
         </w:tc>
@@ -40074,45 +39961,9 @@
             </w:pPr>
             <w:r>
               <w:rPr>
-                <w:rFonts w:ascii="Times New Roman" w:hAnsi="Times New Roman" w:eastAsia="Times New Roman" w:cs="Times New Roman"/>
-              </w:rPr>
-              <w:t xml:space="preserve">2015 </w:t>
-            </w:r>
-            <w:r>
-              <w:rPr>
-                <w:rFonts w:hint="eastAsia" w:ascii="Times New Roman" w:hAnsi="Times New Roman" w:eastAsia="Times New Roman" w:cs="Times New Roman"/>
-              </w:rPr>
-              <w:t>BST4</w:t>
-            </w:r>
-            <w:r>
-              <w:rPr>
                 <w:rFonts w:hint="eastAsia" w:ascii="Times New Roman" w:hAnsi="Times New Roman" w:eastAsia="FangSong" w:cs="Times New Roman"/>
               </w:rPr>
-              <w:t>强化一</w:t>
-            </w:r>
-            <w:r>
-              <w:rPr>
-                <w:rFonts w:ascii="Times New Roman" w:hAnsi="Times New Roman" w:eastAsia="Times New Roman" w:cs="Times New Roman"/>
-              </w:rPr>
-              <w:t xml:space="preserve"> </w:t>
-            </w:r>
-            <w:r>
-              <w:rPr>
-                <w:rFonts w:hint="eastAsia" w:ascii="Times New Roman" w:hAnsi="Times New Roman" w:eastAsia="FangSong" w:cs="Times New Roman"/>
-              </w:rPr>
-              <w:t>第</w:t>
-            </w:r>
-            <w:r>
-              <w:rPr>
-                <w:rFonts w:hint="eastAsia" w:ascii="Times New Roman" w:hAnsi="Times New Roman" w:eastAsia="Times New Roman" w:cs="Times New Roman"/>
-              </w:rPr>
-              <w:t>2</w:t>
-            </w:r>
-            <w:r>
-              <w:rPr>
-                <w:rFonts w:hint="eastAsia" w:ascii="Times New Roman" w:hAnsi="Times New Roman" w:eastAsia="FangSong" w:cs="Times New Roman"/>
-              </w:rPr>
-              <w:t>题</w:t>
+              <w:t xml:space="preserve">北斗学友</w:t>
             </w:r>
           </w:p>
         </w:tc>
@@ -40142,7 +39993,7 @@
               <w:rPr>
                 <w:rFonts w:ascii="Times New Roman" w:hAnsi="Times New Roman" w:eastAsia="Times New Roman" w:cs="Times New Roman"/>
               </w:rPr>
-              <w:t xml:space="preserve">5</w:t>
+              <w:t xml:space="preserve">⭐⭐⭐⭐⭐</w:t>
             </w:r>
           </w:p>
         </w:tc>
@@ -40175,6 +40026,21 @@
                 <w:rFonts w:ascii="Times New Roman" w:hAnsi="Times New Roman" w:eastAsia="Times New Roman" w:cs="Times New Roman"/>
               </w:rPr>
               <w:t xml:space="preserve">11</w:t>
+            </w:r>
+          </w:p>
+        </w:tc>
+        <w:tc>
+          <w:tcPr/>
+          <w:p>
+            <w:pPr>
+              <w:pStyle w:val="Compact"/>
+              <w:jc w:val="center"/>
+            </w:pPr>
+            <w:r>
+              <w:rPr>
+                <w:rFonts w:hint="eastAsia" w:ascii="Times New Roman" w:hAnsi="Times New Roman" w:eastAsia="FangSong" w:cs="Times New Roman"/>
+              </w:rPr>
+              <w:t xml:space="preserve">银的氧化物推断</w:t>
             </w:r>
           </w:p>
         </w:tc>
@@ -40238,45 +40104,9 @@
             </w:pPr>
             <w:r>
               <w:rPr>
-                <w:rFonts w:ascii="Times New Roman" w:hAnsi="Times New Roman" w:eastAsia="Times New Roman" w:cs="Times New Roman"/>
-              </w:rPr>
-              <w:t xml:space="preserve">2017 </w:t>
-            </w:r>
-            <w:r>
-              <w:rPr>
-                <w:rFonts w:hint="eastAsia" w:ascii="Times New Roman" w:hAnsi="Times New Roman" w:eastAsia="Times New Roman" w:cs="Times New Roman"/>
-              </w:rPr>
-              <w:t>BST4</w:t>
-            </w:r>
-            <w:r>
-              <w:rPr>
                 <w:rFonts w:hint="eastAsia" w:ascii="Times New Roman" w:hAnsi="Times New Roman" w:eastAsia="FangSong" w:cs="Times New Roman"/>
               </w:rPr>
-              <w:t>强化一</w:t>
-            </w:r>
-            <w:r>
-              <w:rPr>
-                <w:rFonts w:ascii="Times New Roman" w:hAnsi="Times New Roman" w:eastAsia="Times New Roman" w:cs="Times New Roman"/>
-              </w:rPr>
-              <w:t xml:space="preserve"> </w:t>
-            </w:r>
-            <w:r>
-              <w:rPr>
-                <w:rFonts w:hint="eastAsia" w:ascii="Times New Roman" w:hAnsi="Times New Roman" w:eastAsia="FangSong" w:cs="Times New Roman"/>
-              </w:rPr>
-              <w:t>第</w:t>
-            </w:r>
-            <w:r>
-              <w:rPr>
-                <w:rFonts w:hint="eastAsia" w:ascii="Times New Roman" w:hAnsi="Times New Roman" w:eastAsia="Times New Roman" w:cs="Times New Roman"/>
-              </w:rPr>
-              <w:t>5</w:t>
-            </w:r>
-            <w:r>
-              <w:rPr>
-                <w:rFonts w:hint="eastAsia" w:ascii="Times New Roman" w:hAnsi="Times New Roman" w:eastAsia="FangSong" w:cs="Times New Roman"/>
-              </w:rPr>
-              <w:t>题</w:t>
+              <w:t xml:space="preserve">北斗学友</w:t>
             </w:r>
           </w:p>
         </w:tc>
@@ -40306,7 +40136,7 @@
               <w:rPr>
                 <w:rFonts w:ascii="Times New Roman" w:hAnsi="Times New Roman" w:eastAsia="Times New Roman" w:cs="Times New Roman"/>
               </w:rPr>
-              <w:t xml:space="preserve">4</w:t>
+              <w:t xml:space="preserve">⭐⭐⭐⭐</w:t>
             </w:r>
           </w:p>
         </w:tc>
@@ -40339,6 +40169,21 @@
                 <w:rFonts w:ascii="Times New Roman" w:hAnsi="Times New Roman" w:eastAsia="Times New Roman" w:cs="Times New Roman"/>
               </w:rPr>
               <w:t xml:space="preserve">12</w:t>
+            </w:r>
+          </w:p>
+        </w:tc>
+        <w:tc>
+          <w:tcPr/>
+          <w:p>
+            <w:pPr>
+              <w:pStyle w:val="Compact"/>
+              <w:jc w:val="center"/>
+            </w:pPr>
+            <w:r>
+              <w:rPr>
+                <w:rFonts w:hint="eastAsia" w:ascii="Times New Roman" w:hAnsi="Times New Roman" w:eastAsia="FangSong" w:cs="Times New Roman"/>
+              </w:rPr>
+              <w:t xml:space="preserve">碘化镉的层状结构</w:t>
             </w:r>
           </w:p>
         </w:tc>
@@ -40402,45 +40247,9 @@
             </w:pPr>
             <w:r>
               <w:rPr>
-                <w:rFonts w:ascii="Times New Roman" w:hAnsi="Times New Roman" w:eastAsia="Times New Roman" w:cs="Times New Roman"/>
-              </w:rPr>
-              <w:t xml:space="preserve">2019 </w:t>
-            </w:r>
-            <w:r>
-              <w:rPr>
-                <w:rFonts w:hint="eastAsia" w:ascii="Times New Roman" w:hAnsi="Times New Roman" w:eastAsia="Times New Roman" w:cs="Times New Roman"/>
-              </w:rPr>
-              <w:t>BST6</w:t>
-            </w:r>
-            <w:r>
-              <w:rPr>
                 <w:rFonts w:hint="eastAsia" w:ascii="Times New Roman" w:hAnsi="Times New Roman" w:eastAsia="FangSong" w:cs="Times New Roman"/>
               </w:rPr>
-              <w:t>冲刺二</w:t>
-            </w:r>
-            <w:r>
-              <w:rPr>
-                <w:rFonts w:ascii="Times New Roman" w:hAnsi="Times New Roman" w:eastAsia="Times New Roman" w:cs="Times New Roman"/>
-              </w:rPr>
-              <w:t xml:space="preserve"> </w:t>
-            </w:r>
-            <w:r>
-              <w:rPr>
-                <w:rFonts w:hint="eastAsia" w:ascii="Times New Roman" w:hAnsi="Times New Roman" w:eastAsia="FangSong" w:cs="Times New Roman"/>
-              </w:rPr>
-              <w:t>第</w:t>
-            </w:r>
-            <w:r>
-              <w:rPr>
-                <w:rFonts w:hint="eastAsia" w:ascii="Times New Roman" w:hAnsi="Times New Roman" w:eastAsia="Times New Roman" w:cs="Times New Roman"/>
-              </w:rPr>
-              <w:t>4</w:t>
-            </w:r>
-            <w:r>
-              <w:rPr>
-                <w:rFonts w:hint="eastAsia" w:ascii="Times New Roman" w:hAnsi="Times New Roman" w:eastAsia="FangSong" w:cs="Times New Roman"/>
-              </w:rPr>
-              <w:t>题</w:t>
+              <w:t xml:space="preserve">北斗学友</w:t>
             </w:r>
           </w:p>
         </w:tc>
@@ -40470,7 +40279,7 @@
               <w:rPr>
                 <w:rFonts w:ascii="Times New Roman" w:hAnsi="Times New Roman" w:eastAsia="Times New Roman" w:cs="Times New Roman"/>
               </w:rPr>
-              <w:t xml:space="preserve">4</w:t>
+              <w:t xml:space="preserve">⭐⭐⭐⭐</w:t>
             </w:r>
           </w:p>
         </w:tc>
@@ -40503,6 +40312,21 @@
                 <w:rFonts w:ascii="Times New Roman" w:hAnsi="Times New Roman" w:eastAsia="Times New Roman" w:cs="Times New Roman"/>
               </w:rPr>
               <w:t xml:space="preserve">13</w:t>
+            </w:r>
+          </w:p>
+        </w:tc>
+        <w:tc>
+          <w:tcPr/>
+          <w:p>
+            <w:pPr>
+              <w:pStyle w:val="Compact"/>
+              <w:jc w:val="center"/>
+            </w:pPr>
+            <w:r>
+              <w:rPr>
+                <w:rFonts w:hint="eastAsia" w:ascii="Times New Roman" w:hAnsi="Times New Roman" w:eastAsia="FangSong" w:cs="Times New Roman"/>
+              </w:rPr>
+              <w:t xml:space="preserve">银铁羰基配合物</w:t>
             </w:r>
           </w:p>
         </w:tc>
@@ -40566,45 +40390,9 @@
             </w:pPr>
             <w:r>
               <w:rPr>
-                <w:rFonts w:ascii="Times New Roman" w:hAnsi="Times New Roman" w:eastAsia="Times New Roman" w:cs="Times New Roman"/>
-              </w:rPr>
-              <w:t xml:space="preserve">2018 </w:t>
-            </w:r>
-            <w:r>
-              <w:rPr>
-                <w:rFonts w:hint="eastAsia" w:ascii="Times New Roman" w:hAnsi="Times New Roman" w:eastAsia="Times New Roman" w:cs="Times New Roman"/>
-              </w:rPr>
-              <w:t>BST4</w:t>
-            </w:r>
-            <w:r>
-              <w:rPr>
                 <w:rFonts w:hint="eastAsia" w:ascii="Times New Roman" w:hAnsi="Times New Roman" w:eastAsia="FangSong" w:cs="Times New Roman"/>
               </w:rPr>
-              <w:t>强化一</w:t>
-            </w:r>
-            <w:r>
-              <w:rPr>
-                <w:rFonts w:ascii="Times New Roman" w:hAnsi="Times New Roman" w:eastAsia="Times New Roman" w:cs="Times New Roman"/>
-              </w:rPr>
-              <w:t xml:space="preserve"> </w:t>
-            </w:r>
-            <w:r>
-              <w:rPr>
-                <w:rFonts w:hint="eastAsia" w:ascii="Times New Roman" w:hAnsi="Times New Roman" w:eastAsia="FangSong" w:cs="Times New Roman"/>
-              </w:rPr>
-              <w:t>第</w:t>
-            </w:r>
-            <w:r>
-              <w:rPr>
-                <w:rFonts w:hint="eastAsia" w:ascii="Times New Roman" w:hAnsi="Times New Roman" w:eastAsia="Times New Roman" w:cs="Times New Roman"/>
-              </w:rPr>
-              <w:t>4</w:t>
-            </w:r>
-            <w:r>
-              <w:rPr>
-                <w:rFonts w:hint="eastAsia" w:ascii="Times New Roman" w:hAnsi="Times New Roman" w:eastAsia="FangSong" w:cs="Times New Roman"/>
-              </w:rPr>
-              <w:t>题</w:t>
+              <w:t xml:space="preserve">北斗学友</w:t>
             </w:r>
           </w:p>
         </w:tc>
@@ -40634,7 +40422,7 @@
               <w:rPr>
                 <w:rFonts w:ascii="Times New Roman" w:hAnsi="Times New Roman" w:eastAsia="Times New Roman" w:cs="Times New Roman"/>
               </w:rPr>
-              <w:t xml:space="preserve">4</w:t>
+              <w:t xml:space="preserve">⭐⭐⭐⭐</w:t>
             </w:r>
           </w:p>
         </w:tc>
@@ -40667,6 +40455,21 @@
                 <w:rFonts w:ascii="Times New Roman" w:hAnsi="Times New Roman" w:eastAsia="Times New Roman" w:cs="Times New Roman"/>
               </w:rPr>
               <w:t xml:space="preserve">14</w:t>
+            </w:r>
+          </w:p>
+        </w:tc>
+        <w:tc>
+          <w:tcPr/>
+          <w:p>
+            <w:pPr>
+              <w:pStyle w:val="Compact"/>
+              <w:jc w:val="center"/>
+            </w:pPr>
+            <w:r>
+              <w:rPr>
+                <w:rFonts w:hint="eastAsia" w:ascii="Times New Roman" w:hAnsi="Times New Roman" w:eastAsia="FangSong" w:cs="Times New Roman"/>
+              </w:rPr>
+              <w:t xml:space="preserve">蒸汽过程热力学</w:t>
             </w:r>
           </w:p>
         </w:tc>
@@ -40732,31 +40535,7 @@
               <w:rPr>
                 <w:rFonts w:hint="eastAsia" w:ascii="Times New Roman" w:hAnsi="Times New Roman" w:eastAsia="FangSong" w:cs="Times New Roman"/>
               </w:rPr>
-              <w:t xml:space="preserve">模拟试卷二</w:t>
-            </w:r>
-            <w:r>
-              <w:rPr>
-                <w:rFonts w:ascii="Times New Roman" w:hAnsi="Times New Roman" w:eastAsia="Times New Roman" w:cs="Times New Roman"/>
-              </w:rPr>
-              <w:t xml:space="preserve"> </w:t>
-            </w:r>
-            <w:r>
-              <w:rPr>
-                <w:rFonts w:hint="eastAsia" w:ascii="Times New Roman" w:hAnsi="Times New Roman" w:eastAsia="FangSong" w:cs="Times New Roman"/>
-              </w:rPr>
-              <w:t>第</w:t>
-            </w:r>
-            <w:r>
-              <w:rPr>
-                <w:rFonts w:hint="eastAsia" w:ascii="Times New Roman" w:hAnsi="Times New Roman" w:eastAsia="Times New Roman" w:cs="Times New Roman"/>
-              </w:rPr>
-              <w:t>5</w:t>
-            </w:r>
-            <w:r>
-              <w:rPr>
-                <w:rFonts w:hint="eastAsia" w:ascii="Times New Roman" w:hAnsi="Times New Roman" w:eastAsia="FangSong" w:cs="Times New Roman"/>
-              </w:rPr>
-              <w:t>题</w:t>
+              <w:t xml:space="preserve">北斗学友</w:t>
             </w:r>
           </w:p>
         </w:tc>
@@ -40786,7 +40565,7 @@
               <w:rPr>
                 <w:rFonts w:ascii="Times New Roman" w:hAnsi="Times New Roman" w:eastAsia="Times New Roman" w:cs="Times New Roman"/>
               </w:rPr>
-              <w:t xml:space="preserve">4</w:t>
+              <w:t xml:space="preserve">⭐⭐⭐⭐</w:t>
             </w:r>
           </w:p>
         </w:tc>
@@ -40819,6 +40598,21 @@
                 <w:rFonts w:ascii="Times New Roman" w:hAnsi="Times New Roman" w:eastAsia="Times New Roman" w:cs="Times New Roman"/>
               </w:rPr>
               <w:t xml:space="preserve">15</w:t>
+            </w:r>
+          </w:p>
+        </w:tc>
+        <w:tc>
+          <w:tcPr/>
+          <w:p>
+            <w:pPr>
+              <w:pStyle w:val="Compact"/>
+              <w:jc w:val="center"/>
+            </w:pPr>
+            <w:r>
+              <w:rPr>
+                <w:rFonts w:hint="eastAsia" w:ascii="Times New Roman" w:hAnsi="Times New Roman" w:eastAsia="FangSong" w:cs="Times New Roman"/>
+              </w:rPr>
+              <w:t xml:space="preserve">氧化银的分解反应热力学</w:t>
             </w:r>
           </w:p>
         </w:tc>
@@ -40884,31 +40678,7 @@
               <w:rPr>
                 <w:rFonts w:hint="eastAsia" w:ascii="Times New Roman" w:hAnsi="Times New Roman" w:eastAsia="FangSong" w:cs="Times New Roman"/>
               </w:rPr>
-              <w:t xml:space="preserve">模拟试卷三</w:t>
-            </w:r>
-            <w:r>
-              <w:rPr>
-                <w:rFonts w:ascii="Times New Roman" w:hAnsi="Times New Roman" w:eastAsia="Times New Roman" w:cs="Times New Roman"/>
-              </w:rPr>
-              <w:t xml:space="preserve"> </w:t>
-            </w:r>
-            <w:r>
-              <w:rPr>
-                <w:rFonts w:hint="eastAsia" w:ascii="Times New Roman" w:hAnsi="Times New Roman" w:eastAsia="FangSong" w:cs="Times New Roman"/>
-              </w:rPr>
-              <w:t>第</w:t>
-            </w:r>
-            <w:r>
-              <w:rPr>
-                <w:rFonts w:hint="eastAsia" w:ascii="Times New Roman" w:hAnsi="Times New Roman" w:eastAsia="Times New Roman" w:cs="Times New Roman"/>
-              </w:rPr>
-              <w:t>8</w:t>
-            </w:r>
-            <w:r>
-              <w:rPr>
-                <w:rFonts w:hint="eastAsia" w:ascii="Times New Roman" w:hAnsi="Times New Roman" w:eastAsia="FangSong" w:cs="Times New Roman"/>
-              </w:rPr>
-              <w:t>题</w:t>
+              <w:t xml:space="preserve">北斗学友</w:t>
             </w:r>
           </w:p>
         </w:tc>
@@ -40938,7 +40708,7 @@
               <w:rPr>
                 <w:rFonts w:ascii="Times New Roman" w:hAnsi="Times New Roman" w:eastAsia="Times New Roman" w:cs="Times New Roman"/>
               </w:rPr>
-              <w:t xml:space="preserve">4</w:t>
+              <w:t xml:space="preserve">⭐⭐⭐⭐</w:t>
             </w:r>
           </w:p>
         </w:tc>
@@ -40971,6 +40741,21 @@
                 <w:rFonts w:ascii="Times New Roman" w:hAnsi="Times New Roman" w:eastAsia="Times New Roman" w:cs="Times New Roman"/>
               </w:rPr>
               <w:t xml:space="preserve">16</w:t>
+            </w:r>
+          </w:p>
+        </w:tc>
+        <w:tc>
+          <w:tcPr/>
+          <w:p>
+            <w:pPr>
+              <w:pStyle w:val="Compact"/>
+              <w:jc w:val="center"/>
+            </w:pPr>
+            <w:r>
+              <w:rPr>
+                <w:rFonts w:hint="eastAsia" w:ascii="Times New Roman" w:hAnsi="Times New Roman" w:eastAsia="FangSong" w:cs="Times New Roman"/>
+              </w:rPr>
+              <w:t xml:space="preserve">沉淀溶解平衡计算</w:t>
             </w:r>
           </w:p>
         </w:tc>
@@ -41034,45 +40819,9 @@
             </w:pPr>
             <w:r>
               <w:rPr>
-                <w:rFonts w:ascii="Times New Roman" w:hAnsi="Times New Roman" w:eastAsia="Times New Roman" w:cs="Times New Roman"/>
-              </w:rPr>
-              <w:t xml:space="preserve">2017 </w:t>
-            </w:r>
-            <w:r>
-              <w:rPr>
-                <w:rFonts w:hint="eastAsia" w:ascii="Times New Roman" w:hAnsi="Times New Roman" w:eastAsia="Times New Roman" w:cs="Times New Roman"/>
-              </w:rPr>
-              <w:t>BST6</w:t>
-            </w:r>
-            <w:r>
-              <w:rPr>
                 <w:rFonts w:hint="eastAsia" w:ascii="Times New Roman" w:hAnsi="Times New Roman" w:eastAsia="FangSong" w:cs="Times New Roman"/>
               </w:rPr>
-              <w:t>冲刺一</w:t>
-            </w:r>
-            <w:r>
-              <w:rPr>
-                <w:rFonts w:ascii="Times New Roman" w:hAnsi="Times New Roman" w:eastAsia="Times New Roman" w:cs="Times New Roman"/>
-              </w:rPr>
-              <w:t xml:space="preserve"> </w:t>
-            </w:r>
-            <w:r>
-              <w:rPr>
-                <w:rFonts w:hint="eastAsia" w:ascii="Times New Roman" w:hAnsi="Times New Roman" w:eastAsia="FangSong" w:cs="Times New Roman"/>
-              </w:rPr>
-              <w:t>第</w:t>
-            </w:r>
-            <w:r>
-              <w:rPr>
-                <w:rFonts w:hint="eastAsia" w:ascii="Times New Roman" w:hAnsi="Times New Roman" w:eastAsia="Times New Roman" w:cs="Times New Roman"/>
-              </w:rPr>
-              <w:t>6</w:t>
-            </w:r>
-            <w:r>
-              <w:rPr>
-                <w:rFonts w:hint="eastAsia" w:ascii="Times New Roman" w:hAnsi="Times New Roman" w:eastAsia="FangSong" w:cs="Times New Roman"/>
-              </w:rPr>
-              <w:t>题</w:t>
+              <w:t xml:space="preserve">北斗学友</w:t>
             </w:r>
           </w:p>
         </w:tc>
@@ -41102,7 +40851,7 @@
               <w:rPr>
                 <w:rFonts w:ascii="Times New Roman" w:hAnsi="Times New Roman" w:eastAsia="Times New Roman" w:cs="Times New Roman"/>
               </w:rPr>
-              <w:t xml:space="preserve">4</w:t>
+              <w:t xml:space="preserve">⭐⭐⭐⭐</w:t>
             </w:r>
           </w:p>
         </w:tc>

--- a/00-首页/题组Word/初赛模拟卷/初赛模拟卷V（非有机·答案版）.docx
+++ b/00-首页/题组Word/初赛模拟卷/初赛模拟卷V（非有机·答案版）.docx
@@ -38320,7 +38320,7 @@
     <w:tbl>
       <w:tblPr>
         <w:tblStyle w:val="Table"/>
-        <w:tblW w:type="pct" w:w="5000"/>
+        <w:tblW w:type="dxa" w:w="9411"/>
         <w:tblLayout w:type="fixed"/>
         <w:tblLook w:firstRow="1" w:lastRow="0" w:firstColumn="0" w:lastColumn="0" w:noHBand="0" w:noVBand="0" w:val="0020"/>
         <w:jc w:val="center"/>
@@ -38334,13 +38334,13 @@
         </w:tblBorders>
       </w:tblPr>
       <w:tblGrid>
-        <w:gridCol w:w="1277"/>
-        <w:gridCol w:w="766"/>
-        <w:gridCol w:w="766"/>
-        <w:gridCol w:w="1277"/>
-        <w:gridCol w:w="1277"/>
-        <w:gridCol w:w="1277"/>
-        <w:gridCol w:w="1277"/>
+        <w:gridCol w:w="737"/>
+        <w:gridCol w:w="2275"/>
+        <w:gridCol w:w="3061"/>
+        <w:gridCol w:w="729"/>
+        <w:gridCol w:w="963"/>
+        <w:gridCol w:w="992"/>
+        <w:gridCol w:w="651"/>
       </w:tblGrid>
       <w:tr>
         <w:trPr>
